--- a/TheCProgrammingLanguage.docx
+++ b/TheCProgrammingLanguage.docx
@@ -44,7 +44,54 @@
         <w:rPr>
           <w:rFonts w:cs="Calibri"/>
         </w:rPr>
-        <w:t xml:space="preserve">This guide will cover the C programming language written by Dennis Ritchie. It assumes you are already familiar with a programming language or two and will not go into detail on basics like functions or data types. That is not to say this guide won't explain these things at all, but it assumes you are familiar with the core concepts. You should also have an intermediate understanding of UNIX or GNU/Linux as Unix was written entirely in C and shares a lot in common with it. Without further ado, allow us to delve into arguably the most significant programming language of all time. </w:t>
+        <w:t xml:space="preserve">This guide will cover the C programming language, </w:t>
+      </w:r>
+      <w:r>
+        <w:rPr>
+          <w:rFonts w:cs="Calibri"/>
+        </w:rPr>
+        <w:t>created</w:t>
+      </w:r>
+      <w:r>
+        <w:rPr>
+          <w:rFonts w:cs="Calibri"/>
+        </w:rPr>
+        <w:t xml:space="preserve"> by Dennis Ritchie </w:t>
+      </w:r>
+      <w:r>
+        <w:rPr>
+          <w:rFonts w:cs="Calibri"/>
+        </w:rPr>
+        <w:t xml:space="preserve">and </w:t>
+      </w:r>
+      <w:r>
+        <w:rPr>
+          <w:rFonts w:cs="Calibri"/>
+        </w:rPr>
+        <w:t>Brian Kernigan</w:t>
+      </w:r>
+      <w:r>
+        <w:rPr>
+          <w:rFonts w:cs="Calibri"/>
+        </w:rPr>
+        <w:t xml:space="preserve">. It assumes you are already familiar with a programming language or two and will not go into detail on basics like functions or data types. That is not to say this guide won't explain these things at all, but it assumes you are familiar with the core concepts. </w:t>
+      </w:r>
+      <w:r>
+        <w:rPr>
+          <w:rFonts w:eastAsia="Calibri" w:cs="Calibri" w:eastAsiaTheme="minorHAnsi"/>
+          <w:color w:val="auto"/>
+          <w:kern w:val="0"/>
+          <w:sz w:val="22"/>
+          <w:szCs w:val="22"/>
+          <w:lang w:val="en-CA" w:eastAsia="en-US" w:bidi="ar-SA"/>
+        </w:rPr>
+        <w:t xml:space="preserve">It would also be an asset to </w:t>
+      </w:r>
+      <w:r>
+        <w:rPr>
+          <w:rFonts w:cs="Calibri"/>
+        </w:rPr>
+        <w:t xml:space="preserve">have an intermediate understanding of UNIX or GNU/Linux as Unix was written entirely in C and shares a lot in common with it. Without further ado, allow us to delve into arguably the most significant programming language of all time. </w:t>
       </w:r>
     </w:p>
     <w:p>
@@ -261,7 +308,7 @@
         <w:rPr>
           <w:rFonts w:cs="Calibri"/>
         </w:rPr>
-        <w:t xml:space="preserve">In other words, for us to be able to use the stdio.h file in our code, we must have the libc/glibc library installed on our pc. Virtually all computers will have this library by default, but for libraries which are not installed, you may install them with your package manager (on Linux) or online as an archive, and then copy them to /usr/lib/ in order for the library to be visible for all users on the system. To “include” (essentially import if you are familiar with Java or python) a .h file in our code, the keyword ‘include’ is used in conjunction with the special symbol # which we’ll go into more detail on later. For example: #include &lt;stdio.h&gt; where the &lt;&gt; braces signify that the library either exists in /usr/lib or /lib. The main function in C is aptly named ‘main’ and the compiler expects this function to exist. Similar to Java, we must declare the return type of each function. main() should return an int indicating the exit status of the program. It is good practice to return 0 at the end of main, as it should never throw any errors. </w:t>
+        <w:t xml:space="preserve">In other words, for us to be able to use the stdio.h file in our code, we must have the libc/glibc library installed on our pc. Virtually all computers will have this library by default, but for libraries which are not installed, you may install them with your package manager (on Linux) or online as an archive, and then copy them to /usr/lib/ in order for the library to be visible for all users on the system. To “include” (essentially import if you are familiar with Java or python) a .h file in our code, the keyword ‘include’ is used in conjunction with the special symbol ‘#’ which we’ll go into more detail on later. For example: #include &lt;stdio.h&gt; where the &lt;&gt; braces signify that the library either exists in /usr/lib or /lib. The main function in C is aptly named ‘main’ and the compiler expects this function to exist. Similar to Java, we must declare the return type of each function. main() should return an int indicating the exit status of the program. It is good practice to return 0 at the end of main, as it should never throw any errors. </w:t>
       </w:r>
     </w:p>
     <w:p>
@@ -321,7 +368,24 @@
         <w:rPr>
           <w:rFonts w:cs="Calibri"/>
         </w:rPr>
-        <w:t>Data types in C are sort of strange, but you must understand that a primitive programming language will have primitive datatypes. For example, Strings do exist as their own unique data type (since you should know it is an object/reference type ie. non-primitive), char is part of the integer family since C reads chars by their decimal ASCII value, Boolean doesn't exist since 1 and 0 are sufficient for true and false respectively (though enums exist for assigning a continuous set of integers to multiple variables), arrays are viewed as a collection of variables of the same type residing next to each other in memory (contiguously), void exists, pointers are something nearly all languages use under the hood but they are most prominent in C, function return types exist, structure types exist (sort of like an object but not identical) and union types exist. We will look at all of these in time. C places a large emphasis on integer types and pointers since they are capable of accomplishing most tasks. By default, integer types (aside from char) are signed but also have unsigned counterparts. Here is a table describing the storage size and value range of each integer type.</w:t>
+        <w:t xml:space="preserve">Data types in C are sort of strange, but you must understand that a primitive programming language will have primitive datatypes. For example, Strings do exist as their own unique data type (since you should know it is an object/reference type ie. non-primitive), char is part of the integer family since C reads chars by their decimal ASCII value, Boolean doesn't exist since 1 and 0 are sufficient for true and false respectively (though enums exist for assigning a continuous set of integers to multiple variables), arrays are viewed as a collection of variables of the same type residing next to each other in memory (contiguously), void exists, pointers are something nearly all languages use under the hood but they are most prominent in C, function </w:t>
+      </w:r>
+      <w:r>
+        <w:rPr>
+          <w:rFonts w:eastAsia="Calibri" w:cs="Calibri" w:eastAsiaTheme="minorHAnsi"/>
+          <w:color w:val="auto"/>
+          <w:kern w:val="0"/>
+          <w:sz w:val="22"/>
+          <w:szCs w:val="22"/>
+          <w:lang w:val="en-CA" w:eastAsia="en-US" w:bidi="ar-SA"/>
+        </w:rPr>
+        <w:t>pointers make an appearance</w:t>
+      </w:r>
+      <w:r>
+        <w:rPr>
+          <w:rFonts w:cs="Calibri"/>
+        </w:rPr>
+        <w:t>, structure types exist (sort of like an object but not identical) and union types exist. We will look at all of these in time. C places a large emphasis on integer types and pointers since they are capable of accomplishing most tasks. By default, integer types (aside from char) are signed but also have unsigned counterparts. Here is a table describing the storage size and value range of each integer type.</w:t>
       </w:r>
     </w:p>
     <w:p>
@@ -409,7 +473,19 @@
         <w:rPr>
           <w:rFonts w:cs="Calibri"/>
         </w:rPr>
-        <w:t xml:space="preserve">In professional C code, you will often see explicit declarations for signed and unsigned, and this is because a lot of these values are platform dependant. When no keyword is given, the variable is always implicitly signed. On the other hand, unsigned variables should always be declared as unsigned (please note that certain floating-point integers must be signed, such as float or double, but not long). Another side note about C that we will look into later is that char variables are really just unsigned integer values (0 - 255) which have corresponding ascii symbols. For this reason, a char can be represented with the int type and vice versa. Typically, it is recommended to use char to refer to a character literal and int to refer to an integer literal, however, casting between the two is a common occurrence in C when we deal with character manipulation so keep that in mind. </w:t>
+        <w:t>In professional C code, you will often see explicit declarations for signed and unsigned, and this is because a lot of these values are platform depend</w:t>
+      </w:r>
+      <w:r>
+        <w:rPr>
+          <w:rFonts w:cs="Calibri"/>
+        </w:rPr>
+        <w:t>e</w:t>
+      </w:r>
+      <w:r>
+        <w:rPr>
+          <w:rFonts w:cs="Calibri"/>
+        </w:rPr>
+        <w:t xml:space="preserve">nt. When no keyword is given, the variable is always implicitly signed. On the other hand, unsigned variables should always be declared as unsigned (please note that floating-point integers must be signed, such as float or double). Another side note about C that we will look into later is that char variables are really just unsigned integer values (0 - 255) which have corresponding ascii symbols. For this reason, a char can be represented with the int type and vice versa. Typically, it is recommended to use char to refer to a character literal and int to refer to an integer literal, however, casting between the two is a common occurrence in C when we deal with character manipulation so keep that in mind. </w:t>
       </w:r>
     </w:p>
     <w:p>
@@ -483,7 +559,19 @@
         <w:rPr>
           <w:rFonts w:cs="Calibri"/>
         </w:rPr>
-        <w:t xml:space="preserve"> amount of arguments. This means that the compiler will successfully compile without any warnings if you pass an argument to a function that does not have void as it’s parameter. Functions that do use parameters should have their parameter's datatype defined in the braces, as you would in Java. One last note is that function overriding is not something that exits in C, as it is not an OOP language and polymorphism was not a consideration. In other words, every function must have a unique name (although there are ways of mimicking function overloading which we will discuss later).</w:t>
+        <w:t xml:space="preserve"> amount of arguments. This means that the compiler will successfully compile without any warnings if you pass an argument to a function that does not have void as it’s parameter </w:t>
+      </w:r>
+      <w:r>
+        <w:rPr>
+          <w:rFonts w:cs="Calibri"/>
+        </w:rPr>
+        <w:t>which can be dangerous</w:t>
+      </w:r>
+      <w:r>
+        <w:rPr>
+          <w:rFonts w:cs="Calibri"/>
+        </w:rPr>
+        <w:t>. Functions that do use parameters should have their parameter's datatype defined in the braces, as you would in Java. One last note is that function overriding is not something that exits in C, as it is not an OOP language and polymorphism was not a consideration. In other words, every function must have a unique name (although there are ways of mimicking function overloading which we will discuss later).</w:t>
       </w:r>
     </w:p>
     <w:p>
@@ -558,6 +646,18 @@
         </w:rPr>
         <w:t>Octal: Begins with 0 and must be a valid octal digit</w:t>
       </w:r>
+      <w:r>
+        <w:rPr>
+          <w:rFonts w:cs="Calibri"/>
+        </w:rPr>
+        <w:t xml:space="preserve"> </w:t>
+      </w:r>
+      <w:r>
+        <w:rPr>
+          <w:rFonts w:cs="Calibri"/>
+        </w:rPr>
+        <w:t>ex. 0777</w:t>
+      </w:r>
     </w:p>
     <w:p>
       <w:pPr>
@@ -572,6 +672,18 @@
         </w:rPr>
         <w:t>Hexadecimal: begin with 0x or 0X</w:t>
       </w:r>
+      <w:r>
+        <w:rPr>
+          <w:rFonts w:cs="Calibri"/>
+        </w:rPr>
+        <w:t xml:space="preserve"> </w:t>
+      </w:r>
+      <w:r>
+        <w:rPr>
+          <w:rFonts w:cs="Calibri"/>
+        </w:rPr>
+        <w:t>ex. 0xFF</w:t>
+      </w:r>
     </w:p>
     <w:p>
       <w:pPr>
@@ -586,32 +698,73 @@
         </w:rPr>
         <w:t>Unsigned int: Ends in u</w:t>
       </w:r>
-    </w:p>
-    <w:p>
-      <w:pPr>
-        <w:pStyle w:val="Normal"/>
-        <w:rPr>
-          <w:rFonts w:ascii="Calibri" w:hAnsi="Calibri" w:cs="Calibri"/>
-        </w:rPr>
-      </w:pPr>
-      <w:r>
-        <w:rPr>
-          <w:rFonts w:cs="Calibri"/>
-        </w:rPr>
-      </w:r>
-    </w:p>
-    <w:p>
-      <w:pPr>
-        <w:pStyle w:val="Normal"/>
-        <w:rPr>
-          <w:rFonts w:ascii="Calibri" w:hAnsi="Calibri" w:cs="Calibri"/>
-        </w:rPr>
-      </w:pPr>
-      <w:r>
-        <w:rPr>
-          <w:rFonts w:cs="Calibri"/>
-        </w:rPr>
-        <w:t xml:space="preserve">Note that unfortunately there are no binary literals. There are ways of mimicking binary values in C, but because there are varying methods, and because they are not real data types in C, I will let you look those up if you require their use. </w:t>
+      <w:r>
+        <w:rPr>
+          <w:rFonts w:cs="Calibri"/>
+        </w:rPr>
+        <w:t xml:space="preserve"> </w:t>
+      </w:r>
+      <w:r>
+        <w:rPr>
+          <w:rFonts w:cs="Calibri"/>
+        </w:rPr>
+        <w:t>ex. 255u</w:t>
+      </w:r>
+    </w:p>
+    <w:p>
+      <w:pPr>
+        <w:pStyle w:val="Normal"/>
+        <w:rPr>
+          <w:rFonts w:ascii="Calibri" w:hAnsi="Calibri" w:cs="Calibri"/>
+        </w:rPr>
+      </w:pPr>
+      <w:r>
+        <w:rPr>
+          <w:rFonts w:cs="Calibri"/>
+        </w:rPr>
+      </w:r>
+    </w:p>
+    <w:p>
+      <w:pPr>
+        <w:pStyle w:val="Normal"/>
+        <w:rPr>
+          <w:rFonts w:ascii="Calibri" w:hAnsi="Calibri" w:cs="Calibri"/>
+        </w:rPr>
+      </w:pPr>
+      <w:r>
+        <w:rPr>
+          <w:rFonts w:cs="Calibri"/>
+        </w:rPr>
+        <w:t xml:space="preserve">Note that unfortunately there are no binary literals. </w:t>
+      </w:r>
+      <w:r>
+        <w:rPr>
+          <w:rFonts w:eastAsia="Calibri" w:cs="Calibri" w:eastAsiaTheme="minorHAnsi"/>
+          <w:color w:val="auto"/>
+          <w:kern w:val="0"/>
+          <w:sz w:val="22"/>
+          <w:szCs w:val="22"/>
+          <w:lang w:val="en-CA" w:eastAsia="en-US" w:bidi="ar-SA"/>
+        </w:rPr>
+        <w:t>The common way to mimic a binary number is either to use hexidecimal values, or you may often see an unsigned char being used</w:t>
+      </w:r>
+      <w:r>
+        <w:rPr>
+          <w:rFonts w:cs="Calibri"/>
+        </w:rPr>
+        <w:t xml:space="preserve">. </w:t>
+      </w:r>
+      <w:r>
+        <w:rPr>
+          <w:rFonts w:cs="Calibri"/>
+        </w:rPr>
+        <w:t>The reason for using unsigned char is that they are nearly always 1 byte (though there are exeptions) and can represent the same range of values as a binary byte. The unfortunate thing about both of these methods is that we can’t actually create a binary literal eg. something like 0b00001111; Instead, this would need to be written as unsigned char byte = 15;</w:t>
+      </w:r>
+      <w:r>
+        <w:rPr>
+          <w:rFonts w:cs="Calibri"/>
+        </w:rPr>
+        <w:t xml:space="preserve"> </w:t>
       </w:r>
     </w:p>
     <w:p>
@@ -698,7 +851,25 @@
         <w:rPr>
           <w:rFonts w:cs="Calibri"/>
         </w:rPr>
-        <w:t>Long: Ends in l</w:t>
+        <w:t xml:space="preserve">Long: Ends in l </w:t>
+      </w:r>
+      <w:r>
+        <w:rPr>
+          <w:rFonts w:cs="Calibri"/>
+        </w:rPr>
+        <w:t>or L</w:t>
+      </w:r>
+      <w:r>
+        <w:rPr>
+          <w:rFonts w:cs="Calibri"/>
+        </w:rPr>
+        <w:t xml:space="preserve"> </w:t>
+      </w:r>
+      <w:r>
+        <w:rPr>
+          <w:rFonts w:cs="Calibri"/>
+        </w:rPr>
+        <w:t>ex. 1043598345L</w:t>
       </w:r>
     </w:p>
     <w:p>
@@ -713,6 +884,18 @@
           <w:rFonts w:cs="Calibri"/>
         </w:rPr>
         <w:t>Unsigned long: Ends in ul</w:t>
+      </w:r>
+      <w:r>
+        <w:rPr>
+          <w:rFonts w:cs="Calibri"/>
+        </w:rPr>
+        <w:t xml:space="preserve"> </w:t>
+      </w:r>
+      <w:r>
+        <w:rPr>
+          <w:rFonts w:cs="Calibri"/>
+        </w:rPr>
+        <w:t>ex. 2344356456ul</w:t>
       </w:r>
     </w:p>
     <w:p>
@@ -786,7 +969,36 @@
         <w:rPr>
           <w:rFonts w:cs="Calibri"/>
         </w:rPr>
-        <w:t xml:space="preserve">but are ran before the program is actually compiled. #define is one such preprocessor directive which are used for defining macros, as I already stated. Macros can be thought of as a general purpose name given to either a value (akin to a variable), or to a lambda function (a tiny throw away function). This is useful for say, booleans. Macros should be written in capital letters by convension, the assignment operator is </w:t>
+        <w:t>but are ran before the program is actually compiled. #define is one such preprocessor directive which are used for defining macros, as I already stated. Macros can be thought of as a general purpose name given to either a value (akin to a variable), or to a lambda function (</w:t>
+      </w:r>
+      <w:r>
+        <w:rPr>
+          <w:rFonts w:eastAsia="Calibri" w:cs="Calibri" w:eastAsiaTheme="minorHAnsi"/>
+          <w:color w:val="auto"/>
+          <w:kern w:val="0"/>
+          <w:sz w:val="22"/>
+          <w:szCs w:val="22"/>
+          <w:lang w:val="en-CA" w:eastAsia="en-US" w:bidi="ar-SA"/>
+        </w:rPr>
+        <w:t>small one line functions</w:t>
+      </w:r>
+      <w:r>
+        <w:rPr>
+          <w:rFonts w:cs="Calibri"/>
+        </w:rPr>
+        <w:t>). This is useful for say, booleans. Macros should be written in capital letters by conven</w:t>
+      </w:r>
+      <w:r>
+        <w:rPr>
+          <w:rFonts w:cs="Calibri"/>
+        </w:rPr>
+        <w:t>t</w:t>
+      </w:r>
+      <w:r>
+        <w:rPr>
+          <w:rFonts w:cs="Calibri"/>
+        </w:rPr>
+        <w:t xml:space="preserve">ion, the assignment operator is </w:t>
       </w:r>
       <w:r>
         <w:rPr>
@@ -800,7 +1012,24 @@
         <w:rPr>
           <w:rFonts w:cs="Calibri"/>
         </w:rPr>
-        <w:t xml:space="preserve"> discouraged (=), and you should not use a semi-colon to end the statement since macros are normally limited to one line ex. #define TRUE 1. In order to have multi-line macros, we use a backslash ‘\’ at the end of the line before going to the next. Multiline macros would apply to the lambda functions which I discussed earlier. There are </w:t>
+        <w:t xml:space="preserve"> discouraged (=), and you should not use a semi-colon to end the statement since macros are normally limited to one line ex. #define TRUE 1. In order to have multi-line macros, we use a backslash ‘\’ at the end of the line before going to the next. Multiline macros </w:t>
+      </w:r>
+      <w:r>
+        <w:rPr>
+          <w:rFonts w:eastAsia="Calibri" w:cs="Calibri" w:eastAsiaTheme="minorHAnsi"/>
+          <w:color w:val="auto"/>
+          <w:kern w:val="0"/>
+          <w:sz w:val="22"/>
+          <w:szCs w:val="22"/>
+          <w:lang w:val="en-CA" w:eastAsia="en-US" w:bidi="ar-SA"/>
+        </w:rPr>
+        <w:t>could</w:t>
+      </w:r>
+      <w:r>
+        <w:rPr>
+          <w:rFonts w:cs="Calibri"/>
+        </w:rPr>
+        <w:t xml:space="preserve"> apply to the lambda functions which I discussed earlier. There are </w:t>
       </w:r>
       <w:r>
         <w:rPr>
@@ -828,7 +1057,47 @@
         <w:rPr>
           <w:rFonts w:cs="Calibri"/>
         </w:rPr>
-        <w:t>, and this sort of the case for all operating systems (for example, Windows has environment variables which serve the same purpose as macros). The most commonly used system macro in Linux is NULL, which represents 0. Because NULL is a macro, it is always capitalized, and writing it as ‘null’ is an error (unlike Java where null is not a macro and can thus is case-insensitive). If you are familiar with languages like JavaScript or Python, you probably know that const refers to a variable which is unable to be altered. This is also similar to the final keyword in Java. You may also use the word const in C, however this raises much confusion for new C programmers, as they tend to question what the difference between macros and const variables is. There are 3 primary differences between a macro and const: Firstly, the constant variable will have a datatype, whereas macros are interpreted during recompilation, and are therefor dynamically typed. Secondly, constants reserve a location in memory, whereas macros are local literals ie. they don’t take any memory space as they are expanded during runtime. Finally, executing code libraries can potentially change the value of a constant at runtime even though they should not be updated. This is why, for example, you cannot define an array with a constant int as it’s length. const is generally preferred over macros though macros exist for a reason, so don’t completely disregard them. When it comes to using macros as functions, things get extremely messy, which is why they can only practically serve as lambda functions, and not full-blown functions with complex logic. Since all variables passed through a macro function are expanded at runtime, this leads to arithmetic errors. To prevent this we enclose everything in brackets, however, the more variables and logic that you introduce, the more brackets you bring in, hence the messiness. I will not provide examples here, as if you really need to use macros as functions, there are much better explanations elsewhere; but I did feel that it was important to bring them up as you will see them whilst reading other people’s code.</w:t>
+        <w:t xml:space="preserve">, and this sort of the case for all operating systems (for example, Windows has environment variables which serve the same purpose as macros). The most commonly used system macro in Linux is NULL, which represents 0. Because NULL is a macro, it is always capitalized, and writing it as ‘null’ is an error (unlike Java where null is not a macro and can thus is case-insensitive). If you are familiar with languages like JavaScript or Python, you probably know that const refers to a variable which is unable to be altered. This is also similar to the final keyword in Java. You may also use the word const in C, however this raises much confusion for new C programmers, as they tend to question what the difference between macros and const variables is. There are 3 primary differences between a macro and const: Firstly, the constant variable will have a datatype, whereas macros are interpreted during recompilation, and </w:t>
+      </w:r>
+      <w:r>
+        <w:rPr>
+          <w:rFonts w:eastAsia="Calibri" w:cs="Calibri" w:eastAsiaTheme="minorHAnsi"/>
+          <w:color w:val="auto"/>
+          <w:kern w:val="0"/>
+          <w:sz w:val="22"/>
+          <w:szCs w:val="22"/>
+          <w:lang w:val="en-CA" w:eastAsia="en-US" w:bidi="ar-SA"/>
+        </w:rPr>
+        <w:t>therefore do not have a data type</w:t>
+      </w:r>
+      <w:r>
+        <w:rPr>
+          <w:rFonts w:cs="Calibri"/>
+        </w:rPr>
+        <w:t xml:space="preserve">. Secondly, constants reserve a location in memory, whereas macros are local literals ie. they don’t take any memory space as they are expanded during runtime. Finally, executing code libraries can potentially change the value of a constant at runtime even though they should not be updated. This is why, for example, you cannot define an array with a constant int as it’s length. const is generally preferred over macros though macros exist for a reason, so don’t completely disregard them. When it comes to using macros as functions, things get extremely messy, which is why they can only practically serve as lambda functions, and not full-blown functions with complex logic. Since all variables passed through a macro function are expanded at runtime, this leads to arithmetic errors. To prevent this we enclose everything in brackets, however, the more variables and logic that you introduce, the more brackets you bring in, hence the messiness. I will not provide examples here, as if you really need to use macros as functions, there are much better explanations elsewhere; but I did feel that it was important to bring them up as </w:t>
+      </w:r>
+      <w:r>
+        <w:rPr>
+          <w:rFonts w:eastAsia="Calibri" w:cs="Calibri" w:eastAsiaTheme="minorHAnsi"/>
+          <w:color w:val="auto"/>
+          <w:kern w:val="0"/>
+          <w:sz w:val="22"/>
+          <w:szCs w:val="22"/>
+          <w:lang w:val="en-CA" w:eastAsia="en-US" w:bidi="ar-SA"/>
+        </w:rPr>
+        <w:t>you should not really be using them as a beginner C programmer</w:t>
+      </w:r>
+      <w:r>
+        <w:rPr>
+          <w:rFonts w:cs="Calibri"/>
+        </w:rPr>
+        <w:t xml:space="preserve">. </w:t>
+      </w:r>
+      <w:r>
+        <w:rPr>
+          <w:rFonts w:cs="Calibri"/>
+        </w:rPr>
+        <w:t>As you read other peoples code, you may eventually become familiar with what constitutes as an appropriate time to use macros as lambda functions, but for now, they are not required so stray away.</w:t>
       </w:r>
     </w:p>
     <w:p>
@@ -958,7 +1227,31 @@
         <w:rPr>
           <w:rFonts w:cs="Calibri"/>
         </w:rPr>
-        <w:t xml:space="preserve">. Don’t take these for granted, it is important that you understand when it is appropriate to use these keywords and why. </w:t>
+        <w:t xml:space="preserve">. Don’t take these for granted, it is important that you </w:t>
+      </w:r>
+      <w:r>
+        <w:rPr>
+          <w:rFonts w:cs="Calibri"/>
+        </w:rPr>
+        <w:t xml:space="preserve">have a thorough </w:t>
+      </w:r>
+      <w:r>
+        <w:rPr>
+          <w:rFonts w:cs="Calibri"/>
+        </w:rPr>
+        <w:t>understand</w:t>
+      </w:r>
+      <w:r>
+        <w:rPr>
+          <w:rFonts w:cs="Calibri"/>
+        </w:rPr>
+        <w:t>ing of</w:t>
+      </w:r>
+      <w:r>
+        <w:rPr>
+          <w:rFonts w:cs="Calibri"/>
+        </w:rPr>
+        <w:t xml:space="preserve"> when it is appropriate to use these keywords and why. </w:t>
       </w:r>
     </w:p>
     <w:p>
@@ -1000,7 +1293,60 @@
         <w:rPr>
           <w:rFonts w:cs="Calibri"/>
         </w:rPr>
-        <w:t xml:space="preserve"> Hopefully you have a better idea of what global is used for. If not, it’s used for variables declared on the heap, ie. outside of functions. These are accessible by any function at any time. However, keep in mind that scope exists to avoid bugs in your code, so we really want to avoid using global whenever we can. Plus they take up heap space which can be costly, whereas macros are also accessible anywhere at anytime and don’t take up space in memory which is why macros are a good alternative. I only like to use global for variables which are constants and need to be accessible by almost every function. </w:t>
+        <w:t xml:space="preserve"> Hopefully you have a better idea of what global is used for. If not, it’s used for variables declared on the heap, ie. outside of functions. These are accessible by any function at any time. However, keep in mind that scope exists to avoid bugs in your code, so we really want to avoid using global whenever we can. Plus they take up heap space which can be costly, whereas macros are also accessible anywhere at anytime and don’t take up space in memory which is why macros are a good alternative. I only like to use global for variables which are constants </w:t>
+      </w:r>
+      <w:r>
+        <w:rPr>
+          <w:rFonts w:cs="Calibri"/>
+        </w:rPr>
+        <w:t xml:space="preserve">(using the const keyword) </w:t>
+      </w:r>
+      <w:r>
+        <w:rPr>
+          <w:rFonts w:cs="Calibri"/>
+        </w:rPr>
+        <w:t xml:space="preserve">and need to be accessible by </w:t>
+      </w:r>
+      <w:r>
+        <w:rPr>
+          <w:rFonts w:eastAsia="Calibri" w:cs="Calibri" w:eastAsiaTheme="minorHAnsi"/>
+          <w:color w:val="auto"/>
+          <w:kern w:val="0"/>
+          <w:sz w:val="22"/>
+          <w:szCs w:val="22"/>
+          <w:lang w:val="en-CA" w:eastAsia="en-US" w:bidi="ar-SA"/>
+        </w:rPr>
+        <w:t>multiple</w:t>
+      </w:r>
+      <w:r>
+        <w:rPr>
+          <w:rFonts w:cs="Calibri"/>
+        </w:rPr>
+        <w:t xml:space="preserve"> function</w:t>
+      </w:r>
+      <w:r>
+        <w:rPr>
+          <w:rFonts w:cs="Calibri"/>
+        </w:rPr>
+        <w:t>s within a single translation unit</w:t>
+      </w:r>
+      <w:r>
+        <w:rPr>
+          <w:rFonts w:cs="Calibri"/>
+        </w:rPr>
+        <w:t xml:space="preserve">. </w:t>
+      </w:r>
+      <w:r>
+        <w:rPr>
+          <w:rFonts w:cs="Calibri"/>
+        </w:rPr>
+        <w:t>A translation unit, in case you aren’t familiar is a single source file and all of its included header files. So in other words, global is good for variables that will be used within one source file but must be accessible to multiple functions.</w:t>
+      </w:r>
+      <w:r>
+        <w:rPr>
+          <w:rFonts w:cs="Calibri"/>
+        </w:rPr>
+        <w:t xml:space="preserve"> </w:t>
       </w:r>
     </w:p>
     <w:p>
@@ -1021,7 +1367,42 @@
         <w:rPr>
           <w:rFonts w:cs="Calibri"/>
         </w:rPr>
-        <w:t xml:space="preserve"> This is an interesting one. Register denotes a variable which should be stored in one of the CPUs registers for fast access as opposed to RAM. This should be used for variables which need quick access such as counters (though people rarely use register in practice unless you need the absolute most speed out of your program). Variables declared with register do not have a memory address, and this is important because it means that register cannot be used on pointers. Also, a very important thing to note is that assigning register to a variable does NOT mean that the variable will indefinitely go to the register, only that your system will try its hardest to place it in a register if possible. This is limited to how many registers the system has, and what is currently in use/taking priority.</w:t>
+        <w:t xml:space="preserve"> This is an interesting one. Register denotes a variable which should be stored in one of the CPUs registers for fast access as opposed to RAM. This should be used for variables which need quick access such as counters (though people rarely use register in practice unless you need the absolute most speed out of your program). Variables declared with register do not have a memory address, and this is important because it means that register cannot be used on pointers. Also, a very important thing to note is that assigning register to a variable does NOT mean that the variable will </w:t>
+      </w:r>
+      <w:r>
+        <w:rPr>
+          <w:rFonts w:eastAsia="Calibri" w:cs="Calibri" w:eastAsiaTheme="minorHAnsi"/>
+          <w:color w:val="auto"/>
+          <w:kern w:val="0"/>
+          <w:sz w:val="22"/>
+          <w:szCs w:val="22"/>
+          <w:lang w:val="en-CA" w:eastAsia="en-US" w:bidi="ar-SA"/>
+        </w:rPr>
+        <w:t>absolutely, without hesitation</w:t>
+      </w:r>
+      <w:r>
+        <w:rPr>
+          <w:rFonts w:cs="Calibri"/>
+        </w:rPr>
+        <w:t xml:space="preserve"> go </w:t>
+      </w:r>
+      <w:r>
+        <w:rPr>
+          <w:rFonts w:cs="Calibri"/>
+        </w:rPr>
+        <w:t>into a</w:t>
+      </w:r>
+      <w:r>
+        <w:rPr>
+          <w:rFonts w:cs="Calibri"/>
+        </w:rPr>
+        <w:t xml:space="preserve"> register; only that your system will try its hardest to place it in a register if possible. This is limited to how many registers the system has, and what is currently in use/taking priority. </w:t>
+      </w:r>
+      <w:r>
+        <w:rPr>
+          <w:rFonts w:cs="Calibri"/>
+        </w:rPr>
+        <w:t>If you are calling a function many many times, and it must be extremely quick, it is appropriate to use register because even if the variables do not get placed in the registers every time the function is called, they will likely get placed in a register more often than not.</w:t>
       </w:r>
     </w:p>
     <w:p>
@@ -1044,6 +1425,12 @@
         </w:rPr>
         <w:t xml:space="preserve"> Once again, static does not really mean the same thing that it does in OOP languages. Whereas in OOP static means that the variable belongs to the class and is not considered an attribute/instance variable, in C, static is used for variables that should be kept in heap space. Despite the keyword global existing, static is actually the default keyword used implicitly for global variables. Unlike global however, static can be explicitly used on local variables so that they don’t get destroyed after the stack pointer returns from a function. In other words, a local variable using the static keyword remains intact for the program’s lifetime. We tend to use pointers over static, making it and global somewhat obsolete. </w:t>
       </w:r>
+      <w:r>
+        <w:rPr>
+          <w:rFonts w:cs="Calibri"/>
+        </w:rPr>
+        <w:t>As a personal aside, I tend to avoid static, preferring extern, global, or pointers.</w:t>
+      </w:r>
     </w:p>
     <w:p>
       <w:pPr>
@@ -1063,142 +1450,49 @@
         <w:rPr>
           <w:rFonts w:cs="Calibri"/>
         </w:rPr>
-        <w:t xml:space="preserve"> Arguably the most important one out of the list of 5 is extern. This keyword is used for variables that should be accessible to all object modules. An object module is essentially the object files we discussed earlier (.o). Since the compiler is able to combine object files into one executable file, we can in fact have variables that can be accessible to any file in our program. extern variables are unique in that they cannot have a definition, only a declaration. They only point to an already existing variable with the same name and reside in header files. For example, if in my main.c file i declare and define a variable: int number = 6; then in my header file main.h, I can declare extern int number; and now number is accessible to any other files that I create. Generally, it is best to pass arguments to functions to avoid bad code so use extern with caution. </w:t>
-      </w:r>
-    </w:p>
-    <w:p>
-      <w:pPr>
-        <w:pStyle w:val="Normal"/>
-        <w:rPr>
-          <w:rFonts w:ascii="Calibri" w:hAnsi="Calibri" w:cs="Calibri"/>
-        </w:rPr>
-      </w:pPr>
-      <w:r>
-        <w:rPr>
-          <w:rFonts w:cs="Calibri"/>
-        </w:rPr>
-      </w:r>
-    </w:p>
-    <w:p>
-      <w:pPr>
-        <w:pStyle w:val="Normal"/>
-        <w:rPr>
-          <w:rFonts w:ascii="Calibri" w:hAnsi="Calibri" w:cs="Calibri"/>
-          <w:b/>
-          <w:b/>
-          <w:bCs/>
-        </w:rPr>
-      </w:pPr>
-      <w:r>
-        <w:rPr>
-          <w:rFonts w:cs="Calibri"/>
-          <w:b/>
-          <w:bCs/>
-        </w:rPr>
-        <w:t>Operators</w:t>
-      </w:r>
-    </w:p>
-    <w:p>
-      <w:pPr>
-        <w:pStyle w:val="Normal"/>
-        <w:rPr>
-          <w:rFonts w:ascii="Calibri" w:hAnsi="Calibri" w:cs="Calibri"/>
-        </w:rPr>
-      </w:pPr>
-      <w:r>
-        <w:rPr>
-          <w:rFonts w:cs="Calibri"/>
-        </w:rPr>
-      </w:r>
-    </w:p>
-    <w:p>
-      <w:pPr>
-        <w:pStyle w:val="Normal"/>
-        <w:ind w:firstLine="720"/>
-        <w:rPr>
-          <w:rFonts w:ascii="Calibri" w:hAnsi="Calibri" w:cs="Calibri"/>
-        </w:rPr>
-      </w:pPr>
-      <w:r>
-        <w:rPr>
-          <w:rFonts w:cs="Calibri"/>
-        </w:rPr>
-        <w:t>Operators are the same as you would expect and should be familiar with so I will not be covering those here. There are two operators which we will use commonly in C that we have not used in Java and these are the address operator (&amp;) and the dereference operator (*). Variables do not exist as a unique entity. Instead, a variable is really a fancy way of describing some data such as the number 5 and it’s location in memory. In other words, the variable name that you write in your code is really just a label interpreted by the compiler as an address which contains some data. The address operator is used to return the address of a given variable ie. &amp;someVariable. You may have heard of the term ‘reference’ such as a ‘reference variable’. In object oriented languages, this term is interchangeable with objects ie. an object is a reference and vice versa. In C, it is better to think of the word reference interchangeably with the word “address”. The dereference operator is then the means to reverse the effects of the address operator. In other words, there is a 1:1 key-&gt;value pair between addresses and variables. ‘&amp;’ returns the address/reference of a variable, and * returns the value associated with an address. If you were to use both of these together ie. *&amp;someVariable; their effects would cancel out.</w:t>
-      </w:r>
-    </w:p>
-    <w:p>
-      <w:pPr>
-        <w:pStyle w:val="Normal"/>
-        <w:ind w:firstLine="720"/>
-        <w:rPr>
-          <w:rFonts w:ascii="Calibri" w:hAnsi="Calibri" w:cs="Calibri"/>
-        </w:rPr>
-      </w:pPr>
-      <w:r>
-        <w:rPr>
-          <w:rFonts w:cs="Calibri"/>
-        </w:rPr>
-      </w:r>
-    </w:p>
-    <w:p>
-      <w:pPr>
-        <w:pStyle w:val="Normal"/>
-        <w:rPr>
-          <w:rFonts w:ascii="Calibri" w:hAnsi="Calibri" w:cs="Calibri"/>
-          <w:b/>
-          <w:b/>
-          <w:bCs/>
-        </w:rPr>
-      </w:pPr>
-      <w:r>
-        <w:rPr>
-          <w:rFonts w:cs="Calibri"/>
-          <w:b/>
-          <w:bCs/>
-        </w:rPr>
-        <w:t>Pointers</w:t>
-      </w:r>
-    </w:p>
-    <w:p>
-      <w:pPr>
-        <w:pStyle w:val="Normal"/>
-        <w:rPr>
-          <w:rFonts w:ascii="Calibri" w:hAnsi="Calibri" w:cs="Calibri"/>
-        </w:rPr>
-      </w:pPr>
-      <w:r>
-        <w:rPr>
-          <w:rFonts w:cs="Calibri"/>
-        </w:rPr>
-      </w:r>
-    </w:p>
-    <w:p>
-      <w:pPr>
-        <w:pStyle w:val="Normal"/>
-        <w:ind w:firstLine="720"/>
-        <w:rPr>
-          <w:rFonts w:ascii="Calibri" w:hAnsi="Calibri" w:cs="Calibri"/>
-        </w:rPr>
-      </w:pPr>
-      <w:r>
-        <w:rPr>
-          <w:rFonts w:cs="Calibri"/>
-        </w:rPr>
-        <w:t xml:space="preserve">Now we reach the real meat and potatoes of C: pointers! Tying in with what I just discussed in the operator section, a pointer, as was briefly mentioned will be declared using the * symbol, so int* means pointer to an int and char* means pointer to a char, etc. Pointers must have a datatype and must point to a valid address (ie. one that contains a value of the same datatype). You can think of pointers as a form of transportation. While they are technically variables, they </w:t>
-      </w:r>
-      <w:r>
-        <w:rPr>
-          <w:rFonts w:cs="Calibri"/>
-          <w:b/>
-          <w:bCs/>
-        </w:rPr>
-        <w:t>always contain addresses</w:t>
-      </w:r>
-      <w:r>
-        <w:rPr>
-          <w:rFonts w:cs="Calibri"/>
-        </w:rPr>
-        <w:t xml:space="preserve"> and act as a passage </w:t>
+        <w:t xml:space="preserve"> Arguably the most important one out of the list of 5 is extern. This keyword is used for variables that should be accessible to all object modules/</w:t>
+      </w:r>
+      <w:r>
+        <w:rPr>
+          <w:rFonts w:cs="Calibri"/>
+        </w:rPr>
+        <w:t>translation units</w:t>
+      </w:r>
+      <w:r>
+        <w:rPr>
+          <w:rFonts w:cs="Calibri"/>
+        </w:rPr>
+        <w:t>. An object module/</w:t>
+      </w:r>
+      <w:r>
+        <w:rPr>
+          <w:rFonts w:cs="Calibri"/>
+        </w:rPr>
+        <w:t>translation unit, as I mentioned already,</w:t>
+      </w:r>
+      <w:r>
+        <w:rPr>
+          <w:rFonts w:cs="Calibri"/>
+        </w:rPr>
+        <w:t xml:space="preserve"> is essentially the object files we discussed earlier (.o). Since the compiler is able to combine object files into one executable file, we can in fact have variables that can be accessible to any file in our program. extern variables are unique in that they cannot have a definition, only a declaration. They only point to an already existing variable with the same name and reside in header files. </w:t>
+      </w:r>
+      <w:r>
+        <w:rPr>
+          <w:rFonts w:cs="Calibri"/>
+        </w:rPr>
+        <w:t>The syntax for this is quite confusing and easy to forget. In order to use extern, we declare the variable using the extern keyword within a header file, but we do not initialize it. This might look something like “extern int num;”</w:t>
+      </w:r>
+      <w:r>
+        <w:rPr>
+          <w:rFonts w:cs="Calibri"/>
+        </w:rPr>
+        <w:t xml:space="preserve">. </w:t>
+      </w:r>
+      <w:r>
+        <w:rPr>
+          <w:rFonts w:cs="Calibri"/>
+        </w:rPr>
+        <w:t>Then, in the source file that corresponds to the header file where we declared the external variable, we now define the variable without the extern keyword. Something like “num = 5;”. The most confusing aspect about this, is that if we want to use the variable in any other source file, we need to declare the variable</w:t>
       </w:r>
       <w:r>
         <w:rPr>
@@ -1206,13 +1500,15 @@
           <w:i/>
           <w:iCs/>
         </w:rPr>
-        <w:t>towards</w:t>
-      </w:r>
-      <w:r>
-        <w:rPr>
-          <w:rFonts w:cs="Calibri"/>
-        </w:rPr>
-        <w:t xml:space="preserve"> another variable. It is good practice to declare pointers as NULL if an address is not assigned right away. This will prevent accidental pointer exceptions. As you know, the &amp; symbol returns the address of a variable, and this is primarily used for pointers. A regular variable cannot store the address of another variable since addresses are represented as hexadecimal </w:t>
+        <w:t xml:space="preserve"> again</w:t>
+      </w:r>
+      <w:r>
+        <w:rPr>
+          <w:rFonts w:cs="Calibri"/>
+          <w:i w:val="false"/>
+          <w:iCs w:val="false"/>
+        </w:rPr>
+        <w:t xml:space="preserve"> before using it, this time without the extern keyword. Something like “int num;” (note also that the header file must be included).</w:t>
       </w:r>
       <w:r>
         <w:rPr>
@@ -1220,13 +1516,148 @@
           <w:i/>
           <w:iCs/>
         </w:rPr>
-        <w:t>literals</w:t>
-      </w:r>
-      <w:r>
-        <w:rPr>
-          <w:rFonts w:cs="Calibri"/>
-        </w:rPr>
-        <w:t xml:space="preserve"> (not the same as an integer). In other words, in order to access the address of a variable, we can either use the &amp; sign to reference the original variable’s address, or we can output the value stored in our pointer variable (the address of the variable the pointer is pointing to). The dereference operator (*) acts as a sort of key:value return feature. By </w:t>
+        <w:t xml:space="preserve"> </w:t>
+      </w:r>
+      <w:r>
+        <w:rPr>
+          <w:rFonts w:cs="Calibri"/>
+        </w:rPr>
+        <w:t>Generally, it is best to pass arguments to functions to avoid bad code so use extern with caution.</w:t>
+      </w:r>
+    </w:p>
+    <w:p>
+      <w:pPr>
+        <w:pStyle w:val="Normal"/>
+        <w:rPr>
+          <w:rFonts w:ascii="Calibri" w:hAnsi="Calibri" w:cs="Calibri"/>
+        </w:rPr>
+      </w:pPr>
+      <w:r>
+        <w:rPr>
+          <w:rFonts w:cs="Calibri"/>
+        </w:rPr>
+      </w:r>
+    </w:p>
+    <w:p>
+      <w:pPr>
+        <w:pStyle w:val="Normal"/>
+        <w:rPr>
+          <w:rFonts w:ascii="Calibri" w:hAnsi="Calibri" w:cs="Calibri"/>
+          <w:b/>
+          <w:b/>
+          <w:bCs/>
+        </w:rPr>
+      </w:pPr>
+      <w:r>
+        <w:rPr>
+          <w:rFonts w:cs="Calibri"/>
+          <w:b/>
+          <w:bCs/>
+        </w:rPr>
+        <w:t>Operators</w:t>
+      </w:r>
+    </w:p>
+    <w:p>
+      <w:pPr>
+        <w:pStyle w:val="Normal"/>
+        <w:rPr>
+          <w:rFonts w:ascii="Calibri" w:hAnsi="Calibri" w:cs="Calibri"/>
+        </w:rPr>
+      </w:pPr>
+      <w:r>
+        <w:rPr>
+          <w:rFonts w:cs="Calibri"/>
+        </w:rPr>
+      </w:r>
+    </w:p>
+    <w:p>
+      <w:pPr>
+        <w:pStyle w:val="Normal"/>
+        <w:ind w:firstLine="720"/>
+        <w:rPr>
+          <w:rFonts w:ascii="Calibri" w:hAnsi="Calibri" w:cs="Calibri"/>
+        </w:rPr>
+      </w:pPr>
+      <w:r>
+        <w:rPr>
+          <w:rFonts w:cs="Calibri"/>
+        </w:rPr>
+        <w:t>Operators are the same as you would expect and should be familiar with so I will not be covering those here. There are two operators which we will use commonly in C that we have not used in Java and these are the address operator (&amp;) and the dereference operator (*). Variables do not exist as a unique entity. Instead, a variable is really a fancy way of describing some data such as the number 5 and it’s location in memory. In other words, the variable name that you write in your code is really just a label interpreted by the compiler as an address which contains some data. The address operator is used to return the address of a given variable ie. &amp;someVariable. You may have heard of the term ‘reference’ such as a ‘reference variable’. In object oriented languages, this term is interchangeable with objects ie. an object is a reference and vice versa. In C, it is better to think of the word reference interchangeably with the word “address”. The dereference operator is then the means to reverse the effects of the address operator. In other words, there is a 1:1 key-&gt;value pair between addresses and variables. ‘&amp;’ returns the address/reference of a variable, and * returns the value associated with an address. If you were to use both of these together ie. *&amp;someVariable; their effects would cancel out.</w:t>
+      </w:r>
+    </w:p>
+    <w:p>
+      <w:pPr>
+        <w:pStyle w:val="Normal"/>
+        <w:ind w:firstLine="720"/>
+        <w:rPr>
+          <w:rFonts w:ascii="Calibri" w:hAnsi="Calibri" w:cs="Calibri"/>
+        </w:rPr>
+      </w:pPr>
+      <w:r>
+        <w:rPr>
+          <w:rFonts w:cs="Calibri"/>
+        </w:rPr>
+      </w:r>
+    </w:p>
+    <w:p>
+      <w:pPr>
+        <w:pStyle w:val="Normal"/>
+        <w:rPr>
+          <w:rFonts w:ascii="Calibri" w:hAnsi="Calibri" w:cs="Calibri"/>
+          <w:b/>
+          <w:b/>
+          <w:bCs/>
+        </w:rPr>
+      </w:pPr>
+      <w:r>
+        <w:rPr>
+          <w:rFonts w:cs="Calibri"/>
+          <w:b/>
+          <w:bCs/>
+        </w:rPr>
+        <w:t>Pointers</w:t>
+      </w:r>
+    </w:p>
+    <w:p>
+      <w:pPr>
+        <w:pStyle w:val="Normal"/>
+        <w:rPr>
+          <w:rFonts w:ascii="Calibri" w:hAnsi="Calibri" w:cs="Calibri"/>
+        </w:rPr>
+      </w:pPr>
+      <w:r>
+        <w:rPr>
+          <w:rFonts w:cs="Calibri"/>
+        </w:rPr>
+      </w:r>
+    </w:p>
+    <w:p>
+      <w:pPr>
+        <w:pStyle w:val="Normal"/>
+        <w:ind w:firstLine="720"/>
+        <w:rPr>
+          <w:rFonts w:ascii="Calibri" w:hAnsi="Calibri" w:cs="Calibri"/>
+        </w:rPr>
+      </w:pPr>
+      <w:r>
+        <w:rPr>
+          <w:rFonts w:cs="Calibri"/>
+        </w:rPr>
+        <w:t xml:space="preserve">Now we reach the real meat and potatoes of C: pointers! Tying in with what I just discussed in the operator section, a pointer, as was briefly mentioned will be declared using the * symbol, so int* means pointer to an int and char* means pointer to a char, etc. Pointers must have a datatype and must point to a valid address (ie. one that contains a value of the same datatype). You can think of pointers as a form of transportation. While they are technically variables, they </w:t>
+      </w:r>
+      <w:r>
+        <w:rPr>
+          <w:rFonts w:cs="Calibri"/>
+          <w:b/>
+          <w:bCs/>
+        </w:rPr>
+        <w:t>always contain addresses</w:t>
+      </w:r>
+      <w:r>
+        <w:rPr>
+          <w:rFonts w:cs="Calibri"/>
+        </w:rPr>
+        <w:t xml:space="preserve"> and act as a passage </w:t>
       </w:r>
       <w:r>
         <w:rPr>
@@ -1234,551 +1665,13 @@
           <w:i/>
           <w:iCs/>
         </w:rPr>
-        <w:t>dereferencing</w:t>
-      </w:r>
-      <w:r>
-        <w:rPr>
-          <w:rFonts w:cs="Calibri"/>
-        </w:rPr>
-        <w:t xml:space="preserve"> a pointer using the dereference operator ‘*’ before it’s name, we return the value associated with the address stored in the pointer variable. In other words, the pointer variable borrows the address of another variable of the same datatype, and the dereference operator returns the value stored in sed address. Here is a script which will print the address of a variable var, the address held in a pointer ip (which points to var), the value associated with the pointer ip's address and the address of the ip pointer. Ex.</w:t>
-      </w:r>
-    </w:p>
-    <w:p>
-      <w:pPr>
-        <w:pStyle w:val="Normal"/>
-        <w:rPr>
-          <w:rFonts w:ascii="Calibri" w:hAnsi="Calibri" w:cs="Calibri"/>
-        </w:rPr>
-      </w:pPr>
-      <w:r>
-        <w:rPr>
-          <w:rFonts w:cs="Calibri"/>
-        </w:rPr>
-      </w:r>
-    </w:p>
-    <w:p>
-      <w:pPr>
-        <w:pStyle w:val="Normal"/>
-        <w:spacing w:lineRule="auto" w:line="240"/>
-        <w:rPr>
-          <w:rFonts w:ascii="Calibri" w:hAnsi="Calibri" w:cs="Calibri"/>
-        </w:rPr>
-      </w:pPr>
-      <w:r>
-        <w:rPr>
-          <w:rFonts w:cs="Calibri"/>
-        </w:rPr>
-        <w:t>int main () {</w:t>
-      </w:r>
-    </w:p>
-    <w:p>
-      <w:pPr>
-        <w:pStyle w:val="Normal"/>
-        <w:spacing w:lineRule="auto" w:line="240"/>
-        <w:rPr>
-          <w:rFonts w:ascii="Calibri" w:hAnsi="Calibri" w:cs="Calibri"/>
-        </w:rPr>
-      </w:pPr>
-      <w:r>
-        <w:rPr>
-          <w:rFonts w:cs="Calibri"/>
-        </w:rPr>
-      </w:r>
-    </w:p>
-    <w:p>
-      <w:pPr>
-        <w:pStyle w:val="Normal"/>
-        <w:spacing w:lineRule="auto" w:line="240"/>
-        <w:rPr>
-          <w:rFonts w:ascii="Calibri" w:hAnsi="Calibri" w:cs="Calibri"/>
-        </w:rPr>
-      </w:pPr>
-      <w:r>
-        <w:rPr>
-          <w:rFonts w:cs="Calibri"/>
-        </w:rPr>
-        <w:t xml:space="preserve">   </w:t>
-      </w:r>
-      <w:r>
-        <w:rPr>
-          <w:rFonts w:cs="Calibri"/>
-        </w:rPr>
-        <w:t>int  var = 20;   /* actual variable declaration */</w:t>
-      </w:r>
-    </w:p>
-    <w:p>
-      <w:pPr>
-        <w:pStyle w:val="Normal"/>
-        <w:spacing w:lineRule="auto" w:line="240"/>
-        <w:rPr>
-          <w:rFonts w:ascii="Calibri" w:hAnsi="Calibri" w:cs="Calibri"/>
-        </w:rPr>
-      </w:pPr>
-      <w:r>
-        <w:rPr>
-          <w:rFonts w:cs="Calibri"/>
-        </w:rPr>
-        <w:t xml:space="preserve">   </w:t>
-      </w:r>
-      <w:r>
-        <w:rPr>
-          <w:rFonts w:cs="Calibri"/>
-        </w:rPr>
-        <w:t>int  *ip = &amp;var;  /* store address of var in pointer variable*/</w:t>
-      </w:r>
-    </w:p>
-    <w:p>
-      <w:pPr>
-        <w:pStyle w:val="Normal"/>
-        <w:spacing w:lineRule="auto" w:line="240"/>
-        <w:rPr>
-          <w:rFonts w:ascii="Calibri" w:hAnsi="Calibri" w:cs="Calibri"/>
-        </w:rPr>
-      </w:pPr>
-      <w:r>
-        <w:rPr>
-          <w:rFonts w:cs="Calibri"/>
-        </w:rPr>
-      </w:r>
-    </w:p>
-    <w:p>
-      <w:pPr>
-        <w:pStyle w:val="Normal"/>
-        <w:spacing w:lineRule="auto" w:line="240"/>
-        <w:rPr>
-          <w:rFonts w:ascii="Calibri" w:hAnsi="Calibri" w:cs="Calibri"/>
-        </w:rPr>
-      </w:pPr>
-      <w:r>
-        <w:rPr>
-          <w:rFonts w:cs="Calibri"/>
-        </w:rPr>
-        <w:t xml:space="preserve">   </w:t>
-      </w:r>
-      <w:r>
-        <w:rPr>
-          <w:rFonts w:cs="Calibri"/>
-        </w:rPr>
-        <w:t>printf("Address of var variable: %p\n", &amp;var);</w:t>
-      </w:r>
-    </w:p>
-    <w:p>
-      <w:pPr>
-        <w:pStyle w:val="Normal"/>
-        <w:spacing w:lineRule="auto" w:line="240"/>
-        <w:rPr>
-          <w:rFonts w:ascii="Calibri" w:hAnsi="Calibri" w:cs="Calibri"/>
-        </w:rPr>
-      </w:pPr>
-      <w:r>
-        <w:rPr>
-          <w:rFonts w:cs="Calibri"/>
-        </w:rPr>
-      </w:r>
-    </w:p>
-    <w:p>
-      <w:pPr>
-        <w:pStyle w:val="Normal"/>
-        <w:spacing w:lineRule="auto" w:line="240"/>
-        <w:rPr>
-          <w:rFonts w:ascii="Calibri" w:hAnsi="Calibri" w:cs="Calibri"/>
-        </w:rPr>
-      </w:pPr>
-      <w:r>
-        <w:rPr>
-          <w:rFonts w:cs="Calibri"/>
-        </w:rPr>
-        <w:t xml:space="preserve">   </w:t>
-      </w:r>
-      <w:r>
-        <w:rPr>
-          <w:rFonts w:cs="Calibri"/>
-        </w:rPr>
-        <w:t>/* address stored in pointer variable */</w:t>
-      </w:r>
-    </w:p>
-    <w:p>
-      <w:pPr>
-        <w:pStyle w:val="Normal"/>
-        <w:spacing w:lineRule="auto" w:line="240"/>
-        <w:rPr>
-          <w:rFonts w:ascii="Calibri" w:hAnsi="Calibri" w:cs="Calibri"/>
-        </w:rPr>
-      </w:pPr>
-      <w:r>
-        <w:rPr>
-          <w:rFonts w:cs="Calibri"/>
-        </w:rPr>
-        <w:t xml:space="preserve">   </w:t>
-      </w:r>
-      <w:r>
-        <w:rPr>
-          <w:rFonts w:cs="Calibri"/>
-        </w:rPr>
-        <w:t>printf("Address stored in ip variable: %p\n", ip);</w:t>
-      </w:r>
-    </w:p>
-    <w:p>
-      <w:pPr>
-        <w:pStyle w:val="Normal"/>
-        <w:spacing w:lineRule="auto" w:line="240"/>
-        <w:rPr>
-          <w:rFonts w:ascii="Calibri" w:hAnsi="Calibri" w:cs="Calibri"/>
-        </w:rPr>
-      </w:pPr>
-      <w:r>
-        <w:rPr>
-          <w:rFonts w:cs="Calibri"/>
-        </w:rPr>
-      </w:r>
-    </w:p>
-    <w:p>
-      <w:pPr>
-        <w:pStyle w:val="Normal"/>
-        <w:spacing w:lineRule="auto" w:line="240"/>
-        <w:rPr>
-          <w:rFonts w:ascii="Calibri" w:hAnsi="Calibri" w:cs="Calibri"/>
-        </w:rPr>
-      </w:pPr>
-      <w:r>
-        <w:rPr>
-          <w:rFonts w:cs="Calibri"/>
-        </w:rPr>
-        <w:t xml:space="preserve">   </w:t>
-      </w:r>
-      <w:r>
-        <w:rPr>
-          <w:rFonts w:cs="Calibri"/>
-        </w:rPr>
-        <w:t>/* address of the pointer variable itself */</w:t>
-      </w:r>
-    </w:p>
-    <w:p>
-      <w:pPr>
-        <w:pStyle w:val="Normal"/>
-        <w:spacing w:lineRule="auto" w:line="240"/>
-        <w:rPr>
-          <w:rFonts w:ascii="Calibri" w:hAnsi="Calibri" w:cs="Calibri"/>
-        </w:rPr>
-      </w:pPr>
-      <w:r>
-        <w:rPr>
-          <w:rFonts w:cs="Calibri"/>
-        </w:rPr>
-        <w:t xml:space="preserve">   </w:t>
-      </w:r>
-      <w:r>
-        <w:rPr>
-          <w:rFonts w:cs="Calibri"/>
-        </w:rPr>
-        <w:t>printf("Address of ip pointer: %p\n", &amp;ip);</w:t>
-      </w:r>
-    </w:p>
-    <w:p>
-      <w:pPr>
-        <w:pStyle w:val="Normal"/>
-        <w:spacing w:lineRule="auto" w:line="240"/>
-        <w:rPr>
-          <w:rFonts w:ascii="Calibri" w:hAnsi="Calibri" w:cs="Calibri"/>
-        </w:rPr>
-      </w:pPr>
-      <w:r>
-        <w:rPr>
-          <w:rFonts w:cs="Calibri"/>
-        </w:rPr>
-      </w:r>
-    </w:p>
-    <w:p>
-      <w:pPr>
-        <w:pStyle w:val="Normal"/>
-        <w:spacing w:lineRule="auto" w:line="240"/>
-        <w:rPr>
-          <w:rFonts w:ascii="Calibri" w:hAnsi="Calibri" w:cs="Calibri"/>
-        </w:rPr>
-      </w:pPr>
-      <w:r>
-        <w:rPr>
-          <w:rFonts w:cs="Calibri"/>
-        </w:rPr>
-        <w:t xml:space="preserve">   </w:t>
-      </w:r>
-      <w:r>
-        <w:rPr>
-          <w:rFonts w:cs="Calibri"/>
-        </w:rPr>
-        <w:t>/* access the value using the pointer */</w:t>
-      </w:r>
-    </w:p>
-    <w:p>
-      <w:pPr>
-        <w:pStyle w:val="Normal"/>
-        <w:spacing w:lineRule="auto" w:line="240"/>
-        <w:rPr>
-          <w:rFonts w:ascii="Calibri" w:hAnsi="Calibri" w:cs="Calibri"/>
-        </w:rPr>
-      </w:pPr>
-      <w:r>
-        <w:rPr>
-          <w:rFonts w:cs="Calibri"/>
-        </w:rPr>
-        <w:t xml:space="preserve">   </w:t>
-      </w:r>
-      <w:r>
-        <w:rPr>
-          <w:rFonts w:cs="Calibri"/>
-        </w:rPr>
-        <w:t>printf("Value of *ip variable: %d\n", *ip);</w:t>
-      </w:r>
-    </w:p>
-    <w:p>
-      <w:pPr>
-        <w:pStyle w:val="Normal"/>
-        <w:spacing w:lineRule="auto" w:line="240"/>
-        <w:rPr>
-          <w:rFonts w:ascii="Calibri" w:hAnsi="Calibri" w:cs="Calibri"/>
-        </w:rPr>
-      </w:pPr>
-      <w:r>
-        <w:rPr>
-          <w:rFonts w:cs="Calibri"/>
-        </w:rPr>
-      </w:r>
-    </w:p>
-    <w:p>
-      <w:pPr>
-        <w:pStyle w:val="Normal"/>
-        <w:spacing w:lineRule="auto" w:line="240"/>
-        <w:rPr>
-          <w:rFonts w:ascii="Calibri" w:hAnsi="Calibri" w:cs="Calibri"/>
-        </w:rPr>
-      </w:pPr>
-      <w:r>
-        <w:rPr>
-          <w:rFonts w:cs="Calibri"/>
-        </w:rPr>
-        <w:t xml:space="preserve">   </w:t>
-      </w:r>
-      <w:r>
-        <w:rPr>
-          <w:rFonts w:cs="Calibri"/>
-        </w:rPr>
-        <w:t>return 0;</w:t>
-      </w:r>
-    </w:p>
-    <w:p>
-      <w:pPr>
-        <w:pStyle w:val="Normal"/>
-        <w:spacing w:lineRule="auto" w:line="240"/>
-        <w:rPr>
-          <w:rFonts w:ascii="Calibri" w:hAnsi="Calibri" w:cs="Calibri"/>
-        </w:rPr>
-      </w:pPr>
-      <w:r>
-        <w:rPr>
-          <w:rFonts w:cs="Calibri"/>
-        </w:rPr>
-        <w:t>}</w:t>
-      </w:r>
-    </w:p>
-    <w:p>
-      <w:pPr>
-        <w:pStyle w:val="Normal"/>
-        <w:rPr>
-          <w:rFonts w:ascii="Calibri" w:hAnsi="Calibri" w:cs="Calibri"/>
-        </w:rPr>
-      </w:pPr>
-      <w:r>
-        <w:rPr>
-          <w:rFonts w:cs="Calibri"/>
-        </w:rPr>
-      </w:r>
-    </w:p>
-    <w:p>
-      <w:pPr>
-        <w:pStyle w:val="Normal"/>
-        <w:rPr>
-          <w:rFonts w:ascii="Calibri" w:hAnsi="Calibri" w:cs="Calibri"/>
-        </w:rPr>
-      </w:pPr>
-      <w:r>
-        <w:rPr>
-          <w:rFonts w:cs="Calibri"/>
-        </w:rPr>
-        <w:t>Output:</w:t>
-      </w:r>
-    </w:p>
-    <w:p>
-      <w:pPr>
-        <w:pStyle w:val="Normal"/>
-        <w:rPr>
-          <w:rFonts w:ascii="Calibri" w:hAnsi="Calibri" w:cs="Calibri"/>
-        </w:rPr>
-      </w:pPr>
-      <w:r>
-        <w:rPr>
-          <w:rFonts w:cs="Calibri"/>
-        </w:rPr>
-        <w:t>Address of var variable: 0x7ffcf2676b1c</w:t>
-      </w:r>
-    </w:p>
-    <w:p>
-      <w:pPr>
-        <w:pStyle w:val="Normal"/>
-        <w:rPr>
-          <w:rFonts w:ascii="Calibri" w:hAnsi="Calibri" w:cs="Calibri"/>
-        </w:rPr>
-      </w:pPr>
-      <w:r>
-        <w:rPr>
-          <w:rFonts w:cs="Calibri"/>
-        </w:rPr>
-        <w:t>Address stored in ip variable: 0x7ffcf2676b1c</w:t>
-      </w:r>
-    </w:p>
-    <w:p>
-      <w:pPr>
-        <w:pStyle w:val="Normal"/>
-        <w:rPr>
-          <w:rFonts w:ascii="Calibri" w:hAnsi="Calibri" w:cs="Calibri"/>
-        </w:rPr>
-      </w:pPr>
-      <w:r>
-        <w:rPr>
-          <w:rFonts w:cs="Calibri"/>
-        </w:rPr>
-        <w:t>Address of ip pointer: 0x7ffcf2676b20</w:t>
-      </w:r>
-    </w:p>
-    <w:p>
-      <w:pPr>
-        <w:pStyle w:val="Normal"/>
-        <w:rPr>
-          <w:rFonts w:ascii="Calibri" w:hAnsi="Calibri" w:cs="Calibri"/>
-        </w:rPr>
-      </w:pPr>
-      <w:r>
-        <w:rPr>
-          <w:rFonts w:cs="Calibri"/>
-        </w:rPr>
-        <w:t>Value of *ip variable: 20</w:t>
-      </w:r>
-    </w:p>
-    <w:p>
-      <w:pPr>
-        <w:pStyle w:val="Normal"/>
-        <w:rPr>
-          <w:rFonts w:ascii="Calibri" w:hAnsi="Calibri" w:cs="Calibri"/>
-        </w:rPr>
-      </w:pPr>
-      <w:r>
-        <w:rPr>
-          <w:rFonts w:cs="Calibri"/>
-        </w:rPr>
-      </w:r>
-    </w:p>
-    <w:p>
-      <w:pPr>
-        <w:pStyle w:val="Normal"/>
-        <w:ind w:firstLine="720"/>
-        <w:rPr>
-          <w:rFonts w:ascii="Calibri" w:hAnsi="Calibri" w:cs="Calibri"/>
-        </w:rPr>
-      </w:pPr>
-      <w:r>
-        <w:rPr>
-          <w:rFonts w:cs="Calibri"/>
-        </w:rPr>
-        <w:t xml:space="preserve">Notice that in printf we use %p for the address of &amp;var since &amp; points to the address of the variable. %p is the format specifier for a pointer address. In the last printf, we enter *ip since we want the value that ip is pointing to as opposed to the address it is storing (which would just be ip without the asterisk). </w:t>
-      </w:r>
-    </w:p>
-    <w:p>
-      <w:pPr>
-        <w:pStyle w:val="Normal"/>
-        <w:ind w:firstLine="720"/>
-        <w:rPr>
-          <w:rFonts w:ascii="Calibri" w:hAnsi="Calibri" w:cs="Calibri"/>
-        </w:rPr>
-      </w:pPr>
-      <w:r>
-        <w:rPr>
-          <w:rFonts w:cs="Calibri"/>
-        </w:rPr>
-      </w:r>
-    </w:p>
-    <w:p>
-      <w:pPr>
-        <w:pStyle w:val="Normal"/>
-        <w:ind w:firstLine="720"/>
-        <w:rPr>
-          <w:rFonts w:ascii="Calibri" w:hAnsi="Calibri" w:cs="Calibri"/>
-        </w:rPr>
-      </w:pPr>
-      <w:r>
-        <w:rPr>
-          <w:rFonts w:cs="Calibri"/>
-        </w:rPr>
-        <w:t>If you thought that was confusing, please make sure you understand the basic concept and write out the code above for yourself because I am going to be addressing even more about pointers now. To start, it may already be a question in your mind, whether or not we can have pointers to other pointers; and the answer is yes, we can have an infinite number of pointers pointing to other pointers. It is very important when looking at pointers to take their syntax one step at a time and remind yourself of what a pointer is actually doing. If we declare a pointer: int *p1 which is set to the address of variable x: int *p1 = &amp;x; we know that p now stores the address of x, and by dereferencing p1, we return the value associated with the address of x. We also know that p1 has its own address (it is a variable after all, and all variables are stored somewhere in memory). Therefore, we may declare pointer int **p2 which stores the address of p1: int *p2 = &amp;p1; and so by dereferencing p2, we get the value associated with p1’s address, which happens to be x’s address. Notice that we declare int **p2 with the appropriate number of asterisks so that we know it is a double pointer. This number increases as we continue to add pointers to pointers. We can now return the value of x by dereferencing p2 twice ie. printf(“The value of x is: %d”, **p2); In other words, you can think of pointers to pointers as layers of an onion, and as we dereference them, we get closer and closer to the center. While double pointers have certain use-cases, it is unlikely that you would ever need/see a triple pointer or beyond, though it is not impossible, and I have had to use a triple pointer once, personally.</w:t>
-      </w:r>
-    </w:p>
-    <w:p>
-      <w:pPr>
-        <w:pStyle w:val="Normal"/>
-        <w:ind w:firstLine="720"/>
-        <w:rPr>
-          <w:rFonts w:ascii="Calibri" w:hAnsi="Calibri" w:cs="Calibri"/>
-        </w:rPr>
-      </w:pPr>
-      <w:r>
-        <w:rPr>
-          <w:rFonts w:cs="Calibri"/>
-        </w:rPr>
-      </w:r>
-    </w:p>
-    <w:p>
-      <w:pPr>
-        <w:pStyle w:val="Normal"/>
-        <w:rPr>
-          <w:rFonts w:ascii="Calibri" w:hAnsi="Calibri" w:cs="Calibri"/>
-          <w:b/>
-          <w:b/>
-          <w:bCs/>
-        </w:rPr>
-      </w:pPr>
-      <w:r>
-        <w:rPr>
-          <w:rFonts w:cs="Calibri"/>
-          <w:b/>
-          <w:bCs/>
-        </w:rPr>
-        <w:t>Arrays</w:t>
-      </w:r>
-    </w:p>
-    <w:p>
-      <w:pPr>
-        <w:pStyle w:val="Normal"/>
-        <w:rPr>
-          <w:rFonts w:ascii="Calibri" w:hAnsi="Calibri" w:cs="Calibri"/>
-        </w:rPr>
-      </w:pPr>
-      <w:r>
-        <w:rPr>
-          <w:rFonts w:cs="Calibri"/>
-        </w:rPr>
-      </w:r>
-    </w:p>
-    <w:p>
-      <w:pPr>
-        <w:pStyle w:val="Normal"/>
-        <w:ind w:firstLine="720"/>
-        <w:rPr>
-          <w:rFonts w:ascii="Calibri" w:hAnsi="Calibri" w:cs="Calibri"/>
-        </w:rPr>
-      </w:pPr>
-      <w:r>
-        <w:rPr>
-          <w:rFonts w:cs="Calibri"/>
-        </w:rPr>
-        <w:t xml:space="preserve">An array in C is defined as follows: int arr[10]; with 10 being the size of the array (normally required). If the initial data is known to us, we can omit the size field and simply fill in the values within curly braces. ex. double arr[] = {21.3, 2.7, 99.65, 1.6754}; The size of an array initialized like this will be set to the number of variables within the curly braces and </w:t>
+        <w:t>towards</w:t>
+      </w:r>
+      <w:r>
+        <w:rPr>
+          <w:rFonts w:cs="Calibri"/>
+        </w:rPr>
+        <w:t xml:space="preserve"> another variable. It is good practice to declare pointers as NULL if an address is not assigned right away. This will prevent accidental pointer exceptions. As you know, the &amp; symbol returns the address of a variable, and this is primarily used for pointers. A regular variable cannot store the address of another variable since addresses are represented as hexadecimal </w:t>
       </w:r>
       <w:r>
         <w:rPr>
@@ -1786,13 +1679,717 @@
           <w:i/>
           <w:iCs/>
         </w:rPr>
-        <w:t>ignore</w:t>
-      </w:r>
-      <w:r>
-        <w:rPr>
-          <w:rFonts w:cs="Calibri"/>
-        </w:rPr>
-        <w:t xml:space="preserve"> whatever number is placed in the square brackets if you do so choose to include a number for clarity. Additionally, in most versions of C, we are unable to set size via a variable ex. int arr[size]; This also applies even if the variable is declared as constant. Whilst the const keyword prevents a variable from updating during runtime, at compile time the const variable’s value is still unknown, thus we cannot use it to initialize the size of an array. This is an extremely frustrating aspect of C, and therefor you should get it in your head early on that you cannot use a variable to set the size of an array. The best way to get around this is to use macros, otherwise you will be forced to create a pointer array.  In C it is important to think about arrays differently than we would in Java. arr, &amp;arr and &amp;arr[0] all refer to the first index of the array aka the same address in memory, though there is a huge caveat, and this is likely one of the most confusing aspects of C that I am not looking forward to explaining as I don’t want to get this wrong. arr, &amp;arr, and &amp;arr[0] are treated differently depending on the circumstance even though they all technically refer to the same base address. Typically, however, arr on its own refers to the array itself, ie. the entire contiguous chunk of memory reserved for each element. For example, to get the length of an array, since there is no .length attribute, we typically do: int len = sizeof(arr)/sizeof(arr[0]). Since sizeof() treats arr as the entire chunk of contiguous memory, it will be equal to the number of indexes times the size of the array’s datatype eg. 10 * sizeof(int). sizeof(arr[0]) will just be the size of the element at index 0 which just = sizeof(int). Therefor, dividing 10 * sizeof(int) / sizeof(int) we get 10. On the other hand, if we add an offset to arr by itself, such as 3, C interprets this as taking the base address of the array and adding 3 * sizeof(int) to it, even though you might think it’d add 3 * 10 * sizeof(int). This is essentially how the index operator ([]) works. When we place an index in the index operator, we are actually just telling C to add that offset to the base address of the array and then dereference that address to return the value of that element. eg. int arr[] = {1, 2, 3, 4}; printf(“The third element is %d\n”, *(arr+2)); will print 3 since we take the base address of arr, add 2 * sizeof(int), then dereference that address. The same would work for *(&amp;arr[0]+2), but would not work for *(&amp;arr+2). The later would actually do what I mentioned earlier and add 2 * nElements * sizeof(int) You will need to simply keep a reference on you as you first start coding, or write an example program or two to see all the nuances of arrays. </w:t>
+        <w:t>literals</w:t>
+      </w:r>
+      <w:r>
+        <w:rPr>
+          <w:rFonts w:cs="Calibri"/>
+        </w:rPr>
+        <w:t xml:space="preserve"> (not the same as an integer). In other words, in order to access the address of a variable, we can either use the &amp; sign to reference the original variable’s address, or we can output the value stored in our pointer variable (the address of the variable the pointer is pointing to). The dereference operator (*) acts as a sort of key:value return feature. By </w:t>
+      </w:r>
+      <w:r>
+        <w:rPr>
+          <w:rFonts w:cs="Calibri"/>
+          <w:i/>
+          <w:iCs/>
+        </w:rPr>
+        <w:t>dereferencing</w:t>
+      </w:r>
+      <w:r>
+        <w:rPr>
+          <w:rFonts w:cs="Calibri"/>
+        </w:rPr>
+        <w:t xml:space="preserve"> a pointer using the dereference operator ‘*’ before it’s name, we return the value associated with the address stored in the pointer variable. In other words, the pointer variable borrows the address of another variable of the same datatype, and the dereference operator returns the value stored in sed address. Here is a script which will print the address of a variable var, the address held in a pointer ip (which points to var), the value associated with the pointer ip's address and the address of the ip pointer. Ex.</w:t>
+      </w:r>
+    </w:p>
+    <w:p>
+      <w:pPr>
+        <w:pStyle w:val="Normal"/>
+        <w:rPr>
+          <w:rFonts w:ascii="Calibri" w:hAnsi="Calibri" w:cs="Calibri"/>
+        </w:rPr>
+      </w:pPr>
+      <w:r>
+        <w:rPr>
+          <w:rFonts w:cs="Calibri"/>
+        </w:rPr>
+      </w:r>
+    </w:p>
+    <w:p>
+      <w:pPr>
+        <w:pStyle w:val="Normal"/>
+        <w:spacing w:lineRule="auto" w:line="240"/>
+        <w:rPr>
+          <w:rFonts w:ascii="Calibri" w:hAnsi="Calibri" w:cs="Calibri"/>
+        </w:rPr>
+      </w:pPr>
+      <w:r>
+        <w:rPr>
+          <w:rFonts w:cs="Calibri"/>
+        </w:rPr>
+        <w:t>int main (</w:t>
+      </w:r>
+      <w:r>
+        <w:rPr>
+          <w:rFonts w:cs="Calibri"/>
+        </w:rPr>
+        <w:t>void</w:t>
+      </w:r>
+      <w:r>
+        <w:rPr>
+          <w:rFonts w:cs="Calibri"/>
+        </w:rPr>
+        <w:t>) {</w:t>
+      </w:r>
+    </w:p>
+    <w:p>
+      <w:pPr>
+        <w:pStyle w:val="Normal"/>
+        <w:spacing w:lineRule="auto" w:line="240"/>
+        <w:rPr>
+          <w:rFonts w:ascii="Calibri" w:hAnsi="Calibri" w:cs="Calibri"/>
+        </w:rPr>
+      </w:pPr>
+      <w:r>
+        <w:rPr>
+          <w:rFonts w:cs="Calibri"/>
+        </w:rPr>
+      </w:r>
+    </w:p>
+    <w:p>
+      <w:pPr>
+        <w:pStyle w:val="Normal"/>
+        <w:spacing w:lineRule="auto" w:line="240"/>
+        <w:rPr>
+          <w:rFonts w:ascii="Calibri" w:hAnsi="Calibri" w:cs="Calibri"/>
+        </w:rPr>
+      </w:pPr>
+      <w:r>
+        <w:rPr>
+          <w:rFonts w:cs="Calibri"/>
+        </w:rPr>
+        <w:t xml:space="preserve">   </w:t>
+      </w:r>
+      <w:r>
+        <w:rPr>
+          <w:rFonts w:cs="Calibri"/>
+        </w:rPr>
+        <w:t>int  var = 20;   /* actual variable declaration */</w:t>
+      </w:r>
+    </w:p>
+    <w:p>
+      <w:pPr>
+        <w:pStyle w:val="Normal"/>
+        <w:spacing w:lineRule="auto" w:line="240"/>
+        <w:rPr>
+          <w:rFonts w:ascii="Calibri" w:hAnsi="Calibri" w:cs="Calibri"/>
+        </w:rPr>
+      </w:pPr>
+      <w:r>
+        <w:rPr>
+          <w:rFonts w:cs="Calibri"/>
+        </w:rPr>
+        <w:t xml:space="preserve">   </w:t>
+      </w:r>
+      <w:r>
+        <w:rPr>
+          <w:rFonts w:cs="Calibri"/>
+        </w:rPr>
+        <w:t>int  *ip = &amp;var;  /* store address of var in pointer variable*/</w:t>
+      </w:r>
+    </w:p>
+    <w:p>
+      <w:pPr>
+        <w:pStyle w:val="Normal"/>
+        <w:spacing w:lineRule="auto" w:line="240"/>
+        <w:rPr>
+          <w:rFonts w:ascii="Calibri" w:hAnsi="Calibri" w:cs="Calibri"/>
+        </w:rPr>
+      </w:pPr>
+      <w:r>
+        <w:rPr>
+          <w:rFonts w:cs="Calibri"/>
+        </w:rPr>
+      </w:r>
+    </w:p>
+    <w:p>
+      <w:pPr>
+        <w:pStyle w:val="Normal"/>
+        <w:spacing w:lineRule="auto" w:line="240"/>
+        <w:rPr>
+          <w:rFonts w:ascii="Calibri" w:hAnsi="Calibri" w:cs="Calibri"/>
+        </w:rPr>
+      </w:pPr>
+      <w:r>
+        <w:rPr>
+          <w:rFonts w:cs="Calibri"/>
+        </w:rPr>
+        <w:t xml:space="preserve">   </w:t>
+      </w:r>
+      <w:r>
+        <w:rPr>
+          <w:rFonts w:cs="Calibri"/>
+        </w:rPr>
+        <w:t>printf("Address of var variable: %p\n", &amp;var);</w:t>
+      </w:r>
+    </w:p>
+    <w:p>
+      <w:pPr>
+        <w:pStyle w:val="Normal"/>
+        <w:spacing w:lineRule="auto" w:line="240"/>
+        <w:rPr>
+          <w:rFonts w:ascii="Calibri" w:hAnsi="Calibri" w:cs="Calibri"/>
+        </w:rPr>
+      </w:pPr>
+      <w:r>
+        <w:rPr>
+          <w:rFonts w:cs="Calibri"/>
+        </w:rPr>
+      </w:r>
+    </w:p>
+    <w:p>
+      <w:pPr>
+        <w:pStyle w:val="Normal"/>
+        <w:spacing w:lineRule="auto" w:line="240"/>
+        <w:rPr>
+          <w:rFonts w:ascii="Calibri" w:hAnsi="Calibri" w:cs="Calibri"/>
+        </w:rPr>
+      </w:pPr>
+      <w:r>
+        <w:rPr>
+          <w:rFonts w:cs="Calibri"/>
+        </w:rPr>
+        <w:t xml:space="preserve">   </w:t>
+      </w:r>
+      <w:r>
+        <w:rPr>
+          <w:rFonts w:cs="Calibri"/>
+        </w:rPr>
+        <w:t>/* address stored in pointer variable */</w:t>
+      </w:r>
+    </w:p>
+    <w:p>
+      <w:pPr>
+        <w:pStyle w:val="Normal"/>
+        <w:spacing w:lineRule="auto" w:line="240"/>
+        <w:rPr>
+          <w:rFonts w:ascii="Calibri" w:hAnsi="Calibri" w:cs="Calibri"/>
+        </w:rPr>
+      </w:pPr>
+      <w:r>
+        <w:rPr>
+          <w:rFonts w:cs="Calibri"/>
+        </w:rPr>
+        <w:t xml:space="preserve">   </w:t>
+      </w:r>
+      <w:r>
+        <w:rPr>
+          <w:rFonts w:cs="Calibri"/>
+        </w:rPr>
+        <w:t>printf("Address stored in ip variable: %p\n", ip);</w:t>
+      </w:r>
+    </w:p>
+    <w:p>
+      <w:pPr>
+        <w:pStyle w:val="Normal"/>
+        <w:spacing w:lineRule="auto" w:line="240"/>
+        <w:rPr>
+          <w:rFonts w:ascii="Calibri" w:hAnsi="Calibri" w:cs="Calibri"/>
+        </w:rPr>
+      </w:pPr>
+      <w:r>
+        <w:rPr>
+          <w:rFonts w:cs="Calibri"/>
+        </w:rPr>
+      </w:r>
+    </w:p>
+    <w:p>
+      <w:pPr>
+        <w:pStyle w:val="Normal"/>
+        <w:spacing w:lineRule="auto" w:line="240"/>
+        <w:rPr>
+          <w:rFonts w:ascii="Calibri" w:hAnsi="Calibri" w:cs="Calibri"/>
+        </w:rPr>
+      </w:pPr>
+      <w:r>
+        <w:rPr>
+          <w:rFonts w:cs="Calibri"/>
+        </w:rPr>
+        <w:t xml:space="preserve">   </w:t>
+      </w:r>
+      <w:r>
+        <w:rPr>
+          <w:rFonts w:cs="Calibri"/>
+        </w:rPr>
+        <w:t>/* address of the pointer variable itself */</w:t>
+      </w:r>
+    </w:p>
+    <w:p>
+      <w:pPr>
+        <w:pStyle w:val="Normal"/>
+        <w:spacing w:lineRule="auto" w:line="240"/>
+        <w:rPr>
+          <w:rFonts w:ascii="Calibri" w:hAnsi="Calibri" w:cs="Calibri"/>
+        </w:rPr>
+      </w:pPr>
+      <w:r>
+        <w:rPr>
+          <w:rFonts w:cs="Calibri"/>
+        </w:rPr>
+        <w:t xml:space="preserve">   </w:t>
+      </w:r>
+      <w:r>
+        <w:rPr>
+          <w:rFonts w:cs="Calibri"/>
+        </w:rPr>
+        <w:t>printf("Address of ip pointer: %p\n", &amp;ip);</w:t>
+      </w:r>
+    </w:p>
+    <w:p>
+      <w:pPr>
+        <w:pStyle w:val="Normal"/>
+        <w:spacing w:lineRule="auto" w:line="240"/>
+        <w:rPr>
+          <w:rFonts w:ascii="Calibri" w:hAnsi="Calibri" w:cs="Calibri"/>
+        </w:rPr>
+      </w:pPr>
+      <w:r>
+        <w:rPr>
+          <w:rFonts w:cs="Calibri"/>
+        </w:rPr>
+      </w:r>
+    </w:p>
+    <w:p>
+      <w:pPr>
+        <w:pStyle w:val="Normal"/>
+        <w:spacing w:lineRule="auto" w:line="240"/>
+        <w:rPr>
+          <w:rFonts w:ascii="Calibri" w:hAnsi="Calibri" w:cs="Calibri"/>
+        </w:rPr>
+      </w:pPr>
+      <w:r>
+        <w:rPr>
+          <w:rFonts w:cs="Calibri"/>
+        </w:rPr>
+        <w:t xml:space="preserve">   </w:t>
+      </w:r>
+      <w:r>
+        <w:rPr>
+          <w:rFonts w:cs="Calibri"/>
+        </w:rPr>
+        <w:t>/* access the value using the pointer */</w:t>
+      </w:r>
+    </w:p>
+    <w:p>
+      <w:pPr>
+        <w:pStyle w:val="Normal"/>
+        <w:spacing w:lineRule="auto" w:line="240"/>
+        <w:rPr>
+          <w:rFonts w:ascii="Calibri" w:hAnsi="Calibri" w:cs="Calibri"/>
+        </w:rPr>
+      </w:pPr>
+      <w:r>
+        <w:rPr>
+          <w:rFonts w:cs="Calibri"/>
+        </w:rPr>
+        <w:t xml:space="preserve">   </w:t>
+      </w:r>
+      <w:r>
+        <w:rPr>
+          <w:rFonts w:cs="Calibri"/>
+        </w:rPr>
+        <w:t>printf("Value of *ip variable: %d\n", *ip);</w:t>
+      </w:r>
+    </w:p>
+    <w:p>
+      <w:pPr>
+        <w:pStyle w:val="Normal"/>
+        <w:spacing w:lineRule="auto" w:line="240"/>
+        <w:rPr>
+          <w:rFonts w:ascii="Calibri" w:hAnsi="Calibri" w:cs="Calibri"/>
+        </w:rPr>
+      </w:pPr>
+      <w:r>
+        <w:rPr>
+          <w:rFonts w:cs="Calibri"/>
+        </w:rPr>
+      </w:r>
+    </w:p>
+    <w:p>
+      <w:pPr>
+        <w:pStyle w:val="Normal"/>
+        <w:spacing w:lineRule="auto" w:line="240"/>
+        <w:rPr>
+          <w:rFonts w:ascii="Calibri" w:hAnsi="Calibri" w:cs="Calibri"/>
+        </w:rPr>
+      </w:pPr>
+      <w:r>
+        <w:rPr>
+          <w:rFonts w:cs="Calibri"/>
+        </w:rPr>
+        <w:t xml:space="preserve">   </w:t>
+      </w:r>
+      <w:r>
+        <w:rPr>
+          <w:rFonts w:cs="Calibri"/>
+        </w:rPr>
+        <w:t>return 0;</w:t>
+      </w:r>
+    </w:p>
+    <w:p>
+      <w:pPr>
+        <w:pStyle w:val="Normal"/>
+        <w:spacing w:lineRule="auto" w:line="240"/>
+        <w:rPr>
+          <w:rFonts w:ascii="Calibri" w:hAnsi="Calibri" w:cs="Calibri"/>
+        </w:rPr>
+      </w:pPr>
+      <w:r>
+        <w:rPr>
+          <w:rFonts w:cs="Calibri"/>
+        </w:rPr>
+        <w:t>}</w:t>
+      </w:r>
+    </w:p>
+    <w:p>
+      <w:pPr>
+        <w:pStyle w:val="Normal"/>
+        <w:rPr>
+          <w:rFonts w:ascii="Calibri" w:hAnsi="Calibri" w:cs="Calibri"/>
+        </w:rPr>
+      </w:pPr>
+      <w:r>
+        <w:rPr>
+          <w:rFonts w:cs="Calibri"/>
+        </w:rPr>
+      </w:r>
+    </w:p>
+    <w:p>
+      <w:pPr>
+        <w:pStyle w:val="Normal"/>
+        <w:rPr>
+          <w:rFonts w:ascii="Calibri" w:hAnsi="Calibri" w:cs="Calibri"/>
+        </w:rPr>
+      </w:pPr>
+      <w:r>
+        <w:rPr>
+          <w:rFonts w:cs="Calibri"/>
+        </w:rPr>
+        <w:t>Output:</w:t>
+      </w:r>
+    </w:p>
+    <w:p>
+      <w:pPr>
+        <w:pStyle w:val="Normal"/>
+        <w:rPr>
+          <w:rFonts w:ascii="Calibri" w:hAnsi="Calibri" w:cs="Calibri"/>
+        </w:rPr>
+      </w:pPr>
+      <w:r>
+        <w:rPr>
+          <w:rFonts w:cs="Calibri"/>
+        </w:rPr>
+        <w:t>Address of var variable: 0x7ffcf2676b1c</w:t>
+      </w:r>
+    </w:p>
+    <w:p>
+      <w:pPr>
+        <w:pStyle w:val="Normal"/>
+        <w:rPr>
+          <w:rFonts w:ascii="Calibri" w:hAnsi="Calibri" w:cs="Calibri"/>
+        </w:rPr>
+      </w:pPr>
+      <w:r>
+        <w:rPr>
+          <w:rFonts w:cs="Calibri"/>
+        </w:rPr>
+        <w:t>Address stored in ip variable: 0x7ffcf2676b1c</w:t>
+      </w:r>
+    </w:p>
+    <w:p>
+      <w:pPr>
+        <w:pStyle w:val="Normal"/>
+        <w:rPr>
+          <w:rFonts w:ascii="Calibri" w:hAnsi="Calibri" w:cs="Calibri"/>
+        </w:rPr>
+      </w:pPr>
+      <w:r>
+        <w:rPr>
+          <w:rFonts w:cs="Calibri"/>
+        </w:rPr>
+        <w:t>Address of ip pointer: 0x7ffcf2676b20</w:t>
+      </w:r>
+    </w:p>
+    <w:p>
+      <w:pPr>
+        <w:pStyle w:val="Normal"/>
+        <w:rPr>
+          <w:rFonts w:ascii="Calibri" w:hAnsi="Calibri" w:cs="Calibri"/>
+        </w:rPr>
+      </w:pPr>
+      <w:r>
+        <w:rPr>
+          <w:rFonts w:cs="Calibri"/>
+        </w:rPr>
+        <w:t>Value of *ip variable: 20</w:t>
+      </w:r>
+    </w:p>
+    <w:p>
+      <w:pPr>
+        <w:pStyle w:val="Normal"/>
+        <w:rPr>
+          <w:rFonts w:ascii="Calibri" w:hAnsi="Calibri" w:cs="Calibri"/>
+        </w:rPr>
+      </w:pPr>
+      <w:r>
+        <w:rPr>
+          <w:rFonts w:cs="Calibri"/>
+        </w:rPr>
+      </w:r>
+    </w:p>
+    <w:p>
+      <w:pPr>
+        <w:pStyle w:val="Normal"/>
+        <w:ind w:firstLine="720"/>
+        <w:rPr>
+          <w:rFonts w:ascii="Calibri" w:hAnsi="Calibri" w:cs="Calibri"/>
+        </w:rPr>
+      </w:pPr>
+      <w:r>
+        <w:rPr>
+          <w:rFonts w:cs="Calibri"/>
+        </w:rPr>
+        <w:t xml:space="preserve">Notice that in printf we use %p for the address of &amp;var since &amp; points to the address of the variable. %p is the format specifier for a pointer address. In the last printf, we enter *ip since we want the value that ip is pointing to as opposed to the address it is storing (which would just be ip without the asterisk). </w:t>
+      </w:r>
+    </w:p>
+    <w:p>
+      <w:pPr>
+        <w:pStyle w:val="Normal"/>
+        <w:ind w:firstLine="720"/>
+        <w:rPr>
+          <w:rFonts w:ascii="Calibri" w:hAnsi="Calibri" w:cs="Calibri"/>
+        </w:rPr>
+      </w:pPr>
+      <w:r>
+        <w:rPr>
+          <w:rFonts w:cs="Calibri"/>
+        </w:rPr>
+      </w:r>
+    </w:p>
+    <w:p>
+      <w:pPr>
+        <w:pStyle w:val="Normal"/>
+        <w:ind w:firstLine="720"/>
+        <w:rPr>
+          <w:rFonts w:ascii="Calibri" w:hAnsi="Calibri" w:cs="Calibri"/>
+        </w:rPr>
+      </w:pPr>
+      <w:r>
+        <w:rPr>
+          <w:rFonts w:cs="Calibri"/>
+        </w:rPr>
+        <w:t xml:space="preserve">If you thought that was confusing, please make sure you understand the basic concept and write out the code above for yourself because I am going to be addressing even more about pointers now. To start, it may already be a question in your mind, whether or not we can have pointers to other pointers; and the answer is yes, we can have an infinite number of pointers pointing to other pointers. It is very important when looking at pointers to take their syntax one step at a time and remind yourself of what a pointer is actually doing. If we declare a pointer: int *p1 which is set to the address of variable x: int *p1 = &amp;x; we know that p now stores the address of x, and by dereferencing p1, we return the value associated with the address of x. We also know that p1 has its own address (it is a variable after all, and all variables are stored somewhere in memory). Therefore, we may declare pointer int **p2 which stores the address of p1: int *p2 = &amp;p1; and so by dereferencing p2, we get the value associated with p1’s address, which happens to be x’s address. Notice that we declare int **p2 with the appropriate number of asterisks so that we know it is a double pointer. This number increases as we continue to add pointers to pointers. We can now return the value of x by dereferencing p2 twice ie. printf(“The value of x is: %d”, **p2); In other words, you can think of pointers to pointers as layers of an onion, and as we dereference them, we get closer and closer to the center. While double pointers have certain use-cases, it is unlikely that you would ever need/see a triple pointer or beyond, though it is not impossible, and I have had to use a triple pointer once </w:t>
+      </w:r>
+      <w:r>
+        <w:rPr>
+          <w:rFonts w:cs="Calibri"/>
+        </w:rPr>
+        <w:t>or twice</w:t>
+      </w:r>
+      <w:r>
+        <w:rPr>
+          <w:rFonts w:cs="Calibri"/>
+        </w:rPr>
+        <w:t>, personally.</w:t>
+      </w:r>
+    </w:p>
+    <w:p>
+      <w:pPr>
+        <w:pStyle w:val="Normal"/>
+        <w:ind w:firstLine="720"/>
+        <w:rPr>
+          <w:rFonts w:ascii="Calibri" w:hAnsi="Calibri" w:cs="Calibri"/>
+        </w:rPr>
+      </w:pPr>
+      <w:r>
+        <w:rPr>
+          <w:rFonts w:cs="Calibri"/>
+        </w:rPr>
+      </w:r>
+    </w:p>
+    <w:p>
+      <w:pPr>
+        <w:pStyle w:val="Normal"/>
+        <w:rPr>
+          <w:rFonts w:ascii="Calibri" w:hAnsi="Calibri" w:cs="Calibri"/>
+          <w:b/>
+          <w:b/>
+          <w:bCs/>
+        </w:rPr>
+      </w:pPr>
+      <w:r>
+        <w:rPr>
+          <w:rFonts w:cs="Calibri"/>
+          <w:b/>
+          <w:bCs/>
+        </w:rPr>
+        <w:t>Arrays</w:t>
+      </w:r>
+    </w:p>
+    <w:p>
+      <w:pPr>
+        <w:pStyle w:val="Normal"/>
+        <w:rPr>
+          <w:rFonts w:ascii="Calibri" w:hAnsi="Calibri" w:cs="Calibri"/>
+        </w:rPr>
+      </w:pPr>
+      <w:r>
+        <w:rPr>
+          <w:rFonts w:cs="Calibri"/>
+        </w:rPr>
+      </w:r>
+    </w:p>
+    <w:p>
+      <w:pPr>
+        <w:pStyle w:val="Normal"/>
+        <w:ind w:firstLine="720"/>
+        <w:rPr>
+          <w:rFonts w:ascii="Calibri" w:hAnsi="Calibri" w:cs="Calibri"/>
+        </w:rPr>
+      </w:pPr>
+      <w:r>
+        <w:rPr>
+          <w:rFonts w:cs="Calibri"/>
+        </w:rPr>
+        <w:t xml:space="preserve">An array in C is defined as follows: int arr[10]; with 10 being the size of the array (normally required). If the initial data is known to us, we can omit the size field and simply fill in the values within </w:t>
+      </w:r>
+      <w:r>
+        <w:rPr>
+          <w:rFonts w:eastAsia="Calibri" w:cs="Calibri" w:eastAsiaTheme="minorHAnsi"/>
+          <w:color w:val="auto"/>
+          <w:kern w:val="0"/>
+          <w:sz w:val="22"/>
+          <w:szCs w:val="22"/>
+          <w:lang w:val="en-CA" w:eastAsia="en-US" w:bidi="ar-SA"/>
+        </w:rPr>
+        <w:t>an initializer list</w:t>
+      </w:r>
+      <w:r>
+        <w:rPr>
+          <w:rFonts w:cs="Calibri"/>
+        </w:rPr>
+        <w:t xml:space="preserve">. ex. double arr[] = {21.3, 2.7, 99.65, 1.6754}; </w:t>
+      </w:r>
+      <w:r>
+        <w:rPr>
+          <w:rFonts w:eastAsia="Calibri" w:cs="Calibri" w:eastAsiaTheme="minorHAnsi"/>
+          <w:color w:val="auto"/>
+          <w:kern w:val="0"/>
+          <w:sz w:val="22"/>
+          <w:szCs w:val="22"/>
+          <w:lang w:val="en-CA" w:eastAsia="en-US" w:bidi="ar-SA"/>
+        </w:rPr>
+        <w:t>An important thing to note is that if a size is given in the double square brackets, it will take precedence over the length of the initializer list. Therefore, ensure the number of elements in the initializer list is &lt;= to the size you give</w:t>
+      </w:r>
+      <w:r>
+        <w:rPr>
+          <w:rFonts w:cs="Calibri"/>
+        </w:rPr>
+        <w:t xml:space="preserve">. </w:t>
+      </w:r>
+      <w:r>
+        <w:rPr>
+          <w:rFonts w:cs="Calibri"/>
+        </w:rPr>
+        <w:t xml:space="preserve">If no size is given in the square brackets, the size will be equal to the number of elements in the initializer list. </w:t>
+      </w:r>
+      <w:r>
+        <w:rPr>
+          <w:rFonts w:cs="Calibri"/>
+        </w:rPr>
+        <w:t xml:space="preserve">Additionally, in most versions of C, we are unable to set size via a variable ex. int arr[size]; This also applies even if the variable is declared as constant. Whilst the const keyword prevents a variable from updating during runtime, at compile time the const variable’s value is still unknown, thus we cannot use it to initialize the size of an array. This is an extremely frustrating aspect of C, and therefor you should get it in your head early on that you cannot use a variable to set the size of an array. The best way to get around this is to use macros, otherwise you will be forced to create a pointer array. </w:t>
+      </w:r>
+      <w:r>
+        <w:rPr>
+          <w:rFonts w:cs="Calibri"/>
+        </w:rPr>
+        <w:t>For example, int array[</w:t>
+      </w:r>
+      <w:r>
+        <w:rPr>
+          <w:rFonts w:eastAsia="Calibri" w:cs="Calibri" w:eastAsiaTheme="minorHAnsi"/>
+          <w:color w:val="auto"/>
+          <w:kern w:val="0"/>
+          <w:sz w:val="22"/>
+          <w:szCs w:val="22"/>
+          <w:lang w:val="en-CA" w:eastAsia="en-US" w:bidi="ar-SA"/>
+        </w:rPr>
+        <w:t>SIZE</w:t>
+      </w:r>
+      <w:r>
+        <w:rPr>
+          <w:rFonts w:cs="Calibri"/>
+        </w:rPr>
+        <w:t xml:space="preserve">]; where </w:t>
+      </w:r>
+      <w:r>
+        <w:rPr>
+          <w:rFonts w:eastAsia="Calibri" w:cs="Calibri" w:eastAsiaTheme="minorHAnsi"/>
+          <w:color w:val="auto"/>
+          <w:kern w:val="0"/>
+          <w:sz w:val="22"/>
+          <w:szCs w:val="22"/>
+          <w:lang w:val="en-CA" w:eastAsia="en-US" w:bidi="ar-SA"/>
+        </w:rPr>
+        <w:t>SIZE</w:t>
+      </w:r>
+      <w:r>
+        <w:rPr>
+          <w:rFonts w:cs="Calibri"/>
+        </w:rPr>
+        <w:t xml:space="preserve"> is a macro. </w:t>
+      </w:r>
+      <w:r>
+        <w:rPr>
+          <w:rFonts w:cs="Calibri"/>
+        </w:rPr>
+        <w:t xml:space="preserve">In C it is important to think about arrays differently than we would in Java. arr, &amp;arr and &amp;arr[0] all refer to the first index of the array aka the same address in memory, though there is a huge caveat, and this is likely one of the most confusing aspects of C that I am not looking forward to explaining as I don’t want to get this wrong. arr, &amp;arr, and &amp;arr[0] are treated differently depending on the circumstance even though they all technically refer to the same base address. Typically, however, arr on its own refers to the array itself, ie. the entire contiguous chunk of memory reserved for each element. For example, to get the length of an array, since there is no .length attribute, we typically do: int len = sizeof(arr)/sizeof(arr[0]). Since sizeof() treats arr as the entire chunk of contiguous memory, it will be equal to the number of indexes times the size of the array’s datatype eg. 10 * sizeof(int). sizeof(arr[0]) will just be the size of the element at index 0 which </w:t>
+      </w:r>
+      <w:r>
+        <w:rPr>
+          <w:rFonts w:cs="Calibri"/>
+        </w:rPr>
+        <w:t>is just</w:t>
+      </w:r>
+      <w:r>
+        <w:rPr>
+          <w:rFonts w:cs="Calibri"/>
+        </w:rPr>
+        <w:t xml:space="preserve"> sizeof(int). Therefor, dividing 10 * sizeof(int) / sizeof(int) we get 10. </w:t>
+      </w:r>
+      <w:r>
+        <w:rPr>
+          <w:rFonts w:cs="Calibri"/>
+        </w:rPr>
+        <w:t>since the sizeof(int)s cancel out.</w:t>
+      </w:r>
+      <w:r>
+        <w:rPr>
+          <w:rFonts w:cs="Calibri"/>
+        </w:rPr>
+        <w:t xml:space="preserve"> On the other hand, if we add an offset to arr by itself, such as 3, C interprets this as taking the base address of the array and adding 3 * sizeof(int) to it, even though you might think it’d add 3 * 10 * sizeof(int). This is essentially how the index operator ([]) works </w:t>
+      </w:r>
+      <w:r>
+        <w:rPr>
+          <w:rFonts w:cs="Calibri"/>
+        </w:rPr>
+        <w:t>in any language</w:t>
+      </w:r>
+      <w:r>
+        <w:rPr>
+          <w:rFonts w:cs="Calibri"/>
+        </w:rPr>
+        <w:t xml:space="preserve">. When we place an index in the index operator, we are actually just telling C to add that offset to the base address of the array and then dereference that address to return the value of that element. eg. int arr[] = {1, 2, 3, 4}; printf(“The third element is %d\n”, *(arr+2)); will print 3 since we take the base address of arr, add 2 * sizeof(int), then dereference that address. The same would work for *(&amp;arr[0]+2), but would not work for *(&amp;arr+2). The later would actually do what I mentioned earlier and add 2 * nElements * sizeof(int) You will need to simply keep a reference on you as you first start coding, or write an example program or two to see all the nuances of arrays. </w:t>
       </w:r>
       <w:r>
         <w:rPr>
@@ -2031,7 +2628,19 @@
         <w:rPr>
           <w:rFonts w:cs="Calibri"/>
         </w:rPr>
-        <w:t xml:space="preserve">, and thus we add 2 * sizeof(int) to the address, making it $1002, and then dereference the address to get the value (6). The last thing that I should mention about pointers is what are called function pointers. This is probably the weirdest part about pointers, but as we’ll come to discuss, functions also have addresses in memory (specifically in a portion of memory called to stack) and the cpu jumps to these function addresses when a function is called. Since we know that pointers are all about storing addresses, we can naturally point to functions. This is neat because we can pass functions as parameters using function pointers. The syntax for this is strange though, because we must cast each and every parameter to the pointer as well. The type of the pointer must match the return type of the function. Please also note that the brackets surrounded the pointer matter. Here is some sample code to examine: </w:t>
+        <w:t xml:space="preserve">, and thus we add 2 * sizeof(int) to the address, making it $1002, and then dereference the address to get the value (6). The last thing that I should mention about pointers is what are called function pointers. This is probably the weirdest part about pointers, but as we’ll come to discuss, functions also have addresses in memory (specifically in a portion of memory called to stack) and the cpu jumps to these function addresses when a function is called. Since we know that pointers are all about storing addresses, we can naturally point to functions. This is neat because we can pass functions as parameters using function pointers </w:t>
+      </w:r>
+      <w:r>
+        <w:rPr>
+          <w:rFonts w:cs="Calibri"/>
+        </w:rPr>
+        <w:t>or create an array of functions to be called depending upon some condition</w:t>
+      </w:r>
+      <w:r>
+        <w:rPr>
+          <w:rFonts w:cs="Calibri"/>
+        </w:rPr>
+        <w:t xml:space="preserve">. The syntax for this is strange though, because we must cast each and every parameter to the pointer as well. The type of the pointer must match the return type of the function. Please also note that the brackets surrounded the pointer matter. Here is some sample code to examine: </w:t>
       </w:r>
     </w:p>
     <w:p>
@@ -2094,7 +2703,21 @@
           <w:rFonts w:eastAsia="Times New Roman" w:cs="Calibri"/>
           <w:lang w:eastAsia="en-CA"/>
         </w:rPr>
-        <w:t>void fun(int a, char b, long c);</w:t>
+        <w:t xml:space="preserve">/* </w:t>
+      </w:r>
+      <w:r>
+        <w:rPr>
+          <w:rFonts w:eastAsia="Times New Roman" w:cs="Calibri"/>
+          <w:lang w:eastAsia="en-CA"/>
+        </w:rPr>
+        <w:t xml:space="preserve">Function prototype </w:t>
+      </w:r>
+      <w:r>
+        <w:rPr>
+          <w:rFonts w:eastAsia="Times New Roman" w:cs="Calibri"/>
+          <w:lang w:eastAsia="en-CA"/>
+        </w:rPr>
+        <w:t>*/</w:t>
       </w:r>
     </w:p>
     <w:p>
@@ -2111,7 +2734,7 @@
           <w:rFonts w:eastAsia="Times New Roman" w:cs="Calibri"/>
           <w:lang w:eastAsia="en-CA"/>
         </w:rPr>
-        <w:t xml:space="preserve">void fun(int a, char b, long c) { </w:t>
+        <w:t>void fun(int a, char b, long c);</w:t>
       </w:r>
     </w:p>
     <w:p>
@@ -2128,14 +2751,31 @@
           <w:rFonts w:eastAsia="Times New Roman" w:cs="Calibri"/>
           <w:lang w:eastAsia="en-CA"/>
         </w:rPr>
-        <w:t>    </w:t>
-      </w:r>
+        <w:t xml:space="preserve">void fun(int a, char b, long c) { </w:t>
+      </w:r>
+    </w:p>
+    <w:p>
+      <w:pPr>
+        <w:pStyle w:val="Normal"/>
+        <w:spacing w:lineRule="auto" w:line="240" w:before="0" w:after="0"/>
+        <w:rPr>
+          <w:rFonts w:ascii="Calibri" w:hAnsi="Calibri" w:eastAsia="Times New Roman" w:cs="Calibri"/>
+          <w:lang w:eastAsia="en-CA"/>
+        </w:rPr>
+      </w:pPr>
       <w:r>
         <w:rPr>
           <w:rFonts w:eastAsia="Times New Roman" w:cs="Calibri"/>
           <w:lang w:eastAsia="en-CA"/>
         </w:rPr>
-        <w:t xml:space="preserve">printf("Value of a is %d value of b is: %c value of c is %ld\n", a, b, c); </w:t>
+        <w:t>    </w:t>
+      </w:r>
+      <w:r>
+        <w:rPr>
+          <w:rFonts w:eastAsia="Times New Roman" w:cs="Calibri"/>
+          <w:lang w:eastAsia="en-CA"/>
+        </w:rPr>
+        <w:t xml:space="preserve">printf("Value of a is: %d value of b is: %c value of c is: %ld\n", a, b, c); </w:t>
       </w:r>
     </w:p>
     <w:p>
@@ -2219,14 +2859,14 @@
           <w:rFonts w:eastAsia="Times New Roman" w:cs="Calibri"/>
           <w:lang w:eastAsia="en-CA"/>
         </w:rPr>
-        <w:t>    </w:t>
+        <w:t xml:space="preserve">    </w:t>
       </w:r>
       <w:r>
         <w:rPr>
           <w:rFonts w:eastAsia="Times New Roman" w:cs="Calibri"/>
           <w:lang w:eastAsia="en-CA"/>
         </w:rPr>
-        <w:t>void (*fun_ptr)(int, char, long) = &amp;fun;   //pointer to function</w:t>
+        <w:t>void (*fun_ptr)(int, char, long) = &amp;fun;  /* pointer to function */</w:t>
       </w:r>
     </w:p>
     <w:p>
@@ -2239,18 +2879,45 @@
         </w:rPr>
       </w:pPr>
       <w:r>
+        <w:rPr/>
+      </w:r>
+    </w:p>
+    <w:p>
+      <w:pPr>
+        <w:pStyle w:val="Normal"/>
+        <w:spacing w:lineRule="auto" w:line="240" w:before="0" w:after="0"/>
+        <w:rPr>
+          <w:rFonts w:ascii="Calibri" w:hAnsi="Calibri" w:eastAsia="Times New Roman" w:cs="Calibri"/>
+          <w:lang w:eastAsia="en-CA"/>
+        </w:rPr>
+      </w:pPr>
+      <w:r>
         <w:rPr>
           <w:rFonts w:eastAsia="Times New Roman" w:cs="Calibri"/>
           <w:lang w:eastAsia="en-CA"/>
         </w:rPr>
-        <w:t>    </w:t>
+        <w:t xml:space="preserve">    </w:t>
       </w:r>
       <w:r>
         <w:rPr>
           <w:rFonts w:eastAsia="Times New Roman" w:cs="Calibri"/>
           <w:lang w:eastAsia="en-CA"/>
         </w:rPr>
-        <w:t>//void (*fun_ptr)(int, char, long); These two lines are equivalent to the above statement</w:t>
+        <w:t xml:space="preserve">/* The two </w:t>
+      </w:r>
+      <w:r>
+        <w:rPr>
+          <w:rFonts w:eastAsia="Times New Roman" w:cs="Calibri"/>
+          <w:lang w:eastAsia="en-CA"/>
+        </w:rPr>
+        <w:t xml:space="preserve">following </w:t>
+      </w:r>
+      <w:r>
+        <w:rPr>
+          <w:rFonts w:eastAsia="Times New Roman" w:cs="Calibri"/>
+          <w:lang w:eastAsia="en-CA"/>
+        </w:rPr>
+        <w:t>lines are equivalent to the above statement */</w:t>
       </w:r>
     </w:p>
     <w:p>
@@ -2267,14 +2934,14 @@
           <w:rFonts w:eastAsia="Times New Roman" w:cs="Calibri"/>
           <w:lang w:eastAsia="en-CA"/>
         </w:rPr>
-        <w:t>    </w:t>
+        <w:t xml:space="preserve">    </w:t>
       </w:r>
       <w:r>
         <w:rPr>
           <w:rFonts w:eastAsia="Times New Roman" w:cs="Calibri"/>
           <w:lang w:eastAsia="en-CA"/>
         </w:rPr>
-        <w:t xml:space="preserve">//fun_ptr = &amp;fun;  </w:t>
+        <w:t>/* void (*fun_ptr)(int, char, long); */</w:t>
       </w:r>
     </w:p>
     <w:p>
@@ -2291,14 +2958,14 @@
           <w:rFonts w:eastAsia="Times New Roman" w:cs="Calibri"/>
           <w:lang w:eastAsia="en-CA"/>
         </w:rPr>
-        <w:t>    </w:t>
+        <w:t xml:space="preserve">    </w:t>
       </w:r>
       <w:r>
         <w:rPr>
           <w:rFonts w:eastAsia="Times New Roman" w:cs="Calibri"/>
           <w:lang w:eastAsia="en-CA"/>
         </w:rPr>
-        <w:t>(*fun_ptr)(10, ‘b’, 234456476); // call the function via the pointer with matching arguments</w:t>
+        <w:t>/* fun_ptr = &amp;fun; */</w:t>
       </w:r>
     </w:p>
     <w:p>
@@ -2311,18 +2978,31 @@
         </w:rPr>
       </w:pPr>
       <w:r>
+        <w:rPr/>
+      </w:r>
+    </w:p>
+    <w:p>
+      <w:pPr>
+        <w:pStyle w:val="Normal"/>
+        <w:spacing w:lineRule="auto" w:line="240" w:before="0" w:after="0"/>
+        <w:rPr>
+          <w:rFonts w:ascii="Calibri" w:hAnsi="Calibri" w:eastAsia="Times New Roman" w:cs="Calibri"/>
+          <w:lang w:eastAsia="en-CA"/>
+        </w:rPr>
+      </w:pPr>
+      <w:r>
         <w:rPr>
           <w:rFonts w:eastAsia="Times New Roman" w:cs="Calibri"/>
           <w:lang w:eastAsia="en-CA"/>
         </w:rPr>
-        <w:t>    </w:t>
+        <w:t xml:space="preserve">    </w:t>
       </w:r>
       <w:r>
         <w:rPr>
           <w:rFonts w:eastAsia="Times New Roman" w:cs="Calibri"/>
           <w:lang w:eastAsia="en-CA"/>
         </w:rPr>
-        <w:t xml:space="preserve">return 0; </w:t>
+        <w:t>(*fun_ptr)(10, ‘b’, 234456476); /* call the function via the pointer with matching arguments */</w:t>
       </w:r>
     </w:p>
     <w:p>
@@ -2339,12 +3019,66 @@
           <w:rFonts w:eastAsia="Times New Roman" w:cs="Calibri"/>
           <w:lang w:eastAsia="en-CA"/>
         </w:rPr>
+        <w:t xml:space="preserve">    </w:t>
+      </w:r>
+      <w:r>
+        <w:rPr>
+          <w:rFonts w:eastAsia="Times New Roman" w:cs="Calibri"/>
+          <w:lang w:eastAsia="en-CA"/>
+        </w:rPr>
+        <w:t xml:space="preserve">return 0; </w:t>
+      </w:r>
+    </w:p>
+    <w:p>
+      <w:pPr>
+        <w:pStyle w:val="Normal"/>
+        <w:spacing w:lineRule="auto" w:line="240" w:before="0" w:after="0"/>
+        <w:rPr>
+          <w:rFonts w:ascii="Calibri" w:hAnsi="Calibri" w:eastAsia="Times New Roman" w:cs="Calibri"/>
+          <w:lang w:eastAsia="en-CA"/>
+        </w:rPr>
+      </w:pPr>
+      <w:r>
+        <w:rPr>
+          <w:rFonts w:eastAsia="Times New Roman" w:cs="Calibri"/>
+          <w:lang w:eastAsia="en-CA"/>
+        </w:rPr>
         <w:t>}</w:t>
       </w:r>
     </w:p>
     <w:p>
       <w:pPr>
         <w:pStyle w:val="Normal"/>
+        <w:spacing w:lineRule="auto" w:line="240" w:before="0" w:after="0"/>
+        <w:rPr>
+          <w:rFonts w:ascii="Calibri" w:hAnsi="Calibri" w:eastAsia="Times New Roman" w:cs="Calibri"/>
+          <w:lang w:eastAsia="en-CA"/>
+        </w:rPr>
+      </w:pPr>
+      <w:r>
+        <w:rPr/>
+      </w:r>
+    </w:p>
+    <w:p>
+      <w:pPr>
+        <w:pStyle w:val="Normal"/>
+        <w:spacing w:lineRule="auto" w:line="240" w:before="0" w:after="0"/>
+        <w:rPr>
+          <w:rFonts w:ascii="Calibri" w:hAnsi="Calibri" w:eastAsia="Times New Roman" w:cs="Calibri"/>
+          <w:lang w:eastAsia="en-CA"/>
+        </w:rPr>
+      </w:pPr>
+      <w:r>
+        <w:rPr>
+          <w:rFonts w:eastAsia="Times New Roman" w:cs="Calibri"/>
+          <w:lang w:eastAsia="en-CA"/>
+        </w:rPr>
+        <w:t>Output: Value of a is: 10 value of b is: ‘b’ value of c is: 234456476</w:t>
+      </w:r>
+    </w:p>
+    <w:p>
+      <w:pPr>
+        <w:pStyle w:val="Normal"/>
         <w:rPr>
           <w:rFonts w:ascii="Calibri" w:hAnsi="Calibri" w:cs="Calibri"/>
         </w:rPr>
@@ -2417,7 +3151,19 @@
         <w:rPr>
           <w:rFonts w:cs="Calibri"/>
         </w:rPr>
-        <w:t xml:space="preserve">You should be aware of how 2D arrays function under normal circumstances, which is why I will be talking about 2D arrays in regard to pointers specifically. As we now know, we can look at arrays as a set of contiguous blocks of memory (based on datatype), containing some value. We also know that by adding to the base address of the array, we add the entire length of the array to itself because of how C adds according to the datatype of the variable in question. By adding 1 to the array, we end up at the beginning of the memory address proceeding the end of the array since we’re really adding 1 * nElements * sizeof(datatype). Now think of an array of arrays, not as a 2D grid, but rather a 1D line and how that would really just look like a contiguous set of arrays smooshed together. In order to “go down a row” (fancy talk for accessing the next array), we add 1 to the array like I mentioned. Then, in order to advance in the columns, we add the offset to the address of the array we jumped to. This might sound confusing but study the code I have provided here: </w:t>
+        <w:t xml:space="preserve">You should be aware of how 2D arrays function under normal circumstances, which is why I will be talking about 2D arrays in regard to pointers specifically. As we now know, we can look at arrays as a set of contiguous blocks of memory (based on datatype), containing some value. We also know that by adding to the base address of the array, we add the entire length of the array to itself because of how C adds according to the datatype of the variable in question. By adding 1 to the array, we end up at the beginning of the memory address proceeding the end of the array since we’re really adding 1 * nElements * sizeof(datatype). Now think of an array of arrays, not as a 2D grid, but rather a 1D line and how that would really just look like a contiguous set of </w:t>
+      </w:r>
+      <w:r>
+        <w:rPr>
+          <w:rFonts w:cs="Calibri"/>
+        </w:rPr>
+        <w:t>individual</w:t>
+      </w:r>
+      <w:r>
+        <w:rPr>
+          <w:rFonts w:cs="Calibri"/>
+        </w:rPr>
+        <w:t xml:space="preserve"> arrays smooshed together. In order to “go down a row” (fancy talk for accessing the next array), we add 1 to the array like I mentioned. Then, in order to advance in the columns, we add the offset to the address of the array we jumped to. This might sound confusing but study the code I have provided here: </w:t>
       </w:r>
     </w:p>
     <w:p>
@@ -2445,21 +3191,25 @@
         <w:rPr>
           <w:rFonts w:cs="Calibri"/>
         </w:rPr>
-        <w:t>main()</w:t>
-      </w:r>
-    </w:p>
-    <w:p>
-      <w:pPr>
-        <w:pStyle w:val="Normal"/>
-        <w:rPr>
-          <w:rFonts w:ascii="Calibri" w:hAnsi="Calibri" w:cs="Calibri"/>
-        </w:rPr>
-      </w:pPr>
-      <w:r>
-        <w:rPr>
-          <w:rFonts w:cs="Calibri"/>
-        </w:rPr>
-        <w:t>{</w:t>
+        <w:t xml:space="preserve">int </w:t>
+      </w:r>
+      <w:r>
+        <w:rPr>
+          <w:rFonts w:cs="Calibri"/>
+        </w:rPr>
+        <w:t>main(</w:t>
+      </w:r>
+      <w:r>
+        <w:rPr>
+          <w:rFonts w:cs="Calibri"/>
+        </w:rPr>
+        <w:t>void</w:t>
+      </w:r>
+      <w:r>
+        <w:rPr>
+          <w:rFonts w:cs="Calibri"/>
+        </w:rPr>
+        <w:t>) {</w:t>
       </w:r>
     </w:p>
     <w:p>
@@ -2552,9 +3302,19 @@
         <w:tab/>
         <w:t>printf("%d %d %d", **ptr, *(*(ptr+1)+2), *(*(ptr+2)+3);</w:t>
         <w:tab/>
-        <w:t>//Output: 10 22</w:t>
-        <w:tab/>
-        <w:t xml:space="preserve"> 33</w:t>
+        <w:t>//Output: 10 2</w:t>
+      </w:r>
+      <w:r>
+        <w:rPr>
+          <w:rFonts w:cs="Calibri"/>
+        </w:rPr>
+        <w:t xml:space="preserve">2 </w:t>
+      </w:r>
+      <w:r>
+        <w:rPr>
+          <w:rFonts w:cs="Calibri"/>
+        </w:rPr>
+        <w:t>33</w:t>
       </w:r>
     </w:p>
     <w:p>
@@ -2611,19 +3371,6 @@
         <w:rPr>
           <w:rFonts w:cs="Calibri"/>
         </w:rPr>
-      </w:r>
-    </w:p>
-    <w:p>
-      <w:pPr>
-        <w:pStyle w:val="Normal"/>
-        <w:rPr>
-          <w:rFonts w:ascii="Calibri" w:hAnsi="Calibri" w:cs="Calibri"/>
-        </w:rPr>
-      </w:pPr>
-      <w:r>
-        <w:rPr>
-          <w:rFonts w:cs="Calibri"/>
-        </w:rPr>
         <w:t xml:space="preserve"> </w:t>
       </w:r>
       <w:r>
@@ -2644,34 +3391,103 @@
         <w:rPr>
           <w:rFonts w:cs="Calibri"/>
         </w:rPr>
-        <w:t xml:space="preserve"> an address (hence why to get index arr[0][0] we use a double pointer, to dereference the address of the array which returns the address of its first index, which when dereferenced gets our first element. This is also equivalent to typing *(*(ptr+0)+0)). We get the address, add 2 to it (which is our offset in columns), and then dereference that. Keep in mind that the same applies for normal 2D arrays, not just pointers. Notice that in the code, when we declare ptr, we must surround the pointer part in brackets. This is because the index specifier takes precedence over the dereference operator. In other words *int[5] = *(int[5]) which would dereference the value of a regular array at index 5 rather than creating an array containing int pointers. The brackets are not a cast to an int pointer, but rather, are simply there for precedence reasons.</w:t>
-      </w:r>
-    </w:p>
-    <w:p>
-      <w:pPr>
-        <w:pStyle w:val="Normal"/>
-        <w:rPr>
-          <w:rFonts w:ascii="Calibri" w:hAnsi="Calibri" w:cs="Calibri"/>
-        </w:rPr>
-      </w:pPr>
-      <w:r>
-        <w:rPr>
-          <w:rFonts w:cs="Calibri"/>
-        </w:rPr>
-      </w:r>
-    </w:p>
-    <w:p>
-      <w:pPr>
-        <w:pStyle w:val="Normal"/>
-        <w:rPr>
-          <w:rFonts w:ascii="Calibri" w:hAnsi="Calibri" w:cs="Calibri"/>
-        </w:rPr>
-      </w:pPr>
-      <w:r>
-        <w:rPr>
-          <w:rFonts w:cs="Calibri"/>
-        </w:rPr>
-        <w:t>It should also be quickly noted that an array of strings is considered a 2D array because a string is an array of characters. If you wanted a 2D array of strings, it is easier to simply have a 1D array of strings and pass the appropriate offset through your function to jump to the “next row” which would only exist as an imaginary boundary. Otherwise, you begin to deal with 3D arrays and that is not ideal.</w:t>
+        <w:t xml:space="preserve"> an address (hence why to get index arr[0][0] we use a double pointer, to dereference the address of the array which returns the address of its first index, which when dereferenced gets our first element. This is also equivalent to typing *(*(ptr+0)+0)). We get the address, add 2 to it (which is our offset in columns), and then dereference that. Keep in mind that the same applies for normal 2D arrays, not just pointers. Notice that in the code, when we declare ptr, we must surround the pointer part in brackets. This is because the index specifier takes precedence over the dereference operator. In other words *int[5] = *(int[5]) which would dereference the value of a regular array at index 5 rather than creating an array containing int pointers. </w:t>
+      </w:r>
+      <w:r>
+        <w:rPr>
+          <w:rFonts w:cs="Calibri"/>
+          <w:shd w:fill="FFFF00" w:val="clear"/>
+        </w:rPr>
+        <w:t>The brackets are not a cast to an int pointer, but rather, are simply there for precedence reasons</w:t>
+      </w:r>
+      <w:r>
+        <w:rPr>
+          <w:rFonts w:cs="Calibri"/>
+        </w:rPr>
+        <w:t>.</w:t>
+      </w:r>
+    </w:p>
+    <w:p>
+      <w:pPr>
+        <w:pStyle w:val="Normal"/>
+        <w:rPr>
+          <w:rFonts w:ascii="Calibri" w:hAnsi="Calibri" w:cs="Calibri"/>
+        </w:rPr>
+      </w:pPr>
+      <w:r>
+        <w:rPr>
+          <w:rFonts w:cs="Calibri"/>
+        </w:rPr>
+      </w:r>
+    </w:p>
+    <w:p>
+      <w:pPr>
+        <w:pStyle w:val="Normal"/>
+        <w:rPr>
+          <w:rFonts w:ascii="Calibri" w:hAnsi="Calibri" w:cs="Calibri"/>
+        </w:rPr>
+      </w:pPr>
+      <w:r>
+        <w:rPr>
+          <w:rFonts w:cs="Calibri"/>
+        </w:rPr>
+        <w:t xml:space="preserve">It should also be quickly noted that an array of strings is considered a 2D array because a string is an array of characters. </w:t>
+      </w:r>
+      <w:r>
+        <w:rPr>
+          <w:rFonts w:eastAsia="Calibri" w:cs="Calibri" w:eastAsiaTheme="minorHAnsi"/>
+          <w:color w:val="auto"/>
+          <w:kern w:val="0"/>
+          <w:sz w:val="22"/>
+          <w:szCs w:val="22"/>
+          <w:lang w:val="en-CA" w:eastAsia="en-US" w:bidi="ar-SA"/>
+        </w:rPr>
+        <w:t>Because arrays are arrays already, creating a 2D array of strings is an extremely frustrating task in C</w:t>
+      </w:r>
+      <w:r>
+        <w:rPr>
+          <w:rFonts w:cs="Calibri"/>
+        </w:rPr>
+        <w:t xml:space="preserve">. </w:t>
+      </w:r>
+      <w:r>
+        <w:rPr>
+          <w:rFonts w:eastAsia="Calibri" w:cs="Calibri" w:eastAsiaTheme="minorHAnsi"/>
+          <w:color w:val="auto"/>
+          <w:kern w:val="0"/>
+          <w:sz w:val="22"/>
+          <w:szCs w:val="22"/>
+          <w:lang w:val="en-CA" w:eastAsia="en-US" w:bidi="ar-SA"/>
+        </w:rPr>
+        <w:t>To elaborate on why this is so difficult, imagine that you are creating a program that mimics Microsoft Excel and you have a spreadsheet of rows and columns that may contain strings of varying lengths. Because the strings can vary in length, you would need to either allocate a large number of bytes for each string (for example 100 bytes for each string) and hope that the user wont exceed those bounds, or you would need to allocate the exact amount of bytes required for each string in the array and keep track of those exact number of bytes in another array in order to correctly offset the pointer to the appropriate string. Both of these methods suck, so we are left with two decent options:</w:t>
+      </w:r>
+    </w:p>
+    <w:p>
+      <w:pPr>
+        <w:pStyle w:val="Normal"/>
+        <w:rPr>
+          <w:rFonts w:ascii="Calibri" w:hAnsi="Calibri" w:cs="Calibri"/>
+        </w:rPr>
+      </w:pPr>
+      <w:r>
+        <w:rPr>
+          <w:rFonts w:cs="Calibri"/>
+        </w:rPr>
+        <w:t>1. Do not use a 2D array of strings – Use a 1D array of strings. The idea here is to not use a 2D array for strings because if you do you end up with a 3D array which is not ideal. Instead, create a 1D array of strings, and simply pretend as though it were an actual 2D array.</w:t>
+      </w:r>
+    </w:p>
+    <w:p>
+      <w:pPr>
+        <w:pStyle w:val="Normal"/>
+        <w:rPr>
+          <w:rFonts w:ascii="Calibri" w:hAnsi="Calibri" w:cs="Calibri"/>
+        </w:rPr>
+      </w:pPr>
+      <w:r>
+        <w:rPr>
+          <w:rFonts w:cs="Calibri"/>
+        </w:rPr>
+        <w:t>2. The even better approach is to cheat. C is actually able to handle 2D arrays of strings for you luckily. In this scenario, you do not need to keep track of offsets of bytes, or the size of each string which is ideal. Unfortunately, this only works for initializer lists, so you must know the strings you want to use ahead of time. In C, only the column size must be provided for 2D arrays (I’ll let you ponder why), and we can leave the row size blank. Thus we could declare the months of the year like so: char* months[][12] = {“Jan”, “Feb”, “Mar”, “Apr”, “May”, “Jun”, “Jul”, “Aug”, “Sep”, “Oct”, “Nov”, “Dec”}; Perhaps this was a bad example because I meant to demonstrate that the strings could vary in length, but I think you understood that even though the strings in my array were all the same length.</w:t>
       </w:r>
     </w:p>
     <w:p>
@@ -2796,27 +3612,182 @@
         <w:rPr>
           <w:rFonts w:cs="Calibri"/>
         </w:rPr>
-        <w:t xml:space="preserve">A string in C, while not a real data type, can be created in a variety of ways. The classic example of creating a string in c is by using an array of characters ie. char greeting[6] = {'h','e','l','l','o','\0'}; The null character ‘\0’ or simply ‘\’ indicates the end of a string and is required by the compiler (although this method is not at all practical). A simpler alternative to this is to create an array and have the compiler interpret a given string as a ‘String literal’. A string literal is perhaps an odd concept to grasp, but in essence it is as it sounds: A literal representation of a string. They are surrounded in double quotes “”, are appended with our null terminator (‘\0’) automatically ex. greeting[] = “hello”; The difference between an array of chars and a string literal is simply in how they are interpreted. An array of type char should be used as such, and a string literal should be used as if it was one unit (a string). As I mentioned, arrays and pointers are practically identical, thus you will often see pointers to string literals as well. For example: char *s = "I am considered a string"; The first method of declaring strings is almost never used, whereas the second method is common in structs and buffers, and the third method is commonly used for print statements or string comparisons (these are just conventions however, and the latter two methods can pretty much be used interchangeably depending on whether you want dynamic sizing and sacrificing memory, or a static size that only occupies the length given to the array). Pointers always occupy more space than the datatype of the value they point to. In the case of strings, the first two methods of declaration occupy 6 bytes on modern hardware, whereas the pointer occupies 8. The format specifier “%s” in printf expects a string literal value and thus, does the dereferencing for us for both the array version and pointer version (no dereferencing required). In order to modify the content of a char pointer to a string literal, we can simply use ‘=’ as you would do in Java ie. alterme = “newstring”;. Arrays cannot be altered like this, however, therefor we must use a function from the string.h file called strcpy in order to modify an array of string literal. Ex. strcpy(arr_alterme, “newstring”); strcpy copies the string literal provided as the right-hand argument into the array in the left-hand argument. If you wanted to get a specific character from a string you can index both the array version or const char pointer version. You can dereference either and then add the offset value to get the character at that position ie. printf(“%c”, *(alterme+2)); output: t, or printf(“%c”, *(arr_alterme+2)); output: t. As I mentioned Strings have their own header file, &lt;string.h&gt; (also from libc) which includes methods such as strcpy() for copying one string into another, strcat() to concatenate two strings, strlen() to return the length of a string in bytes - 1, strcmp() to compare the equiveillance of two strings, strchr() to return a pointer to the first instance of a given character within a string, and strstr() to return a pointer to the first occurrence of a string within a string. </w:t>
-      </w:r>
-    </w:p>
-    <w:p>
-      <w:pPr>
-        <w:pStyle w:val="Normal"/>
-        <w:rPr>
-          <w:rFonts w:ascii="Calibri" w:hAnsi="Calibri" w:cs="Calibri"/>
-        </w:rPr>
-      </w:pPr>
-      <w:r>
-        <w:rPr>
-          <w:rFonts w:cs="Calibri"/>
-        </w:rPr>
-      </w:r>
-    </w:p>
-    <w:p>
-      <w:pPr>
-        <w:pStyle w:val="Normal"/>
-        <w:rPr>
-          <w:rFonts w:ascii="Calibri" w:hAnsi="Calibri" w:cs="Calibri"/>
+        <w:t xml:space="preserve">A string in C, while not a real data type, can be created in a variety of ways. The classic example of creating a string in </w:t>
+      </w:r>
+      <w:r>
+        <w:rPr>
+          <w:rFonts w:cs="Calibri"/>
+        </w:rPr>
+        <w:t>C</w:t>
+      </w:r>
+      <w:r>
+        <w:rPr>
+          <w:rFonts w:cs="Calibri"/>
+        </w:rPr>
+        <w:t xml:space="preserve"> is by using an array of characters ie. char greeting[6] = {'h','e','l','l','o','\0'}; The null character ‘\0’ or simply ‘\’ indicates the end of a string and is required by the compiler (although this method is not at all practical). A simpler alternative to this is to create an array and have the compiler interpret a given string as a ‘String literal’. A string literal is perhaps an odd concept to grasp, but in essence it is as it sounds: A literal representation of a string. They are surrounded in double quotes “”, are appended with our null terminator (‘\0’) </w:t>
+      </w:r>
+      <w:r>
+        <w:rPr>
+          <w:rFonts w:eastAsia="Calibri" w:cs="Calibri" w:eastAsiaTheme="minorHAnsi"/>
+          <w:color w:val="auto"/>
+          <w:kern w:val="0"/>
+          <w:sz w:val="22"/>
+          <w:szCs w:val="22"/>
+          <w:lang w:val="en-CA" w:eastAsia="en-US" w:bidi="ar-SA"/>
+        </w:rPr>
+        <w:t>implicitely</w:t>
+      </w:r>
+      <w:r>
+        <w:rPr>
+          <w:rFonts w:cs="Calibri"/>
+        </w:rPr>
+        <w:t xml:space="preserve"> ex. </w:t>
+      </w:r>
+      <w:r>
+        <w:rPr>
+          <w:rFonts w:cs="Calibri"/>
+        </w:rPr>
+        <w:t xml:space="preserve">char </w:t>
+      </w:r>
+      <w:r>
+        <w:rPr>
+          <w:rFonts w:cs="Calibri"/>
+        </w:rPr>
+        <w:t xml:space="preserve">greeting[] = “hello”; The difference between an array of chars and a string literal is simply in how they are interpreted. An array of type char should be used as such, and a string literal should be used as if it was one unit (a string). As I mentioned, arrays and pointers are practically identical, thus you will often see pointers to string literals as well. For example: char* s = "I am considered a string"; The first method of declaring strings is almost never used, whereas the second method is common in structs and buffers, and the third method is commonly used for print statements or string comparisons (these are just conventions however, and the latter two methods can pretty much be used interchangeably depending on whether you want dynamic sizing and sacrificing memory, or a static size that only occupies the length given to the array). Pointers always occupy more space than the datatype of the value they point to. In the case of strings, the first two methods of declaration occupy 6 bytes on modern hardware, whereas the pointer occupies 8. The format specifier “%s” in printf expects a string literal value and thus, does the dereferencing for us for both the array version and pointer version (no dereferencing required). In order to modify the content of a char pointer to a string literal, we can simply use ‘=’ as you would do in Java ie. alterme = “newstring”;. </w:t>
+      </w:r>
+      <w:r>
+        <w:rPr>
+          <w:rFonts w:eastAsia="Calibri" w:cs="Calibri" w:eastAsiaTheme="minorHAnsi"/>
+          <w:color w:val="auto"/>
+          <w:kern w:val="0"/>
+          <w:sz w:val="22"/>
+          <w:szCs w:val="22"/>
+          <w:lang w:val="en-CA" w:eastAsia="en-US" w:bidi="ar-SA"/>
+        </w:rPr>
+        <w:t>The array version</w:t>
+      </w:r>
+      <w:r>
+        <w:rPr>
+          <w:rFonts w:cs="Calibri"/>
+        </w:rPr>
+        <w:t xml:space="preserve"> cannot be altered like this, however, therefor</w:t>
+      </w:r>
+      <w:r>
+        <w:rPr>
+          <w:rFonts w:cs="Calibri"/>
+        </w:rPr>
+        <w:t>e,</w:t>
+      </w:r>
+      <w:r>
+        <w:rPr>
+          <w:rFonts w:cs="Calibri"/>
+        </w:rPr>
+        <w:t xml:space="preserve"> we must use a function from the string.h file called strcpy in order to modify an array </w:t>
+      </w:r>
+      <w:r>
+        <w:rPr>
+          <w:rFonts w:cs="Calibri"/>
+        </w:rPr>
+        <w:t xml:space="preserve">containing a </w:t>
+      </w:r>
+      <w:r>
+        <w:rPr>
+          <w:rFonts w:cs="Calibri"/>
+        </w:rPr>
+        <w:t>string literal. Ex. strcpy(arr_alterme, “newstring”); strcpy copies the string literal provided as the right-hand argument into the array in the left-hand argument. If you wanted to get a specific character from a string you c</w:t>
+      </w:r>
+      <w:r>
+        <w:rPr>
+          <w:rFonts w:cs="Calibri"/>
+        </w:rPr>
+        <w:t>an simply use the index specifier ([])</w:t>
+      </w:r>
+      <w:r>
+        <w:rPr>
+          <w:rFonts w:cs="Calibri"/>
+        </w:rPr>
+        <w:t xml:space="preserve">. </w:t>
+      </w:r>
+      <w:r>
+        <w:rPr>
+          <w:rFonts w:cs="Calibri"/>
+        </w:rPr>
+        <w:t>This works on both types of string.</w:t>
+      </w:r>
+      <w:r>
+        <w:rPr>
+          <w:rFonts w:cs="Calibri"/>
+        </w:rPr>
+        <w:t xml:space="preserve"> </w:t>
+      </w:r>
+      <w:r>
+        <w:rPr>
+          <w:rFonts w:cs="Calibri"/>
+        </w:rPr>
+        <w:t>Similarily to using the index specifer, you can also dereference a given offset (works for both kinds as well)</w:t>
+      </w:r>
+      <w:r>
+        <w:rPr>
+          <w:rFonts w:cs="Calibri"/>
+        </w:rPr>
+        <w:t xml:space="preserve"> ie. printf(“%c”, *(alterme+2)); output: t, or printf(“%c”, *(arr_alterme+2)); output: t. </w:t>
+      </w:r>
+    </w:p>
+    <w:p>
+      <w:pPr>
+        <w:pStyle w:val="Normal"/>
+        <w:ind w:firstLine="720"/>
+        <w:rPr>
+          <w:rFonts w:ascii="Calibri" w:hAnsi="Calibri" w:cs="Calibri"/>
+        </w:rPr>
+      </w:pPr>
+      <w:r>
+        <w:rPr/>
+      </w:r>
+    </w:p>
+    <w:p>
+      <w:pPr>
+        <w:pStyle w:val="Normal"/>
+        <w:ind w:firstLine="720"/>
+        <w:rPr>
+          <w:rFonts w:ascii="Calibri" w:hAnsi="Calibri" w:cs="Calibri"/>
+        </w:rPr>
+      </w:pPr>
+      <w:r>
+        <w:rPr>
+          <w:rFonts w:cs="Calibri"/>
+        </w:rPr>
+        <w:t xml:space="preserve">As I mentioned Strings have their own header file, &lt;string.h&gt; (also from libc) which includes </w:t>
+      </w:r>
+      <w:r>
+        <w:rPr>
+          <w:rFonts w:eastAsia="Calibri" w:cs="Calibri" w:eastAsiaTheme="minorHAnsi"/>
+          <w:color w:val="auto"/>
+          <w:kern w:val="0"/>
+          <w:sz w:val="22"/>
+          <w:szCs w:val="22"/>
+          <w:lang w:val="en-CA" w:eastAsia="en-US" w:bidi="ar-SA"/>
+        </w:rPr>
+        <w:t>a few functions that I would like to go over because they are extremely useful for string manipulation. Here is a list of common functions in string.h and their usecases:</w:t>
+      </w:r>
+    </w:p>
+    <w:p>
+      <w:pPr>
+        <w:pStyle w:val="Normal"/>
+        <w:ind w:firstLine="720"/>
+        <w:rPr>
+          <w:rFonts w:ascii="Calibri" w:hAnsi="Calibri" w:cs="Calibri"/>
+        </w:rPr>
+      </w:pPr>
+      <w:r>
+        <w:rPr/>
+      </w:r>
+    </w:p>
+    <w:p>
+      <w:pPr>
+        <w:pStyle w:val="Normal"/>
+        <w:ind w:hanging="0"/>
+        <w:rPr>
           <w:b/>
           <w:b/>
           <w:bCs/>
@@ -2824,10 +3795,1341 @@
       </w:pPr>
       <w:r>
         <w:rPr>
-          <w:rFonts w:cs="Calibri"/>
           <w:b/>
           <w:bCs/>
         </w:rPr>
+        <w:t>strcpy:</w:t>
+      </w:r>
+      <w:r>
+        <w:rPr>
+          <w:b w:val="false"/>
+          <w:bCs w:val="false"/>
+        </w:rPr>
+        <w:t xml:space="preserve"> We’ve already taken a look into strcpy. This function copies the string argument on the right to the array on the left. eg. strcpy(my_string, “Copy me to my_string”); </w:t>
+      </w:r>
+      <w:r>
+        <w:rPr>
+          <w:rFonts w:eastAsia="Calibri" w:cs="" w:cstheme="minorBidi" w:eastAsiaTheme="minorHAnsi"/>
+          <w:b w:val="false"/>
+          <w:bCs w:val="false"/>
+          <w:color w:val="auto"/>
+          <w:kern w:val="0"/>
+          <w:sz w:val="22"/>
+          <w:szCs w:val="22"/>
+          <w:lang w:val="en-CA" w:eastAsia="en-US" w:bidi="ar-SA"/>
+        </w:rPr>
+        <w:t xml:space="preserve">Recall that </w:t>
+      </w:r>
+      <w:r>
+        <w:rPr>
+          <w:rFonts w:eastAsia="Calibri" w:cs="" w:cstheme="minorBidi" w:eastAsiaTheme="minorHAnsi"/>
+          <w:b w:val="false"/>
+          <w:bCs w:val="false"/>
+          <w:color w:val="auto"/>
+          <w:kern w:val="0"/>
+          <w:sz w:val="22"/>
+          <w:szCs w:val="22"/>
+          <w:lang w:val="en-CA" w:eastAsia="en-US" w:bidi="ar-SA"/>
+        </w:rPr>
+        <w:t>if a size is given in the square brackets of an array, this size takes precedence over the size of the initializer list, or in this case, of the string literal that we provide</w:t>
+      </w:r>
+      <w:r>
+        <w:rPr>
+          <w:rFonts w:eastAsia="Calibri" w:cs="" w:cstheme="minorBidi" w:eastAsiaTheme="minorHAnsi"/>
+          <w:b w:val="false"/>
+          <w:bCs w:val="false"/>
+          <w:color w:val="auto"/>
+          <w:kern w:val="0"/>
+          <w:sz w:val="22"/>
+          <w:szCs w:val="22"/>
+          <w:lang w:val="en-CA" w:eastAsia="en-US" w:bidi="ar-SA"/>
+        </w:rPr>
+        <w:t xml:space="preserve">. So for example, if my_string was defined as char my_string[LEN] = “hello”; where LEN was 3, the compiler would </w:t>
+      </w:r>
+      <w:r>
+        <w:rPr>
+          <w:rFonts w:eastAsia="Calibri" w:cs="" w:cstheme="minorBidi" w:eastAsiaTheme="minorHAnsi"/>
+          <w:b w:val="false"/>
+          <w:bCs w:val="false"/>
+          <w:color w:val="auto"/>
+          <w:kern w:val="0"/>
+          <w:sz w:val="22"/>
+          <w:szCs w:val="22"/>
+          <w:lang w:val="en-CA" w:eastAsia="en-US" w:bidi="ar-SA"/>
+        </w:rPr>
+        <w:t>essentially discard everything after “hel”. Similarily, if we try to copy a string that is longer than the initial length given to the array using strcpy, we will get an error saying that stacksmashing was detected since strcpy is attempting to write characters outside of the boundaries of my_string.</w:t>
+      </w:r>
+    </w:p>
+    <w:p>
+      <w:pPr>
+        <w:pStyle w:val="Normal"/>
+        <w:ind w:hanging="0"/>
+        <w:rPr>
+          <w:rFonts w:ascii="Calibri" w:hAnsi="Calibri" w:eastAsia="Calibri" w:cs="" w:asciiTheme="minorHAnsi" w:cstheme="minorBidi" w:eastAsiaTheme="minorHAnsi" w:hAnsiTheme="minorHAnsi"/>
+          <w:b w:val="false"/>
+          <w:b w:val="false"/>
+          <w:bCs w:val="false"/>
+          <w:color w:val="auto"/>
+          <w:kern w:val="0"/>
+          <w:sz w:val="22"/>
+          <w:szCs w:val="22"/>
+          <w:lang w:val="en-CA" w:eastAsia="en-US" w:bidi="ar-SA"/>
+        </w:rPr>
+      </w:pPr>
+      <w:r>
+        <w:rPr>
+          <w:b/>
+          <w:bCs/>
+        </w:rPr>
+      </w:r>
+    </w:p>
+    <w:p>
+      <w:pPr>
+        <w:pStyle w:val="Normal"/>
+        <w:ind w:hanging="0"/>
+        <w:rPr>
+          <w:b/>
+          <w:b/>
+          <w:bCs/>
+        </w:rPr>
+      </w:pPr>
+      <w:r>
+        <w:rPr>
+          <w:rFonts w:eastAsia="Calibri" w:cs="" w:cstheme="minorBidi" w:eastAsiaTheme="minorHAnsi"/>
+          <w:b/>
+          <w:bCs/>
+          <w:color w:val="auto"/>
+          <w:kern w:val="0"/>
+          <w:sz w:val="22"/>
+          <w:szCs w:val="22"/>
+          <w:lang w:val="en-CA" w:eastAsia="en-US" w:bidi="ar-SA"/>
+        </w:rPr>
+        <w:t xml:space="preserve">strncpy: </w:t>
+      </w:r>
+      <w:r>
+        <w:rPr>
+          <w:rFonts w:eastAsia="Calibri" w:cs="" w:cstheme="minorBidi" w:eastAsiaTheme="minorHAnsi"/>
+          <w:b w:val="false"/>
+          <w:bCs w:val="false"/>
+          <w:color w:val="auto"/>
+          <w:kern w:val="0"/>
+          <w:sz w:val="22"/>
+          <w:szCs w:val="22"/>
+          <w:lang w:val="en-CA" w:eastAsia="en-US" w:bidi="ar-SA"/>
+        </w:rPr>
+        <w:t>Careful! I didn’t accidentally write strcpy twice. This function is called str</w:t>
+      </w:r>
+      <w:r>
+        <w:rPr>
+          <w:rFonts w:eastAsia="Calibri" w:cs="" w:cstheme="minorBidi" w:eastAsiaTheme="minorHAnsi"/>
+          <w:b/>
+          <w:bCs/>
+          <w:color w:val="auto"/>
+          <w:kern w:val="0"/>
+          <w:sz w:val="22"/>
+          <w:szCs w:val="22"/>
+          <w:lang w:val="en-CA" w:eastAsia="en-US" w:bidi="ar-SA"/>
+        </w:rPr>
+        <w:t>n</w:t>
+      </w:r>
+      <w:r>
+        <w:rPr>
+          <w:rFonts w:eastAsia="Calibri" w:cs="" w:cstheme="minorBidi" w:eastAsiaTheme="minorHAnsi"/>
+          <w:b w:val="false"/>
+          <w:bCs w:val="false"/>
+          <w:color w:val="auto"/>
+          <w:kern w:val="0"/>
+          <w:sz w:val="22"/>
+          <w:szCs w:val="22"/>
+          <w:lang w:val="en-CA" w:eastAsia="en-US" w:bidi="ar-SA"/>
+        </w:rPr>
+        <w:t xml:space="preserve">cpy (which I know, can be quite hard to notice). Even more confusing, these functions are very similar but it is important that you’re able to distinguish between them! strcpy() will attempt to copy all bytes of the input string to the output string, including the null terminator! However, strncpy() has a third argument specifying how many bytes should get copied. </w:t>
+      </w:r>
+      <w:r>
+        <w:rPr>
+          <w:rFonts w:eastAsia="Calibri" w:cs="" w:cstheme="minorBidi" w:eastAsiaTheme="minorHAnsi"/>
+          <w:b w:val="false"/>
+          <w:bCs w:val="false"/>
+          <w:color w:val="auto"/>
+          <w:kern w:val="0"/>
+          <w:sz w:val="22"/>
+          <w:szCs w:val="22"/>
+          <w:lang w:val="en-CA" w:eastAsia="en-US" w:bidi="ar-SA"/>
+        </w:rPr>
+        <w:t>The syntax is something like strncpy(outputString, inputString, numOfBytes); This is a dangerous function if you don’t know what you’re doing. strncpy() is meant to be used to insert text into the middle or beginning of a string, not the end. There is another function that we can use to concatenate text to the end of a string which we will look at shortly. Here is some example code for strncpy():</w:t>
+      </w:r>
+    </w:p>
+    <w:p>
+      <w:pPr>
+        <w:pStyle w:val="Normal"/>
+        <w:ind w:hanging="0"/>
+        <w:rPr>
+          <w:rFonts w:ascii="Calibri" w:hAnsi="Calibri" w:eastAsia="Calibri" w:cs="" w:asciiTheme="minorHAnsi" w:cstheme="minorBidi" w:eastAsiaTheme="minorHAnsi" w:hAnsiTheme="minorHAnsi"/>
+          <w:b w:val="false"/>
+          <w:b w:val="false"/>
+          <w:bCs w:val="false"/>
+          <w:color w:val="auto"/>
+          <w:kern w:val="0"/>
+          <w:sz w:val="22"/>
+          <w:szCs w:val="22"/>
+          <w:lang w:val="en-CA" w:eastAsia="en-US" w:bidi="ar-SA"/>
+        </w:rPr>
+      </w:pPr>
+      <w:r>
+        <w:rPr>
+          <w:b/>
+          <w:bCs/>
+        </w:rPr>
+      </w:r>
+    </w:p>
+    <w:p>
+      <w:pPr>
+        <w:pStyle w:val="Normal"/>
+        <w:ind w:hanging="0"/>
+        <w:rPr>
+          <w:b/>
+          <w:b/>
+          <w:bCs/>
+        </w:rPr>
+      </w:pPr>
+      <w:r>
+        <w:rPr>
+          <w:rFonts w:eastAsia="Calibri" w:cs="" w:cstheme="minorBidi" w:eastAsiaTheme="minorHAnsi"/>
+          <w:b w:val="false"/>
+          <w:bCs w:val="false"/>
+          <w:color w:val="auto"/>
+          <w:kern w:val="0"/>
+          <w:sz w:val="22"/>
+          <w:szCs w:val="22"/>
+          <w:lang w:val="en-CA" w:eastAsia="en-US" w:bidi="ar-SA"/>
+        </w:rPr>
+        <w:t>#define STR_LEN 30</w:t>
+      </w:r>
+    </w:p>
+    <w:p>
+      <w:pPr>
+        <w:pStyle w:val="Normal"/>
+        <w:ind w:hanging="0"/>
+        <w:rPr>
+          <w:b/>
+          <w:b/>
+          <w:bCs/>
+        </w:rPr>
+      </w:pPr>
+      <w:r>
+        <w:rPr>
+          <w:rFonts w:eastAsia="Calibri" w:cs="" w:cstheme="minorBidi" w:eastAsiaTheme="minorHAnsi"/>
+          <w:b w:val="false"/>
+          <w:bCs w:val="false"/>
+          <w:color w:val="auto"/>
+          <w:kern w:val="0"/>
+          <w:sz w:val="22"/>
+          <w:szCs w:val="22"/>
+          <w:lang w:val="en-CA" w:eastAsia="en-US" w:bidi="ar-SA"/>
+        </w:rPr>
+        <w:t>/* Notice the whitespace left for “jumped”. This will get overwritten */</w:t>
+      </w:r>
+    </w:p>
+    <w:p>
+      <w:pPr>
+        <w:pStyle w:val="Normal"/>
+        <w:ind w:hanging="0"/>
+        <w:rPr>
+          <w:b/>
+          <w:b/>
+          <w:bCs/>
+        </w:rPr>
+      </w:pPr>
+      <w:r>
+        <w:rPr>
+          <w:rFonts w:eastAsia="Calibri" w:cs="" w:cstheme="minorBidi" w:eastAsiaTheme="minorHAnsi"/>
+          <w:b w:val="false"/>
+          <w:bCs w:val="false"/>
+          <w:color w:val="auto"/>
+          <w:kern w:val="0"/>
+          <w:sz w:val="22"/>
+          <w:szCs w:val="22"/>
+          <w:lang w:val="en-CA" w:eastAsia="en-US" w:bidi="ar-SA"/>
+        </w:rPr>
+        <w:t xml:space="preserve">char string[] = “The cow        over the moon”; </w:t>
+      </w:r>
+    </w:p>
+    <w:p>
+      <w:pPr>
+        <w:pStyle w:val="Normal"/>
+        <w:ind w:hanging="0"/>
+        <w:rPr>
+          <w:b/>
+          <w:b/>
+          <w:bCs/>
+        </w:rPr>
+      </w:pPr>
+      <w:r>
+        <w:rPr>
+          <w:rFonts w:eastAsia="Calibri" w:cs="" w:cstheme="minorBidi" w:eastAsiaTheme="minorHAnsi"/>
+          <w:b w:val="false"/>
+          <w:bCs w:val="false"/>
+          <w:color w:val="auto"/>
+          <w:kern w:val="0"/>
+          <w:sz w:val="22"/>
+          <w:szCs w:val="22"/>
+          <w:lang w:val="en-CA" w:eastAsia="en-US" w:bidi="ar-SA"/>
+        </w:rPr>
+        <w:t>strncpy(string + 8, “jumped”, strlen(“jumped”));</w:t>
+      </w:r>
+    </w:p>
+    <w:p>
+      <w:pPr>
+        <w:pStyle w:val="Normal"/>
+        <w:ind w:hanging="0"/>
+        <w:rPr>
+          <w:b/>
+          <w:b/>
+          <w:bCs/>
+        </w:rPr>
+      </w:pPr>
+      <w:r>
+        <w:rPr>
+          <w:rFonts w:eastAsia="Calibri" w:cs="" w:cstheme="minorBidi" w:eastAsiaTheme="minorHAnsi"/>
+          <w:b w:val="false"/>
+          <w:bCs w:val="false"/>
+          <w:color w:val="auto"/>
+          <w:kern w:val="0"/>
+          <w:sz w:val="22"/>
+          <w:szCs w:val="22"/>
+          <w:lang w:val="en-CA" w:eastAsia="en-US" w:bidi="ar-SA"/>
+        </w:rPr>
+        <w:t>printf(“%s\n”, string);</w:t>
+      </w:r>
+    </w:p>
+    <w:p>
+      <w:pPr>
+        <w:pStyle w:val="Normal"/>
+        <w:ind w:hanging="0"/>
+        <w:rPr>
+          <w:rFonts w:ascii="Calibri" w:hAnsi="Calibri" w:eastAsia="Calibri" w:cs="" w:asciiTheme="minorHAnsi" w:cstheme="minorBidi" w:eastAsiaTheme="minorHAnsi" w:hAnsiTheme="minorHAnsi"/>
+          <w:b w:val="false"/>
+          <w:b w:val="false"/>
+          <w:bCs w:val="false"/>
+          <w:color w:val="auto"/>
+          <w:kern w:val="0"/>
+          <w:sz w:val="22"/>
+          <w:szCs w:val="22"/>
+          <w:lang w:val="en-CA" w:eastAsia="en-US" w:bidi="ar-SA"/>
+        </w:rPr>
+      </w:pPr>
+      <w:r>
+        <w:rPr>
+          <w:b/>
+          <w:bCs/>
+        </w:rPr>
+      </w:r>
+    </w:p>
+    <w:p>
+      <w:pPr>
+        <w:pStyle w:val="Normal"/>
+        <w:ind w:hanging="0"/>
+        <w:rPr>
+          <w:b/>
+          <w:b/>
+          <w:bCs/>
+        </w:rPr>
+      </w:pPr>
+      <w:r>
+        <w:rPr>
+          <w:rFonts w:eastAsia="Calibri" w:cs="" w:cstheme="minorBidi" w:eastAsiaTheme="minorHAnsi"/>
+          <w:b w:val="false"/>
+          <w:bCs w:val="false"/>
+          <w:color w:val="auto"/>
+          <w:kern w:val="0"/>
+          <w:sz w:val="22"/>
+          <w:szCs w:val="22"/>
+          <w:lang w:val="en-CA" w:eastAsia="en-US" w:bidi="ar-SA"/>
+        </w:rPr>
+        <w:t>Output: The cow jumped over the moon</w:t>
+      </w:r>
+    </w:p>
+    <w:p>
+      <w:pPr>
+        <w:pStyle w:val="Normal"/>
+        <w:ind w:hanging="0"/>
+        <w:rPr>
+          <w:rFonts w:ascii="Calibri" w:hAnsi="Calibri" w:eastAsia="Calibri" w:cs="" w:asciiTheme="minorHAnsi" w:cstheme="minorBidi" w:eastAsiaTheme="minorHAnsi" w:hAnsiTheme="minorHAnsi"/>
+          <w:b w:val="false"/>
+          <w:b w:val="false"/>
+          <w:bCs w:val="false"/>
+          <w:color w:val="auto"/>
+          <w:kern w:val="0"/>
+          <w:sz w:val="22"/>
+          <w:szCs w:val="22"/>
+          <w:lang w:val="en-CA" w:eastAsia="en-US" w:bidi="ar-SA"/>
+        </w:rPr>
+      </w:pPr>
+      <w:r>
+        <w:rPr>
+          <w:b/>
+          <w:bCs/>
+        </w:rPr>
+      </w:r>
+    </w:p>
+    <w:p>
+      <w:pPr>
+        <w:pStyle w:val="Normal"/>
+        <w:ind w:hanging="0"/>
+        <w:rPr>
+          <w:b/>
+          <w:b/>
+          <w:bCs/>
+        </w:rPr>
+      </w:pPr>
+      <w:r>
+        <w:rPr>
+          <w:rFonts w:eastAsia="Calibri" w:cs="" w:cstheme="minorBidi" w:eastAsiaTheme="minorHAnsi"/>
+          <w:b/>
+          <w:bCs/>
+          <w:color w:val="auto"/>
+          <w:kern w:val="0"/>
+          <w:sz w:val="22"/>
+          <w:szCs w:val="22"/>
+          <w:lang w:val="en-CA" w:eastAsia="en-US" w:bidi="ar-SA"/>
+        </w:rPr>
+        <w:t>s</w:t>
+      </w:r>
+      <w:r>
+        <w:rPr>
+          <w:rFonts w:eastAsia="Calibri" w:cs="" w:cstheme="minorBidi" w:eastAsiaTheme="minorHAnsi"/>
+          <w:b/>
+          <w:bCs/>
+          <w:color w:val="auto"/>
+          <w:kern w:val="0"/>
+          <w:sz w:val="22"/>
+          <w:szCs w:val="22"/>
+          <w:lang w:val="en-CA" w:eastAsia="en-US" w:bidi="ar-SA"/>
+        </w:rPr>
+        <w:t>trcat:</w:t>
+      </w:r>
+      <w:r>
+        <w:rPr>
+          <w:rFonts w:eastAsia="Calibri" w:cs="" w:cstheme="minorBidi" w:eastAsiaTheme="minorHAnsi"/>
+          <w:b w:val="false"/>
+          <w:bCs w:val="false"/>
+          <w:color w:val="auto"/>
+          <w:kern w:val="0"/>
+          <w:sz w:val="22"/>
+          <w:szCs w:val="22"/>
+          <w:lang w:val="en-CA" w:eastAsia="en-US" w:bidi="ar-SA"/>
+        </w:rPr>
+        <w:t xml:space="preserve"> strcat() is used to concatenate/append text to the end of a string. </w:t>
+      </w:r>
+      <w:r>
+        <w:rPr>
+          <w:rFonts w:eastAsia="Calibri" w:cs="" w:cstheme="minorBidi" w:eastAsiaTheme="minorHAnsi"/>
+          <w:b w:val="false"/>
+          <w:bCs w:val="false"/>
+          <w:color w:val="auto"/>
+          <w:kern w:val="0"/>
+          <w:sz w:val="22"/>
+          <w:szCs w:val="22"/>
+          <w:lang w:val="en-CA" w:eastAsia="en-US" w:bidi="ar-SA"/>
+        </w:rPr>
+        <w:t xml:space="preserve">Similar to strcpy, the string must have a large enough size to be able to append the remainder of the text. </w:t>
+      </w:r>
+    </w:p>
+    <w:p>
+      <w:pPr>
+        <w:pStyle w:val="Normal"/>
+        <w:ind w:hanging="0"/>
+        <w:rPr>
+          <w:rFonts w:ascii="Calibri" w:hAnsi="Calibri" w:eastAsia="Calibri" w:cs="" w:asciiTheme="minorHAnsi" w:cstheme="minorBidi" w:eastAsiaTheme="minorHAnsi" w:hAnsiTheme="minorHAnsi"/>
+          <w:b w:val="false"/>
+          <w:b w:val="false"/>
+          <w:bCs w:val="false"/>
+          <w:color w:val="auto"/>
+          <w:kern w:val="0"/>
+          <w:sz w:val="22"/>
+          <w:szCs w:val="22"/>
+          <w:lang w:val="en-CA" w:eastAsia="en-US" w:bidi="ar-SA"/>
+        </w:rPr>
+      </w:pPr>
+      <w:r>
+        <w:rPr>
+          <w:b/>
+          <w:bCs/>
+        </w:rPr>
+      </w:r>
+    </w:p>
+    <w:p>
+      <w:pPr>
+        <w:pStyle w:val="Normal"/>
+        <w:ind w:hanging="0"/>
+        <w:rPr>
+          <w:b/>
+          <w:b/>
+          <w:bCs/>
+        </w:rPr>
+      </w:pPr>
+      <w:r>
+        <w:rPr>
+          <w:rFonts w:eastAsia="Calibri" w:cs="" w:cstheme="minorBidi" w:eastAsiaTheme="minorHAnsi"/>
+          <w:b/>
+          <w:bCs/>
+          <w:color w:val="auto"/>
+          <w:kern w:val="0"/>
+          <w:sz w:val="22"/>
+          <w:szCs w:val="22"/>
+          <w:lang w:val="en-CA" w:eastAsia="en-US" w:bidi="ar-SA"/>
+        </w:rPr>
+        <w:t>s</w:t>
+      </w:r>
+      <w:r>
+        <w:rPr>
+          <w:rFonts w:eastAsia="Calibri" w:cs="" w:cstheme="minorBidi" w:eastAsiaTheme="minorHAnsi"/>
+          <w:b/>
+          <w:bCs/>
+          <w:color w:val="auto"/>
+          <w:kern w:val="0"/>
+          <w:sz w:val="22"/>
+          <w:szCs w:val="22"/>
+          <w:lang w:val="en-CA" w:eastAsia="en-US" w:bidi="ar-SA"/>
+        </w:rPr>
+        <w:t xml:space="preserve">trncat: </w:t>
+      </w:r>
+      <w:r>
+        <w:rPr>
+          <w:rFonts w:eastAsia="Calibri" w:cs="" w:cstheme="minorBidi" w:eastAsiaTheme="minorHAnsi"/>
+          <w:b w:val="false"/>
+          <w:bCs w:val="false"/>
+          <w:color w:val="auto"/>
+          <w:kern w:val="0"/>
+          <w:sz w:val="22"/>
+          <w:szCs w:val="22"/>
+          <w:lang w:val="en-CA" w:eastAsia="en-US" w:bidi="ar-SA"/>
+        </w:rPr>
+        <w:t xml:space="preserve">strncat() as you could probably guess, appends the specified number of bytes from the input string to the output string, similar to strncpy, but at the end of the string. However, this function is not as dangerous as strncpy() because it will essentially insert the input text before the existing null terminator of the output string. Therefore, the string will remain null terminated, unlike with strncpy(). </w:t>
+      </w:r>
+    </w:p>
+    <w:p>
+      <w:pPr>
+        <w:pStyle w:val="Normal"/>
+        <w:ind w:hanging="0"/>
+        <w:rPr>
+          <w:rFonts w:ascii="Calibri" w:hAnsi="Calibri" w:eastAsia="Calibri" w:cs="" w:asciiTheme="minorHAnsi" w:cstheme="minorBidi" w:eastAsiaTheme="minorHAnsi" w:hAnsiTheme="minorHAnsi"/>
+          <w:b w:val="false"/>
+          <w:b w:val="false"/>
+          <w:bCs w:val="false"/>
+          <w:color w:val="auto"/>
+          <w:kern w:val="0"/>
+          <w:sz w:val="22"/>
+          <w:szCs w:val="22"/>
+          <w:lang w:val="en-CA" w:eastAsia="en-US" w:bidi="ar-SA"/>
+        </w:rPr>
+      </w:pPr>
+      <w:r>
+        <w:rPr>
+          <w:b/>
+          <w:bCs/>
+        </w:rPr>
+      </w:r>
+    </w:p>
+    <w:p>
+      <w:pPr>
+        <w:pStyle w:val="Normal"/>
+        <w:ind w:hanging="0"/>
+        <w:rPr>
+          <w:b/>
+          <w:b/>
+          <w:bCs/>
+        </w:rPr>
+      </w:pPr>
+      <w:r>
+        <w:rPr>
+          <w:rFonts w:eastAsia="Calibri" w:cs="" w:cstheme="minorBidi" w:eastAsiaTheme="minorHAnsi"/>
+          <w:b/>
+          <w:bCs/>
+          <w:color w:val="auto"/>
+          <w:kern w:val="0"/>
+          <w:sz w:val="22"/>
+          <w:szCs w:val="22"/>
+          <w:lang w:val="en-CA" w:eastAsia="en-US" w:bidi="ar-SA"/>
+        </w:rPr>
+        <w:t>strlen:</w:t>
+      </w:r>
+      <w:r>
+        <w:rPr>
+          <w:rFonts w:eastAsia="Calibri" w:cs="" w:cstheme="minorBidi" w:eastAsiaTheme="minorHAnsi"/>
+          <w:b w:val="false"/>
+          <w:bCs w:val="false"/>
+          <w:color w:val="auto"/>
+          <w:kern w:val="0"/>
+          <w:sz w:val="22"/>
+          <w:szCs w:val="22"/>
+          <w:lang w:val="en-CA" w:eastAsia="en-US" w:bidi="ar-SA"/>
+        </w:rPr>
+        <w:t xml:space="preserve"> Another important one to keep in mind is strlen. strlen works for both the array type of string and for the char* type. An important thing to always keep in mind is that strlen will return the number of characters in the string and will NOT include the null terminator. This means that strlen is always sizeof(string) - 1. In other words, if you need to know the number of letters in a string, use strlen, but if you need to know the size in bytes of a string, use sizeof().</w:t>
+      </w:r>
+    </w:p>
+    <w:p>
+      <w:pPr>
+        <w:pStyle w:val="Normal"/>
+        <w:ind w:hanging="0"/>
+        <w:rPr>
+          <w:rFonts w:ascii="Calibri" w:hAnsi="Calibri" w:eastAsia="Calibri" w:cs="" w:asciiTheme="minorHAnsi" w:cstheme="minorBidi" w:eastAsiaTheme="minorHAnsi" w:hAnsiTheme="minorHAnsi"/>
+          <w:b w:val="false"/>
+          <w:b w:val="false"/>
+          <w:bCs w:val="false"/>
+          <w:color w:val="auto"/>
+          <w:kern w:val="0"/>
+          <w:sz w:val="22"/>
+          <w:szCs w:val="22"/>
+          <w:lang w:val="en-CA" w:eastAsia="en-US" w:bidi="ar-SA"/>
+        </w:rPr>
+      </w:pPr>
+      <w:r>
+        <w:rPr>
+          <w:b/>
+          <w:bCs/>
+        </w:rPr>
+      </w:r>
+    </w:p>
+    <w:p>
+      <w:pPr>
+        <w:pStyle w:val="Normal"/>
+        <w:ind w:hanging="0"/>
+        <w:rPr>
+          <w:b/>
+          <w:b/>
+          <w:bCs/>
+        </w:rPr>
+      </w:pPr>
+      <w:r>
+        <w:rPr>
+          <w:rFonts w:eastAsia="Calibri" w:cs="" w:cstheme="minorBidi" w:eastAsiaTheme="minorHAnsi"/>
+          <w:b/>
+          <w:bCs/>
+          <w:color w:val="auto"/>
+          <w:kern w:val="0"/>
+          <w:sz w:val="22"/>
+          <w:szCs w:val="22"/>
+          <w:lang w:val="en-CA" w:eastAsia="en-US" w:bidi="ar-SA"/>
+        </w:rPr>
+        <w:t>strtok:</w:t>
+      </w:r>
+      <w:r>
+        <w:rPr>
+          <w:rFonts w:eastAsia="Calibri" w:cs="" w:cstheme="minorBidi" w:eastAsiaTheme="minorHAnsi"/>
+          <w:b w:val="false"/>
+          <w:bCs w:val="false"/>
+          <w:color w:val="auto"/>
+          <w:kern w:val="0"/>
+          <w:sz w:val="22"/>
+          <w:szCs w:val="22"/>
+          <w:lang w:val="en-CA" w:eastAsia="en-US" w:bidi="ar-SA"/>
+        </w:rPr>
+        <w:t xml:space="preserve"> The last function that I feel would be good to cover in string.h is strtok. This function splits a string into tokens, separated by a given delimiter string. The syntax for this is char* strtok(char* str, const char* delim); Essentially, even though strtok returns 1 string, it adds null terminators at every point where it finds a delimiter so even though it returns 1 string, the compiler will view this string as being multiple strings due to the added null terminators.</w:t>
+      </w:r>
+    </w:p>
+    <w:p>
+      <w:pPr>
+        <w:pStyle w:val="Normal"/>
+        <w:ind w:hanging="0"/>
+        <w:rPr>
+          <w:rFonts w:ascii="Calibri" w:hAnsi="Calibri" w:eastAsia="Calibri" w:cs="" w:asciiTheme="minorHAnsi" w:cstheme="minorBidi" w:eastAsiaTheme="minorHAnsi" w:hAnsiTheme="minorHAnsi"/>
+          <w:b w:val="false"/>
+          <w:b w:val="false"/>
+          <w:bCs w:val="false"/>
+          <w:color w:val="auto"/>
+          <w:kern w:val="0"/>
+          <w:sz w:val="22"/>
+          <w:szCs w:val="22"/>
+          <w:lang w:val="en-CA" w:eastAsia="en-US" w:bidi="ar-SA"/>
+        </w:rPr>
+      </w:pPr>
+      <w:r>
+        <w:rPr>
+          <w:b/>
+          <w:bCs/>
+        </w:rPr>
+      </w:r>
+    </w:p>
+    <w:p>
+      <w:pPr>
+        <w:pStyle w:val="Normal"/>
+        <w:ind w:hanging="0"/>
+        <w:rPr>
+          <w:b/>
+          <w:b/>
+          <w:bCs/>
+        </w:rPr>
+      </w:pPr>
+      <w:r>
+        <w:rPr>
+          <w:rFonts w:eastAsia="Calibri" w:cs="" w:cstheme="minorBidi" w:eastAsiaTheme="minorHAnsi"/>
+          <w:b w:val="false"/>
+          <w:bCs w:val="false"/>
+          <w:color w:val="auto"/>
+          <w:kern w:val="0"/>
+          <w:sz w:val="22"/>
+          <w:szCs w:val="22"/>
+          <w:lang w:val="en-CA" w:eastAsia="en-US" w:bidi="ar-SA"/>
+        </w:rPr>
+        <w:t xml:space="preserve">One final note that I wanted to make about strings, since I’ve ran into the problem before, is that there is no way to remove a specific character from a string. In order to do this, we actually need to loop through the string and copy each character to a new string, but skip over the character that we don’t want. </w:t>
+      </w:r>
+      <w:r>
+        <w:rPr>
+          <w:rFonts w:eastAsia="Calibri" w:cs="" w:cstheme="minorBidi" w:eastAsiaTheme="minorHAnsi"/>
+          <w:b w:val="false"/>
+          <w:bCs w:val="false"/>
+          <w:color w:val="auto"/>
+          <w:kern w:val="0"/>
+          <w:sz w:val="22"/>
+          <w:szCs w:val="22"/>
+          <w:lang w:val="en-CA" w:eastAsia="en-US" w:bidi="ar-SA"/>
+        </w:rPr>
+        <w:t>Here’s an example of how you could write it:</w:t>
+      </w:r>
+    </w:p>
+    <w:p>
+      <w:pPr>
+        <w:pStyle w:val="Normal"/>
+        <w:ind w:hanging="0"/>
+        <w:rPr>
+          <w:rFonts w:ascii="Calibri" w:hAnsi="Calibri" w:eastAsia="Calibri" w:cs="" w:asciiTheme="minorHAnsi" w:cstheme="minorBidi" w:eastAsiaTheme="minorHAnsi" w:hAnsiTheme="minorHAnsi"/>
+          <w:b w:val="false"/>
+          <w:b w:val="false"/>
+          <w:bCs w:val="false"/>
+          <w:color w:val="auto"/>
+          <w:kern w:val="0"/>
+          <w:sz w:val="22"/>
+          <w:szCs w:val="22"/>
+          <w:lang w:val="en-CA" w:eastAsia="en-US" w:bidi="ar-SA"/>
+        </w:rPr>
+      </w:pPr>
+      <w:r>
+        <w:rPr>
+          <w:b/>
+          <w:bCs/>
+        </w:rPr>
+      </w:r>
+    </w:p>
+    <w:p>
+      <w:pPr>
+        <w:pStyle w:val="Normal"/>
+        <w:ind w:hanging="0"/>
+        <w:rPr>
+          <w:b/>
+          <w:b/>
+          <w:bCs/>
+        </w:rPr>
+      </w:pPr>
+      <w:r>
+        <w:rPr>
+          <w:rFonts w:eastAsia="Calibri" w:cs="" w:cstheme="minorBidi" w:eastAsiaTheme="minorHAnsi"/>
+          <w:b w:val="false"/>
+          <w:bCs w:val="false"/>
+          <w:color w:val="auto"/>
+          <w:kern w:val="0"/>
+          <w:sz w:val="22"/>
+          <w:szCs w:val="22"/>
+          <w:lang w:val="en-CA" w:eastAsia="en-US" w:bidi="ar-SA"/>
+        </w:rPr>
+        <w:t>#include &lt;string.h&gt;</w:t>
+      </w:r>
+    </w:p>
+    <w:p>
+      <w:pPr>
+        <w:pStyle w:val="Normal"/>
+        <w:ind w:hanging="0"/>
+        <w:rPr>
+          <w:b/>
+          <w:b/>
+          <w:bCs/>
+        </w:rPr>
+      </w:pPr>
+      <w:r>
+        <w:rPr>
+          <w:rFonts w:eastAsia="Calibri" w:cs="" w:cstheme="minorBidi" w:eastAsiaTheme="minorHAnsi"/>
+          <w:b w:val="false"/>
+          <w:bCs w:val="false"/>
+          <w:color w:val="auto"/>
+          <w:kern w:val="0"/>
+          <w:sz w:val="22"/>
+          <w:szCs w:val="22"/>
+          <w:lang w:val="en-CA" w:eastAsia="en-US" w:bidi="ar-SA"/>
+        </w:rPr>
+        <w:t>#include &lt;stdio.h&gt;</w:t>
+      </w:r>
+    </w:p>
+    <w:p>
+      <w:pPr>
+        <w:pStyle w:val="Normal"/>
+        <w:ind w:hanging="0"/>
+        <w:rPr>
+          <w:rFonts w:ascii="Calibri" w:hAnsi="Calibri" w:eastAsia="Calibri" w:cs="" w:asciiTheme="minorHAnsi" w:cstheme="minorBidi" w:eastAsiaTheme="minorHAnsi" w:hAnsiTheme="minorHAnsi"/>
+          <w:b w:val="false"/>
+          <w:b w:val="false"/>
+          <w:bCs w:val="false"/>
+          <w:color w:val="auto"/>
+          <w:kern w:val="0"/>
+          <w:sz w:val="22"/>
+          <w:szCs w:val="22"/>
+          <w:lang w:val="en-CA" w:eastAsia="en-US" w:bidi="ar-SA"/>
+        </w:rPr>
+      </w:pPr>
+      <w:r>
+        <w:rPr>
+          <w:b/>
+          <w:bCs/>
+        </w:rPr>
+      </w:r>
+    </w:p>
+    <w:p>
+      <w:pPr>
+        <w:pStyle w:val="Normal"/>
+        <w:ind w:hanging="0"/>
+        <w:rPr>
+          <w:b/>
+          <w:b/>
+          <w:bCs/>
+        </w:rPr>
+      </w:pPr>
+      <w:r>
+        <w:rPr>
+          <w:rFonts w:eastAsia="Calibri" w:cs="" w:cstheme="minorBidi" w:eastAsiaTheme="minorHAnsi"/>
+          <w:b w:val="false"/>
+          <w:bCs w:val="false"/>
+          <w:color w:val="auto"/>
+          <w:kern w:val="0"/>
+          <w:sz w:val="22"/>
+          <w:szCs w:val="22"/>
+          <w:lang w:val="en-CA" w:eastAsia="en-US" w:bidi="ar-SA"/>
+        </w:rPr>
+        <w:t>#define LEN 16</w:t>
+      </w:r>
+    </w:p>
+    <w:p>
+      <w:pPr>
+        <w:pStyle w:val="Normal"/>
+        <w:ind w:hanging="0"/>
+        <w:rPr>
+          <w:rFonts w:ascii="Calibri" w:hAnsi="Calibri" w:eastAsia="Calibri" w:cs="" w:asciiTheme="minorHAnsi" w:cstheme="minorBidi" w:eastAsiaTheme="minorHAnsi" w:hAnsiTheme="minorHAnsi"/>
+          <w:b w:val="false"/>
+          <w:b w:val="false"/>
+          <w:bCs w:val="false"/>
+          <w:color w:val="auto"/>
+          <w:kern w:val="0"/>
+          <w:sz w:val="22"/>
+          <w:szCs w:val="22"/>
+          <w:lang w:val="en-CA" w:eastAsia="en-US" w:bidi="ar-SA"/>
+        </w:rPr>
+      </w:pPr>
+      <w:r>
+        <w:rPr>
+          <w:b/>
+          <w:bCs/>
+        </w:rPr>
+      </w:r>
+    </w:p>
+    <w:p>
+      <w:pPr>
+        <w:pStyle w:val="Normal"/>
+        <w:ind w:hanging="0"/>
+        <w:rPr>
+          <w:b/>
+          <w:b/>
+          <w:bCs/>
+        </w:rPr>
+      </w:pPr>
+      <w:r>
+        <w:rPr>
+          <w:rFonts w:eastAsia="Calibri" w:cs="" w:cstheme="minorBidi" w:eastAsiaTheme="minorHAnsi"/>
+          <w:b w:val="false"/>
+          <w:bCs w:val="false"/>
+          <w:color w:val="auto"/>
+          <w:kern w:val="0"/>
+          <w:sz w:val="22"/>
+          <w:szCs w:val="22"/>
+          <w:lang w:val="en-CA" w:eastAsia="en-US" w:bidi="ar-SA"/>
+        </w:rPr>
+        <w:t>int main(void) {</w:t>
+      </w:r>
+    </w:p>
+    <w:p>
+      <w:pPr>
+        <w:pStyle w:val="Normal"/>
+        <w:ind w:hanging="0"/>
+        <w:rPr>
+          <w:rFonts w:ascii="Calibri" w:hAnsi="Calibri" w:eastAsia="Calibri" w:cs="" w:asciiTheme="minorHAnsi" w:cstheme="minorBidi" w:eastAsiaTheme="minorHAnsi" w:hAnsiTheme="minorHAnsi"/>
+          <w:b w:val="false"/>
+          <w:b w:val="false"/>
+          <w:bCs w:val="false"/>
+          <w:color w:val="auto"/>
+          <w:kern w:val="0"/>
+          <w:sz w:val="22"/>
+          <w:szCs w:val="22"/>
+          <w:lang w:val="en-CA" w:eastAsia="en-US" w:bidi="ar-SA"/>
+        </w:rPr>
+      </w:pPr>
+      <w:r>
+        <w:rPr>
+          <w:b/>
+          <w:bCs/>
+        </w:rPr>
+      </w:r>
+    </w:p>
+    <w:p>
+      <w:pPr>
+        <w:pStyle w:val="Normal"/>
+        <w:ind w:hanging="0"/>
+        <w:rPr>
+          <w:b/>
+          <w:b/>
+          <w:bCs/>
+        </w:rPr>
+      </w:pPr>
+      <w:r>
+        <w:rPr>
+          <w:rFonts w:eastAsia="Calibri" w:cs="" w:cstheme="minorBidi" w:eastAsiaTheme="minorHAnsi"/>
+          <w:b w:val="false"/>
+          <w:bCs w:val="false"/>
+          <w:color w:val="auto"/>
+          <w:kern w:val="0"/>
+          <w:sz w:val="22"/>
+          <w:szCs w:val="22"/>
+          <w:lang w:val="en-CA" w:eastAsia="en-US" w:bidi="ar-SA"/>
+        </w:rPr>
+        <w:tab/>
+        <w:t>int i;</w:t>
+      </w:r>
+    </w:p>
+    <w:p>
+      <w:pPr>
+        <w:pStyle w:val="Normal"/>
+        <w:ind w:hanging="0"/>
+        <w:rPr>
+          <w:b/>
+          <w:b/>
+          <w:bCs/>
+        </w:rPr>
+      </w:pPr>
+      <w:r>
+        <w:rPr>
+          <w:rFonts w:eastAsia="Calibri" w:cs="" w:cstheme="minorBidi" w:eastAsiaTheme="minorHAnsi"/>
+          <w:b w:val="false"/>
+          <w:bCs w:val="false"/>
+          <w:color w:val="auto"/>
+          <w:kern w:val="0"/>
+          <w:sz w:val="22"/>
+          <w:szCs w:val="22"/>
+          <w:lang w:val="en-CA" w:eastAsia="en-US" w:bidi="ar-SA"/>
+        </w:rPr>
+        <w:tab/>
+        <w:t>char string[LEN] = “remove letter e”;</w:t>
+      </w:r>
+    </w:p>
+    <w:p>
+      <w:pPr>
+        <w:pStyle w:val="Normal"/>
+        <w:ind w:hanging="0"/>
+        <w:rPr>
+          <w:b/>
+          <w:b/>
+          <w:bCs/>
+        </w:rPr>
+      </w:pPr>
+      <w:r>
+        <w:rPr>
+          <w:rFonts w:eastAsia="Calibri" w:cs="" w:cstheme="minorBidi" w:eastAsiaTheme="minorHAnsi"/>
+          <w:b w:val="false"/>
+          <w:bCs w:val="false"/>
+          <w:color w:val="auto"/>
+          <w:kern w:val="0"/>
+          <w:sz w:val="22"/>
+          <w:szCs w:val="22"/>
+          <w:lang w:val="en-CA" w:eastAsia="en-US" w:bidi="ar-SA"/>
+        </w:rPr>
+        <w:tab/>
+        <w:t>char copy[LEN];</w:t>
+      </w:r>
+    </w:p>
+    <w:p>
+      <w:pPr>
+        <w:pStyle w:val="Normal"/>
+        <w:ind w:hanging="0"/>
+        <w:rPr>
+          <w:b/>
+          <w:b/>
+          <w:bCs/>
+        </w:rPr>
+      </w:pPr>
+      <w:r>
+        <w:rPr>
+          <w:rFonts w:eastAsia="Calibri" w:cs="" w:cstheme="minorBidi" w:eastAsiaTheme="minorHAnsi"/>
+          <w:b w:val="false"/>
+          <w:bCs w:val="false"/>
+          <w:color w:val="auto"/>
+          <w:kern w:val="0"/>
+          <w:sz w:val="22"/>
+          <w:szCs w:val="22"/>
+          <w:lang w:val="en-CA" w:eastAsia="en-US" w:bidi="ar-SA"/>
+        </w:rPr>
+        <w:tab/>
+      </w:r>
+    </w:p>
+    <w:p>
+      <w:pPr>
+        <w:pStyle w:val="Normal"/>
+        <w:ind w:hanging="0"/>
+        <w:rPr>
+          <w:b/>
+          <w:b/>
+          <w:bCs/>
+        </w:rPr>
+      </w:pPr>
+      <w:r>
+        <w:rPr>
+          <w:rFonts w:eastAsia="Calibri" w:cs="" w:cstheme="minorBidi" w:eastAsiaTheme="minorHAnsi"/>
+          <w:b w:val="false"/>
+          <w:bCs w:val="false"/>
+          <w:color w:val="auto"/>
+          <w:kern w:val="0"/>
+          <w:sz w:val="22"/>
+          <w:szCs w:val="22"/>
+          <w:lang w:val="en-CA" w:eastAsia="en-US" w:bidi="ar-SA"/>
+        </w:rPr>
+        <w:tab/>
+        <w:t>for(i = 0; i &lt; strlen(string); i++) {</w:t>
+      </w:r>
+    </w:p>
+    <w:p>
+      <w:pPr>
+        <w:pStyle w:val="Normal"/>
+        <w:ind w:hanging="0"/>
+        <w:rPr>
+          <w:b/>
+          <w:b/>
+          <w:bCs/>
+        </w:rPr>
+      </w:pPr>
+      <w:r>
+        <w:rPr>
+          <w:rFonts w:eastAsia="Calibri" w:cs="" w:cstheme="minorBidi" w:eastAsiaTheme="minorHAnsi"/>
+          <w:b w:val="false"/>
+          <w:bCs w:val="false"/>
+          <w:color w:val="auto"/>
+          <w:kern w:val="0"/>
+          <w:sz w:val="22"/>
+          <w:szCs w:val="22"/>
+          <w:lang w:val="en-CA" w:eastAsia="en-US" w:bidi="ar-SA"/>
+        </w:rPr>
+        <w:tab/>
+        <w:tab/>
+        <w:t>if(string[i] != ‘e’) {</w:t>
+      </w:r>
+    </w:p>
+    <w:p>
+      <w:pPr>
+        <w:pStyle w:val="Normal"/>
+        <w:ind w:hanging="0"/>
+        <w:rPr>
+          <w:b/>
+          <w:b/>
+          <w:bCs/>
+        </w:rPr>
+      </w:pPr>
+      <w:r>
+        <w:rPr>
+          <w:rFonts w:eastAsia="Calibri" w:cs="" w:cstheme="minorBidi" w:eastAsiaTheme="minorHAnsi"/>
+          <w:b w:val="false"/>
+          <w:bCs w:val="false"/>
+          <w:color w:val="auto"/>
+          <w:kern w:val="0"/>
+          <w:sz w:val="22"/>
+          <w:szCs w:val="22"/>
+          <w:lang w:val="en-CA" w:eastAsia="en-US" w:bidi="ar-SA"/>
+        </w:rPr>
+        <w:tab/>
+        <w:tab/>
+        <w:tab/>
+        <w:t>strncat(copy, string + i, 1);</w:t>
+      </w:r>
+    </w:p>
+    <w:p>
+      <w:pPr>
+        <w:pStyle w:val="Normal"/>
+        <w:ind w:hanging="0"/>
+        <w:rPr>
+          <w:b/>
+          <w:b/>
+          <w:bCs/>
+        </w:rPr>
+      </w:pPr>
+      <w:r>
+        <w:rPr>
+          <w:rFonts w:eastAsia="Calibri" w:cs="" w:cstheme="minorBidi" w:eastAsiaTheme="minorHAnsi"/>
+          <w:b w:val="false"/>
+          <w:bCs w:val="false"/>
+          <w:color w:val="auto"/>
+          <w:kern w:val="0"/>
+          <w:sz w:val="22"/>
+          <w:szCs w:val="22"/>
+          <w:lang w:val="en-CA" w:eastAsia="en-US" w:bidi="ar-SA"/>
+        </w:rPr>
+        <w:tab/>
+        <w:tab/>
+        <w:t>}</w:t>
+      </w:r>
+    </w:p>
+    <w:p>
+      <w:pPr>
+        <w:pStyle w:val="Normal"/>
+        <w:ind w:hanging="0"/>
+        <w:rPr>
+          <w:b/>
+          <w:b/>
+          <w:bCs/>
+        </w:rPr>
+      </w:pPr>
+      <w:r>
+        <w:rPr>
+          <w:rFonts w:eastAsia="Calibri" w:cs="" w:cstheme="minorBidi" w:eastAsiaTheme="minorHAnsi"/>
+          <w:b w:val="false"/>
+          <w:bCs w:val="false"/>
+          <w:color w:val="auto"/>
+          <w:kern w:val="0"/>
+          <w:sz w:val="22"/>
+          <w:szCs w:val="22"/>
+          <w:lang w:val="en-CA" w:eastAsia="en-US" w:bidi="ar-SA"/>
+        </w:rPr>
+        <w:tab/>
+        <w:tab/>
+        <w:t>else</w:t>
+      </w:r>
+    </w:p>
+    <w:p>
+      <w:pPr>
+        <w:pStyle w:val="Normal"/>
+        <w:ind w:hanging="0"/>
+        <w:rPr>
+          <w:b/>
+          <w:b/>
+          <w:bCs/>
+        </w:rPr>
+      </w:pPr>
+      <w:r>
+        <w:rPr>
+          <w:rFonts w:eastAsia="Calibri" w:cs="" w:cstheme="minorBidi" w:eastAsiaTheme="minorHAnsi"/>
+          <w:b w:val="false"/>
+          <w:bCs w:val="false"/>
+          <w:color w:val="auto"/>
+          <w:kern w:val="0"/>
+          <w:sz w:val="22"/>
+          <w:szCs w:val="22"/>
+          <w:lang w:val="en-CA" w:eastAsia="en-US" w:bidi="ar-SA"/>
+        </w:rPr>
+        <w:tab/>
+        <w:tab/>
+        <w:tab/>
+        <w:t>continue;</w:t>
+      </w:r>
+    </w:p>
+    <w:p>
+      <w:pPr>
+        <w:pStyle w:val="Normal"/>
+        <w:ind w:hanging="0"/>
+        <w:rPr>
+          <w:b/>
+          <w:b/>
+          <w:bCs/>
+        </w:rPr>
+      </w:pPr>
+      <w:r>
+        <w:rPr>
+          <w:rFonts w:eastAsia="Calibri" w:cs="" w:cstheme="minorBidi" w:eastAsiaTheme="minorHAnsi"/>
+          <w:b w:val="false"/>
+          <w:bCs w:val="false"/>
+          <w:color w:val="auto"/>
+          <w:kern w:val="0"/>
+          <w:sz w:val="22"/>
+          <w:szCs w:val="22"/>
+          <w:lang w:val="en-CA" w:eastAsia="en-US" w:bidi="ar-SA"/>
+        </w:rPr>
+        <w:tab/>
+        <w:t>}</w:t>
+      </w:r>
+    </w:p>
+    <w:p>
+      <w:pPr>
+        <w:pStyle w:val="Normal"/>
+        <w:ind w:hanging="0"/>
+        <w:rPr>
+          <w:b/>
+          <w:b/>
+          <w:bCs/>
+        </w:rPr>
+      </w:pPr>
+      <w:r>
+        <w:rPr>
+          <w:rFonts w:eastAsia="Calibri" w:cs="" w:cstheme="minorBidi" w:eastAsiaTheme="minorHAnsi"/>
+          <w:b w:val="false"/>
+          <w:bCs w:val="false"/>
+          <w:color w:val="auto"/>
+          <w:kern w:val="0"/>
+          <w:sz w:val="22"/>
+          <w:szCs w:val="22"/>
+          <w:lang w:val="en-CA" w:eastAsia="en-US" w:bidi="ar-SA"/>
+        </w:rPr>
+        <w:tab/>
+        <w:t>printf(“Contents of Copy: %s\n”, copy);</w:t>
+      </w:r>
+    </w:p>
+    <w:p>
+      <w:pPr>
+        <w:pStyle w:val="Normal"/>
+        <w:ind w:hanging="0"/>
+        <w:rPr>
+          <w:rFonts w:ascii="Calibri" w:hAnsi="Calibri" w:eastAsia="Calibri" w:cs="" w:asciiTheme="minorHAnsi" w:cstheme="minorBidi" w:eastAsiaTheme="minorHAnsi" w:hAnsiTheme="minorHAnsi"/>
+          <w:b w:val="false"/>
+          <w:b w:val="false"/>
+          <w:bCs w:val="false"/>
+          <w:color w:val="auto"/>
+          <w:kern w:val="0"/>
+          <w:sz w:val="22"/>
+          <w:szCs w:val="22"/>
+          <w:lang w:val="en-CA" w:eastAsia="en-US" w:bidi="ar-SA"/>
+        </w:rPr>
+      </w:pPr>
+      <w:r>
+        <w:rPr>
+          <w:b/>
+          <w:bCs/>
+        </w:rPr>
+      </w:r>
+    </w:p>
+    <w:p>
+      <w:pPr>
+        <w:pStyle w:val="Normal"/>
+        <w:ind w:hanging="0"/>
+        <w:rPr>
+          <w:b/>
+          <w:b/>
+          <w:bCs/>
+        </w:rPr>
+      </w:pPr>
+      <w:r>
+        <w:rPr>
+          <w:rFonts w:eastAsia="Calibri" w:cs="" w:cstheme="minorBidi" w:eastAsiaTheme="minorHAnsi"/>
+          <w:b w:val="false"/>
+          <w:bCs w:val="false"/>
+          <w:color w:val="auto"/>
+          <w:kern w:val="0"/>
+          <w:sz w:val="22"/>
+          <w:szCs w:val="22"/>
+          <w:lang w:val="en-CA" w:eastAsia="en-US" w:bidi="ar-SA"/>
+        </w:rPr>
+        <w:tab/>
+        <w:t>return 0;;</w:t>
+      </w:r>
+    </w:p>
+    <w:p>
+      <w:pPr>
+        <w:pStyle w:val="Normal"/>
+        <w:ind w:hanging="0"/>
+        <w:rPr>
+          <w:b/>
+          <w:b/>
+          <w:bCs/>
+        </w:rPr>
+      </w:pPr>
+      <w:r>
+        <w:rPr>
+          <w:rFonts w:eastAsia="Calibri" w:cs="" w:cstheme="minorBidi" w:eastAsiaTheme="minorHAnsi"/>
+          <w:b w:val="false"/>
+          <w:bCs w:val="false"/>
+          <w:color w:val="auto"/>
+          <w:kern w:val="0"/>
+          <w:sz w:val="22"/>
+          <w:szCs w:val="22"/>
+          <w:lang w:val="en-CA" w:eastAsia="en-US" w:bidi="ar-SA"/>
+        </w:rPr>
+        <w:t>}</w:t>
+      </w:r>
+    </w:p>
+    <w:p>
+      <w:pPr>
+        <w:pStyle w:val="Normal"/>
+        <w:ind w:hanging="0"/>
+        <w:rPr>
+          <w:rFonts w:ascii="Calibri" w:hAnsi="Calibri" w:eastAsia="Calibri" w:cs="" w:asciiTheme="minorHAnsi" w:cstheme="minorBidi" w:eastAsiaTheme="minorHAnsi" w:hAnsiTheme="minorHAnsi"/>
+          <w:b w:val="false"/>
+          <w:b w:val="false"/>
+          <w:bCs w:val="false"/>
+          <w:color w:val="auto"/>
+          <w:kern w:val="0"/>
+          <w:sz w:val="22"/>
+          <w:szCs w:val="22"/>
+          <w:lang w:val="en-CA" w:eastAsia="en-US" w:bidi="ar-SA"/>
+        </w:rPr>
+      </w:pPr>
+      <w:r>
+        <w:rPr>
+          <w:b/>
+          <w:bCs/>
+        </w:rPr>
+      </w:r>
+    </w:p>
+    <w:p>
+      <w:pPr>
+        <w:pStyle w:val="Normal"/>
+        <w:ind w:hanging="0"/>
+        <w:rPr>
+          <w:b/>
+          <w:b/>
+          <w:bCs/>
+        </w:rPr>
+      </w:pPr>
+      <w:r>
+        <w:rPr>
+          <w:rFonts w:eastAsia="Calibri" w:cs="" w:cstheme="minorBidi" w:eastAsiaTheme="minorHAnsi"/>
+          <w:b w:val="false"/>
+          <w:bCs w:val="false"/>
+          <w:color w:val="auto"/>
+          <w:kern w:val="0"/>
+          <w:sz w:val="22"/>
+          <w:szCs w:val="22"/>
+          <w:lang w:val="en-CA" w:eastAsia="en-US" w:bidi="ar-SA"/>
+        </w:rPr>
+        <w:t>Output: rmov lttr</w:t>
+      </w:r>
+    </w:p>
+    <w:p>
+      <w:pPr>
+        <w:pStyle w:val="Normal"/>
+        <w:rPr>
+          <w:rFonts w:ascii="Calibri" w:hAnsi="Calibri" w:cs="Calibri"/>
+        </w:rPr>
+      </w:pPr>
+      <w:r>
+        <w:rPr>
+          <w:rFonts w:cs="Calibri"/>
+        </w:rPr>
+      </w:r>
+    </w:p>
+    <w:p>
+      <w:pPr>
+        <w:pStyle w:val="Normal"/>
+        <w:rPr>
+          <w:rFonts w:ascii="Calibri" w:hAnsi="Calibri" w:cs="Calibri"/>
+          <w:b/>
+          <w:b/>
+          <w:bCs/>
+        </w:rPr>
+      </w:pPr>
+      <w:r>
+        <w:rPr>
+          <w:rFonts w:cs="Calibri"/>
+          <w:b/>
+          <w:bCs/>
+        </w:rPr>
         <w:t>Structures</w:t>
       </w:r>
     </w:p>
@@ -2856,7 +5158,19 @@
         <w:rPr>
           <w:rFonts w:cs="Calibri"/>
         </w:rPr>
-        <w:t>Here is an interesting portion of the C language! A structure is a collection of related data. It is often compared to an object in OOP, but just keep in mind that C is not object oriented and therefor, shouldn’t always be compared to OOP languages (hypocritical coming from the guy comparing Java to C at every opportunity). It is really a list of variables that may have differing datatypes. In fact, structs are very similar to arrays in C, in that each field is stored sequentially. We can perform arithmetic on pointers to structs to get the structs next or previous field(s). Here is an example of a struct ‘Books’:</w:t>
+        <w:t>Here is an interesting portion of the C language! A structure is a collection of related data. It is often compared to an object in OOP, but just keep in mind that C is not object oriented and therefor</w:t>
+      </w:r>
+      <w:r>
+        <w:rPr>
+          <w:rFonts w:cs="Calibri"/>
+        </w:rPr>
+        <w:t>e</w:t>
+      </w:r>
+      <w:r>
+        <w:rPr>
+          <w:rFonts w:cs="Calibri"/>
+        </w:rPr>
+        <w:t>, shouldn’t always be compared to OOP languages (hypocritical coming from the guy comparing Java to C at every opportunity). It is really a list of variables that may have differing datatypes. In fact, structs are very similar to arrays in C, in that each field is stored sequentially. We can perform arithmetic on pointers to structs to get the structs next or previous field(s). Here is an example of a struct ‘Books’:</w:t>
       </w:r>
     </w:p>
     <w:p>
@@ -10410,232 +12724,7 @@
           <w:b/>
           <w:bCs/>
         </w:rPr>
-        <w:t>Preprocessors</w:t>
-      </w:r>
-    </w:p>
-    <w:p>
-      <w:pPr>
-        <w:pStyle w:val="Normal"/>
-        <w:rPr>
-          <w:rFonts w:ascii="Calibri" w:hAnsi="Calibri" w:cs="Calibri"/>
-        </w:rPr>
-      </w:pPr>
-      <w:r>
-        <w:rPr>
-          <w:rFonts w:cs="Calibri"/>
-        </w:rPr>
-      </w:r>
-    </w:p>
-    <w:p>
-      <w:pPr>
-        <w:pStyle w:val="Normal"/>
-        <w:ind w:firstLine="720"/>
-        <w:rPr>
-          <w:rFonts w:ascii="Calibri" w:hAnsi="Calibri" w:cs="Calibri"/>
-        </w:rPr>
-      </w:pPr>
-      <w:r>
-        <w:rPr>
-          <w:rFonts w:cs="Calibri"/>
-        </w:rPr>
-        <w:t>The C preprocessor (CPP) is not a part of the compiler, but rather a separate step in the compilation process. In simple terms, a C preprocessor is a text substitution tool which instructs the compiler to do required pre-processing before actual compilation. Preprocessor commands begin with # such as #define. Here is a list of each command:</w:t>
-      </w:r>
-    </w:p>
-    <w:p>
-      <w:pPr>
-        <w:pStyle w:val="Normal"/>
-        <w:rPr>
-          <w:rFonts w:ascii="Calibri" w:hAnsi="Calibri" w:cs="Calibri"/>
-        </w:rPr>
-      </w:pPr>
-      <w:r>
-        <w:rPr>
-          <w:rFonts w:cs="Calibri"/>
-        </w:rPr>
-      </w:r>
-    </w:p>
-    <w:p>
-      <w:pPr>
-        <w:pStyle w:val="Normal"/>
-        <w:rPr>
-          <w:rFonts w:ascii="Calibri" w:hAnsi="Calibri" w:cs="Calibri"/>
-        </w:rPr>
-      </w:pPr>
-      <w:r>
-        <w:rPr>
-          <w:rFonts w:cs="Calibri"/>
-        </w:rPr>
-        <w:t>#define: Substitutes a preprocessor macro</w:t>
-      </w:r>
-    </w:p>
-    <w:p>
-      <w:pPr>
-        <w:pStyle w:val="Normal"/>
-        <w:rPr>
-          <w:rFonts w:ascii="Calibri" w:hAnsi="Calibri" w:cs="Calibri"/>
-        </w:rPr>
-      </w:pPr>
-      <w:r>
-        <w:rPr>
-          <w:rFonts w:cs="Calibri"/>
-        </w:rPr>
-        <w:t>#include: Inserts a particular header from another file (a library).</w:t>
-      </w:r>
-    </w:p>
-    <w:p>
-      <w:pPr>
-        <w:pStyle w:val="Normal"/>
-        <w:rPr>
-          <w:rFonts w:ascii="Calibri" w:hAnsi="Calibri" w:cs="Calibri"/>
-        </w:rPr>
-      </w:pPr>
-      <w:r>
-        <w:rPr>
-          <w:rFonts w:cs="Calibri"/>
-        </w:rPr>
-        <w:t>#undef: Undefine a preprocessor macro.</w:t>
-      </w:r>
-    </w:p>
-    <w:p>
-      <w:pPr>
-        <w:pStyle w:val="Normal"/>
-        <w:rPr>
-          <w:rFonts w:ascii="Calibri" w:hAnsi="Calibri" w:cs="Calibri"/>
-        </w:rPr>
-      </w:pPr>
-      <w:r>
-        <w:rPr>
-          <w:rFonts w:cs="Calibri"/>
-        </w:rPr>
-        <w:t>#ifdef: Returns true if macro is defined.</w:t>
-      </w:r>
-    </w:p>
-    <w:p>
-      <w:pPr>
-        <w:pStyle w:val="Normal"/>
-        <w:rPr>
-          <w:rFonts w:ascii="Calibri" w:hAnsi="Calibri" w:cs="Calibri"/>
-        </w:rPr>
-      </w:pPr>
-      <w:r>
-        <w:rPr>
-          <w:rFonts w:cs="Calibri"/>
-        </w:rPr>
-        <w:t>#ifndef: Returns true if macro is undefined.</w:t>
-      </w:r>
-    </w:p>
-    <w:p>
-      <w:pPr>
-        <w:pStyle w:val="Normal"/>
-        <w:rPr>
-          <w:rFonts w:ascii="Calibri" w:hAnsi="Calibri" w:cs="Calibri"/>
-        </w:rPr>
-      </w:pPr>
-      <w:r>
-        <w:rPr>
-          <w:rFonts w:cs="Calibri"/>
-        </w:rPr>
-        <w:t>#if: Tests is a compile condition is true.</w:t>
-      </w:r>
-    </w:p>
-    <w:p>
-      <w:pPr>
-        <w:pStyle w:val="Normal"/>
-        <w:rPr>
-          <w:rFonts w:ascii="Calibri" w:hAnsi="Calibri" w:cs="Calibri"/>
-        </w:rPr>
-      </w:pPr>
-      <w:r>
-        <w:rPr>
-          <w:rFonts w:cs="Calibri"/>
-        </w:rPr>
-        <w:t>#else: The alternative for #if.</w:t>
-      </w:r>
-    </w:p>
-    <w:p>
-      <w:pPr>
-        <w:pStyle w:val="Normal"/>
-        <w:rPr>
-          <w:rFonts w:ascii="Calibri" w:hAnsi="Calibri" w:cs="Calibri"/>
-        </w:rPr>
-      </w:pPr>
-      <w:r>
-        <w:rPr>
-          <w:rFonts w:cs="Calibri"/>
-        </w:rPr>
-        <w:t>#elif: #else and #if in one statement.</w:t>
-      </w:r>
-    </w:p>
-    <w:p>
-      <w:pPr>
-        <w:pStyle w:val="Normal"/>
-        <w:rPr>
-          <w:rFonts w:ascii="Calibri" w:hAnsi="Calibri" w:cs="Calibri"/>
-        </w:rPr>
-      </w:pPr>
-      <w:r>
-        <w:rPr>
-          <w:rFonts w:cs="Calibri"/>
-        </w:rPr>
-        <w:t>#endif: Ends preprocessor conditional.</w:t>
-      </w:r>
-    </w:p>
-    <w:p>
-      <w:pPr>
-        <w:pStyle w:val="Normal"/>
-        <w:rPr>
-          <w:rFonts w:ascii="Calibri" w:hAnsi="Calibri" w:cs="Calibri"/>
-        </w:rPr>
-      </w:pPr>
-      <w:r>
-        <w:rPr>
-          <w:rFonts w:cs="Calibri"/>
-        </w:rPr>
-        <w:t>#error: Prints error message on stderr.</w:t>
-      </w:r>
-    </w:p>
-    <w:p>
-      <w:pPr>
-        <w:pStyle w:val="Normal"/>
-        <w:rPr>
-          <w:rFonts w:ascii="Calibri" w:hAnsi="Calibri" w:cs="Calibri"/>
-        </w:rPr>
-      </w:pPr>
-      <w:r>
-        <w:rPr>
-          <w:rFonts w:cs="Calibri"/>
-        </w:rPr>
-        <w:t>#pragma: Issues special commands to the compiler, using a standardized method.</w:t>
-      </w:r>
-    </w:p>
-    <w:p>
-      <w:pPr>
-        <w:pStyle w:val="Normal"/>
-        <w:rPr>
-          <w:rFonts w:ascii="Calibri" w:hAnsi="Calibri" w:cs="Calibri"/>
-        </w:rPr>
-      </w:pPr>
-      <w:r>
-        <w:rPr>
-          <w:rFonts w:cs="Calibri"/>
-        </w:rPr>
-      </w:r>
-    </w:p>
-    <w:p>
-      <w:pPr>
-        <w:pStyle w:val="Normal"/>
-        <w:rPr>
-          <w:b/>
-          <w:b/>
-          <w:bCs/>
-        </w:rPr>
-      </w:pPr>
-      <w:r>
-        <w:rPr>
-          <w:b/>
-          <w:bCs/>
-        </w:rPr>
-        <w:t>Pragma Once and Header Guards</w:t>
+        <w:t>Other Useful Header Files</w:t>
       </w:r>
     </w:p>
     <w:p>
@@ -10649,27 +12738,30 @@
       </w:pPr>
       <w:r>
         <w:rPr>
+          <w:rFonts w:cs="Calibri"/>
+          <w:b/>
+          <w:bCs/>
+        </w:rPr>
+      </w:r>
+    </w:p>
+    <w:p>
+      <w:pPr>
+        <w:pStyle w:val="Normal"/>
+        <w:rPr>
+          <w:rFonts w:ascii="Calibri" w:hAnsi="Calibri" w:cs="Calibri"/>
+          <w:b/>
+          <w:b/>
+          <w:bCs/>
+        </w:rPr>
+      </w:pPr>
+      <w:r>
+        <w:rPr>
+          <w:rFonts w:cs="Calibri"/>
           <w:b w:val="false"/>
           <w:bCs w:val="false"/>
         </w:rPr>
-      </w:r>
-    </w:p>
-    <w:p>
-      <w:pPr>
-        <w:pStyle w:val="Normal"/>
-        <w:rPr>
-          <w:b/>
-          <w:b/>
-          <w:bCs/>
-        </w:rPr>
-      </w:pPr>
-      <w:r>
-        <w:rPr>
-          <w:b w:val="false"/>
-          <w:bCs w:val="false"/>
-        </w:rPr>
         <w:tab/>
-        <w:t xml:space="preserve">When it comes to the #include directive, we need to be careful. Including external header files in your source file may lead to an unoptimized compiling phase. Due to the fact that external header files can include other header files, it is very possible; almost innevitable, that we may end up accidentally including a header file that is already being included within another header file that we’re including. In this scenario, the linker will actually include (copy) the header file into our source file multiple times. In this case, we can use a concept known as a header guard. It is really quite simple: </w:t>
+        <w:t>In my experience, there are very few resources for libraries or header files in C. Some functions I only discovered existed a few years after I had been programming in C because these sorts of things simply aren’t well known. One such header file that is really useful is &lt;ctype.h&gt;</w:t>
       </w:r>
     </w:p>
     <w:p>
@@ -10683,174 +12775,809 @@
       </w:pPr>
       <w:r>
         <w:rPr>
-          <w:b w:val="false"/>
-          <w:bCs w:val="false"/>
-        </w:rPr>
-      </w:r>
-    </w:p>
-    <w:p>
-      <w:pPr>
-        <w:pStyle w:val="Normal"/>
-        <w:rPr>
-          <w:b/>
+          <w:rFonts w:cs="Calibri"/>
           <w:b/>
           <w:bCs/>
         </w:rPr>
-      </w:pPr>
-      <w:r>
-        <w:rPr>
-          <w:b w:val="false"/>
-          <w:bCs w:val="false"/>
-        </w:rPr>
-        <w:t>#ifndef &lt;header.h&gt;</w:t>
-      </w:r>
-    </w:p>
-    <w:p>
-      <w:pPr>
-        <w:pStyle w:val="Normal"/>
-        <w:rPr>
-          <w:b/>
-          <w:b/>
-          <w:bCs/>
-        </w:rPr>
-      </w:pPr>
-      <w:r>
-        <w:rPr>
-          <w:b w:val="false"/>
-          <w:bCs w:val="false"/>
-        </w:rPr>
-        <w:t>#define &lt;header.h&gt;</w:t>
-      </w:r>
-    </w:p>
-    <w:p>
-      <w:pPr>
-        <w:pStyle w:val="Normal"/>
-        <w:rPr>
+      </w:r>
+    </w:p>
+    <w:p>
+      <w:pPr>
+        <w:pStyle w:val="Normal"/>
+        <w:rPr>
+          <w:rFonts w:ascii="Calibri" w:hAnsi="Calibri" w:cs="Calibri"/>
           <w:b w:val="false"/>
           <w:b w:val="false"/>
           <w:bCs w:val="false"/>
-        </w:rPr>
-      </w:pPr>
-      <w:r>
-        <w:rPr>
+          <w:u w:val="single"/>
+        </w:rPr>
+      </w:pPr>
+      <w:r>
+        <w:rPr>
+          <w:rFonts w:cs="Calibri"/>
           <w:b w:val="false"/>
           <w:bCs w:val="false"/>
-        </w:rPr>
-      </w:r>
-    </w:p>
-    <w:p>
-      <w:pPr>
-        <w:pStyle w:val="Normal"/>
-        <w:rPr>
-          <w:b/>
-          <w:b/>
-          <w:bCs/>
-        </w:rPr>
-      </w:pPr>
-      <w:r>
-        <w:rPr>
-          <w:b w:val="false"/>
-          <w:bCs w:val="false"/>
-        </w:rPr>
-        <w:t>The code above checks if header.h is already included. If not, we define the header. The next time that header.h tries to get included, it will skip over the guard since it is already defined. This can be effectively replaced by #pragma once in later iterations of C. They are the exact same thing. The only thing is that older versions of C may not understand #pragma once, so it is usually a good idea to include both one after the other. Eg.</w:t>
-      </w:r>
-    </w:p>
-    <w:p>
-      <w:pPr>
-        <w:pStyle w:val="Normal"/>
-        <w:rPr>
+          <w:u w:val="single"/>
+        </w:rPr>
+        <w:t>ctype.h</w:t>
+      </w:r>
+    </w:p>
+    <w:p>
+      <w:pPr>
+        <w:pStyle w:val="Normal"/>
+        <w:rPr>
+          <w:rFonts w:ascii="Calibri" w:hAnsi="Calibri" w:cs="Calibri"/>
           <w:b w:val="false"/>
           <w:b w:val="false"/>
           <w:bCs w:val="false"/>
-        </w:rPr>
-      </w:pPr>
-      <w:r>
-        <w:rPr>
+          <w:u w:val="single"/>
+        </w:rPr>
+      </w:pPr>
+      <w:r>
+        <w:rPr>
+          <w:rFonts w:cs="Calibri"/>
           <w:b w:val="false"/>
           <w:bCs w:val="false"/>
-        </w:rPr>
-      </w:r>
-    </w:p>
-    <w:p>
-      <w:pPr>
-        <w:pStyle w:val="Normal"/>
-        <w:rPr>
-          <w:b/>
-          <w:b/>
-          <w:bCs/>
-        </w:rPr>
-      </w:pPr>
-      <w:r>
-        <w:rPr>
+          <w:u w:val="none"/>
+        </w:rPr>
+        <w:tab/>
+        <w:t>ctype.h has functions such as isalnum(), isalpha(), iscntrl(), isdigit(), isgraph(), islower(), isupper(), isprint(), ispunct(), isspace(), and isxdigit(). Most of these are self-explanitory. For instance isalpha() checks if the character passed in is a letter. isdigit() checks if the character is a digit, isspace() checks if the character is a whitespace char, isxdigit() check if it’s a hexidecimal character, and islower() and isupper() check for lower case or uppercase letters. The more obscure one such as isalnum() checks if char is alphanumeric, iscntrl() check if the char is a control character, isgraph() checks if it has a graphical representation using locale, isprint() checks if the char is printable and ispunct() checks for punctuation.</w:t>
+      </w:r>
+    </w:p>
+    <w:p>
+      <w:pPr>
+        <w:pStyle w:val="Normal"/>
+        <w:rPr>
+          <w:u w:val="none"/>
+        </w:rPr>
+      </w:pPr>
+      <w:r>
+        <w:rPr>
+          <w:rFonts w:cs="Calibri"/>
           <w:b w:val="false"/>
           <w:bCs w:val="false"/>
-        </w:rPr>
-        <w:t>/* Understood by modern C */</w:t>
-      </w:r>
-    </w:p>
-    <w:p>
-      <w:pPr>
-        <w:pStyle w:val="Normal"/>
-        <w:rPr>
-          <w:b/>
-          <w:b/>
-          <w:bCs/>
-        </w:rPr>
-      </w:pPr>
-      <w:r>
-        <w:rPr>
+          <w:u w:val="single"/>
+        </w:rPr>
+      </w:r>
+    </w:p>
+    <w:p>
+      <w:pPr>
+        <w:pStyle w:val="Normal"/>
+        <w:rPr>
+          <w:rFonts w:ascii="Calibri" w:hAnsi="Calibri" w:cs="Calibri"/>
+          <w:b w:val="false"/>
           <w:b w:val="false"/>
           <w:bCs w:val="false"/>
-        </w:rPr>
-        <w:t>#pragma once</w:t>
-      </w:r>
-    </w:p>
-    <w:p>
-      <w:pPr>
-        <w:pStyle w:val="Normal"/>
-        <w:rPr>
-          <w:b/>
-          <w:b/>
-          <w:bCs/>
-        </w:rPr>
-      </w:pPr>
-      <w:r>
-        <w:rPr>
+          <w:u w:val="single"/>
+        </w:rPr>
+      </w:pPr>
+      <w:r>
+        <w:rPr>
+          <w:rFonts w:cs="Calibri"/>
           <w:b w:val="false"/>
           <w:bCs w:val="false"/>
-        </w:rPr>
-        <w:t>/* For older versions of C */</w:t>
-      </w:r>
-    </w:p>
-    <w:p>
-      <w:pPr>
-        <w:pStyle w:val="Normal"/>
-        <w:rPr>
-          <w:b/>
-          <w:b/>
-          <w:bCs/>
-        </w:rPr>
-      </w:pPr>
-      <w:r>
-        <w:rPr>
+          <w:u w:val="single"/>
+        </w:rPr>
+        <w:t>limits.h</w:t>
+      </w:r>
+      <w:r>
+        <w:rPr>
+          <w:rFonts w:cs="Calibri"/>
           <w:b w:val="false"/>
           <w:bCs w:val="false"/>
-        </w:rPr>
-        <w:t>#ifndef &lt;header.h&gt;</w:t>
-      </w:r>
-    </w:p>
-    <w:p>
-      <w:pPr>
-        <w:pStyle w:val="Normal"/>
-        <w:rPr>
-          <w:rFonts w:ascii="Calibri" w:hAnsi="Calibri" w:cs="Calibri"/>
-        </w:rPr>
-      </w:pPr>
-      <w:r>
-        <w:rPr>
-          <w:rFonts w:cs="Calibri"/>
-        </w:rPr>
-        <w:t>#define &lt;header.h&gt;</w:t>
+          <w:u w:val="none"/>
+        </w:rPr>
+        <w:t xml:space="preserve"> </w:t>
+      </w:r>
+    </w:p>
+    <w:p>
+      <w:pPr>
+        <w:pStyle w:val="Normal"/>
+        <w:rPr>
+          <w:rFonts w:ascii="Calibri" w:hAnsi="Calibri" w:cs="Calibri"/>
+          <w:b w:val="false"/>
+          <w:b w:val="false"/>
+          <w:bCs w:val="false"/>
+          <w:u w:val="single"/>
+        </w:rPr>
+      </w:pPr>
+      <w:r>
+        <w:rPr>
+          <w:rFonts w:cs="Calibri"/>
+          <w:b w:val="false"/>
+          <w:bCs w:val="false"/>
+          <w:u w:val="none"/>
+        </w:rPr>
+        <w:tab/>
+        <w:t xml:space="preserve">limits.h is useful for checking the sizes of data types on a system-to-system basis. Because it contains a bunch of system macros, it is useful if you want to keep a number within the range of its data type. For example, </w:t>
+      </w:r>
+      <w:r>
+        <w:rPr>
+          <w:rFonts w:cs="Calibri"/>
+          <w:b w:val="false"/>
+          <w:bCs w:val="false"/>
+          <w:u w:val="none"/>
+        </w:rPr>
+        <w:t xml:space="preserve">CHAR_MIN is defined as -128 and CHAR_MAX is defined as 127. The header file pretty much only contains definitions for min and max of each data type; no functions. </w:t>
+      </w:r>
+    </w:p>
+    <w:p>
+      <w:pPr>
+        <w:pStyle w:val="Normal"/>
+        <w:rPr>
+          <w:u w:val="none"/>
+        </w:rPr>
+      </w:pPr>
+      <w:r>
+        <w:rPr>
+          <w:rFonts w:cs="Calibri"/>
+          <w:b w:val="false"/>
+          <w:bCs w:val="false"/>
+          <w:u w:val="single"/>
+        </w:rPr>
+      </w:r>
+    </w:p>
+    <w:p>
+      <w:pPr>
+        <w:pStyle w:val="Normal"/>
+        <w:rPr>
+          <w:rFonts w:ascii="Calibri" w:hAnsi="Calibri" w:cs="Calibri"/>
+          <w:b w:val="false"/>
+          <w:b w:val="false"/>
+          <w:bCs w:val="false"/>
+          <w:u w:val="single"/>
+        </w:rPr>
+      </w:pPr>
+      <w:r>
+        <w:rPr>
+          <w:rFonts w:cs="Calibri"/>
+          <w:b w:val="false"/>
+          <w:bCs w:val="false"/>
+          <w:u w:val="single"/>
+        </w:rPr>
+        <w:t>stdlib.h</w:t>
+      </w:r>
+    </w:p>
+    <w:p>
+      <w:pPr>
+        <w:pStyle w:val="Normal"/>
+        <w:rPr>
+          <w:rFonts w:ascii="Calibri" w:hAnsi="Calibri" w:cs="Calibri"/>
+          <w:b w:val="false"/>
+          <w:b w:val="false"/>
+          <w:bCs w:val="false"/>
+          <w:u w:val="none"/>
+        </w:rPr>
+      </w:pPr>
+      <w:r>
+        <w:rPr>
+          <w:rFonts w:cs="Calibri"/>
+          <w:b w:val="false"/>
+          <w:bCs w:val="false"/>
+          <w:u w:val="none"/>
+        </w:rPr>
+        <w:tab/>
+      </w:r>
+      <w:r>
+        <w:rPr>
+          <w:rFonts w:eastAsia="Calibri" w:cs="Calibri" w:eastAsiaTheme="minorHAnsi"/>
+          <w:b w:val="false"/>
+          <w:bCs w:val="false"/>
+          <w:color w:val="auto"/>
+          <w:kern w:val="0"/>
+          <w:sz w:val="22"/>
+          <w:szCs w:val="22"/>
+          <w:u w:val="none"/>
+          <w:lang w:val="en-CA" w:eastAsia="en-US" w:bidi="ar-SA"/>
+        </w:rPr>
+        <w:t>stdlib.h</w:t>
+      </w:r>
+      <w:r>
+        <w:rPr>
+          <w:rFonts w:cs="Calibri"/>
+          <w:b w:val="false"/>
+          <w:bCs w:val="false"/>
+          <w:u w:val="none"/>
+        </w:rPr>
+        <w:t xml:space="preserve"> has many functions that are useful for us, but we will be going over the ato functions here. In stdlib.h there are a few functions that all begin with “ato” used to convert a string to another data type. For example, atol stands for “a to long” and atoi stands for “a to int”. Now, these can be very useful, but also mildly dangerous. Typically though, you are safe to use these, and they are much more convenient than creating your own function for casting a string to one of these data types. </w:t>
+      </w:r>
+    </w:p>
+    <w:p>
+      <w:pPr>
+        <w:pStyle w:val="Normal"/>
+        <w:rPr>
+          <w:rFonts w:ascii="Calibri" w:hAnsi="Calibri" w:cs="Calibri"/>
+        </w:rPr>
+      </w:pPr>
+      <w:r>
+        <w:rPr>
+          <w:rFonts w:cs="Calibri"/>
+        </w:rPr>
+      </w:r>
+    </w:p>
+    <w:p>
+      <w:pPr>
+        <w:pStyle w:val="Normal"/>
+        <w:rPr>
+          <w:rFonts w:ascii="Calibri" w:hAnsi="Calibri" w:cs="Calibri"/>
+          <w:b/>
+          <w:b/>
+          <w:bCs/>
+        </w:rPr>
+      </w:pPr>
+      <w:r>
+        <w:rPr>
+          <w:rFonts w:cs="Calibri"/>
+          <w:b/>
+          <w:bCs/>
+        </w:rPr>
+        <w:t>Preprocessors</w:t>
+      </w:r>
+    </w:p>
+    <w:p>
+      <w:pPr>
+        <w:pStyle w:val="Normal"/>
+        <w:rPr>
+          <w:rFonts w:ascii="Calibri" w:hAnsi="Calibri" w:cs="Calibri"/>
+        </w:rPr>
+      </w:pPr>
+      <w:r>
+        <w:rPr>
+          <w:rFonts w:cs="Calibri"/>
+        </w:rPr>
+      </w:r>
+    </w:p>
+    <w:p>
+      <w:pPr>
+        <w:pStyle w:val="Normal"/>
+        <w:ind w:firstLine="720"/>
+        <w:rPr>
+          <w:rFonts w:ascii="Calibri" w:hAnsi="Calibri" w:cs="Calibri"/>
+        </w:rPr>
+      </w:pPr>
+      <w:r>
+        <w:rPr>
+          <w:rFonts w:cs="Calibri"/>
+        </w:rPr>
+        <w:t>The C preprocessor (CPP) is not a part of the compiler, but rather a separate step in the compilation process. In simple terms, a C preprocessor is a text substitution tool which instructs the compiler to do required pre-processing before actual compilation. Preprocessor commands begin with # such as #define. Here is a list of each command:</w:t>
+      </w:r>
+    </w:p>
+    <w:p>
+      <w:pPr>
+        <w:pStyle w:val="Normal"/>
+        <w:rPr>
+          <w:rFonts w:ascii="Calibri" w:hAnsi="Calibri" w:cs="Calibri"/>
+        </w:rPr>
+      </w:pPr>
+      <w:r>
+        <w:rPr>
+          <w:rFonts w:cs="Calibri"/>
+        </w:rPr>
+      </w:r>
+    </w:p>
+    <w:p>
+      <w:pPr>
+        <w:pStyle w:val="Normal"/>
+        <w:rPr>
+          <w:rFonts w:ascii="Calibri" w:hAnsi="Calibri" w:cs="Calibri"/>
+        </w:rPr>
+      </w:pPr>
+      <w:r>
+        <w:rPr>
+          <w:rFonts w:cs="Calibri"/>
+        </w:rPr>
+        <w:t>#define: Substitutes a preprocessor macro</w:t>
+      </w:r>
+    </w:p>
+    <w:p>
+      <w:pPr>
+        <w:pStyle w:val="Normal"/>
+        <w:rPr>
+          <w:rFonts w:ascii="Calibri" w:hAnsi="Calibri" w:cs="Calibri"/>
+        </w:rPr>
+      </w:pPr>
+      <w:r>
+        <w:rPr>
+          <w:rFonts w:cs="Calibri"/>
+        </w:rPr>
+        <w:t>#include: Inserts a particular header from another file (a library).</w:t>
+      </w:r>
+    </w:p>
+    <w:p>
+      <w:pPr>
+        <w:pStyle w:val="Normal"/>
+        <w:rPr>
+          <w:rFonts w:ascii="Calibri" w:hAnsi="Calibri" w:cs="Calibri"/>
+        </w:rPr>
+      </w:pPr>
+      <w:r>
+        <w:rPr>
+          <w:rFonts w:cs="Calibri"/>
+        </w:rPr>
+        <w:t>#undef: Undefine a preprocessor macro.</w:t>
+      </w:r>
+    </w:p>
+    <w:p>
+      <w:pPr>
+        <w:pStyle w:val="Normal"/>
+        <w:rPr>
+          <w:rFonts w:ascii="Calibri" w:hAnsi="Calibri" w:cs="Calibri"/>
+        </w:rPr>
+      </w:pPr>
+      <w:r>
+        <w:rPr>
+          <w:rFonts w:cs="Calibri"/>
+        </w:rPr>
+        <w:t>#ifdef: Returns true if macro is defined.</w:t>
+      </w:r>
+    </w:p>
+    <w:p>
+      <w:pPr>
+        <w:pStyle w:val="Normal"/>
+        <w:rPr>
+          <w:rFonts w:ascii="Calibri" w:hAnsi="Calibri" w:cs="Calibri"/>
+        </w:rPr>
+      </w:pPr>
+      <w:r>
+        <w:rPr>
+          <w:rFonts w:cs="Calibri"/>
+        </w:rPr>
+        <w:t>#ifndef: Returns true if macro is undefined.</w:t>
+      </w:r>
+    </w:p>
+    <w:p>
+      <w:pPr>
+        <w:pStyle w:val="Normal"/>
+        <w:rPr>
+          <w:rFonts w:ascii="Calibri" w:hAnsi="Calibri" w:cs="Calibri"/>
+        </w:rPr>
+      </w:pPr>
+      <w:r>
+        <w:rPr>
+          <w:rFonts w:cs="Calibri"/>
+        </w:rPr>
+        <w:t>#if: Tests is a compile condition is true.</w:t>
+      </w:r>
+    </w:p>
+    <w:p>
+      <w:pPr>
+        <w:pStyle w:val="Normal"/>
+        <w:rPr>
+          <w:rFonts w:ascii="Calibri" w:hAnsi="Calibri" w:cs="Calibri"/>
+        </w:rPr>
+      </w:pPr>
+      <w:r>
+        <w:rPr>
+          <w:rFonts w:cs="Calibri"/>
+        </w:rPr>
+        <w:t>#else: The alternative for #if.</w:t>
+      </w:r>
+    </w:p>
+    <w:p>
+      <w:pPr>
+        <w:pStyle w:val="Normal"/>
+        <w:rPr>
+          <w:rFonts w:ascii="Calibri" w:hAnsi="Calibri" w:cs="Calibri"/>
+        </w:rPr>
+      </w:pPr>
+      <w:r>
+        <w:rPr>
+          <w:rFonts w:cs="Calibri"/>
+        </w:rPr>
+        <w:t>#elif: #else and #if in one statement.</w:t>
+      </w:r>
+    </w:p>
+    <w:p>
+      <w:pPr>
+        <w:pStyle w:val="Normal"/>
+        <w:rPr>
+          <w:rFonts w:ascii="Calibri" w:hAnsi="Calibri" w:cs="Calibri"/>
+        </w:rPr>
+      </w:pPr>
+      <w:r>
+        <w:rPr>
+          <w:rFonts w:cs="Calibri"/>
+        </w:rPr>
+        <w:t>#endif: Ends preprocessor conditional.</w:t>
+      </w:r>
+    </w:p>
+    <w:p>
+      <w:pPr>
+        <w:pStyle w:val="Normal"/>
+        <w:rPr>
+          <w:rFonts w:ascii="Calibri" w:hAnsi="Calibri" w:cs="Calibri"/>
+        </w:rPr>
+      </w:pPr>
+      <w:r>
+        <w:rPr>
+          <w:rFonts w:cs="Calibri"/>
+        </w:rPr>
+        <w:t>#error: Prints error message on stderr.</w:t>
+      </w:r>
+    </w:p>
+    <w:p>
+      <w:pPr>
+        <w:pStyle w:val="Normal"/>
+        <w:rPr>
+          <w:rFonts w:ascii="Calibri" w:hAnsi="Calibri" w:cs="Calibri"/>
+        </w:rPr>
+      </w:pPr>
+      <w:r>
+        <w:rPr>
+          <w:rFonts w:cs="Calibri"/>
+        </w:rPr>
+        <w:t>#pragma: Issues special commands to the compiler, using a standardized method.</w:t>
+      </w:r>
+    </w:p>
+    <w:p>
+      <w:pPr>
+        <w:pStyle w:val="Normal"/>
+        <w:rPr>
+          <w:rFonts w:ascii="Calibri" w:hAnsi="Calibri" w:cs="Calibri"/>
+        </w:rPr>
+      </w:pPr>
+      <w:r>
+        <w:rPr>
+          <w:rFonts w:cs="Calibri"/>
+        </w:rPr>
+      </w:r>
+    </w:p>
+    <w:p>
+      <w:pPr>
+        <w:pStyle w:val="Normal"/>
+        <w:rPr>
+          <w:b/>
+          <w:b/>
+          <w:bCs/>
+        </w:rPr>
+      </w:pPr>
+      <w:r>
+        <w:rPr>
+          <w:b/>
+          <w:bCs/>
+        </w:rPr>
+        <w:t>Pragma Once and Header Guards</w:t>
+      </w:r>
+    </w:p>
+    <w:p>
+      <w:pPr>
+        <w:pStyle w:val="Normal"/>
+        <w:rPr>
+          <w:b w:val="false"/>
+          <w:b w:val="false"/>
+          <w:bCs w:val="false"/>
+        </w:rPr>
+      </w:pPr>
+      <w:r>
+        <w:rPr>
+          <w:b w:val="false"/>
+          <w:bCs w:val="false"/>
+        </w:rPr>
+      </w:r>
+    </w:p>
+    <w:p>
+      <w:pPr>
+        <w:pStyle w:val="Normal"/>
+        <w:rPr>
+          <w:b/>
+          <w:b/>
+          <w:bCs/>
+        </w:rPr>
+      </w:pPr>
+      <w:r>
+        <w:rPr>
+          <w:b w:val="false"/>
+          <w:bCs w:val="false"/>
+        </w:rPr>
+        <w:tab/>
+        <w:t xml:space="preserve">When it comes to the #include directive, we need to be careful. Including external header files in your source file may lead to an unoptimized compiling phase. Due to the fact that external header files can include other header files, it is very possible; almost innevitable, that we may end up accidentally including a header file that is already being included within another header file that we’re including. In this scenario, the linker will actually include (copy) the header file into our source file multiple times. In this case, we can use a concept known as a header guard. It is really quite simple: </w:t>
+      </w:r>
+    </w:p>
+    <w:p>
+      <w:pPr>
+        <w:pStyle w:val="Normal"/>
+        <w:rPr>
+          <w:b w:val="false"/>
+          <w:b w:val="false"/>
+          <w:bCs w:val="false"/>
+        </w:rPr>
+      </w:pPr>
+      <w:r>
+        <w:rPr>
+          <w:b w:val="false"/>
+          <w:bCs w:val="false"/>
+        </w:rPr>
+      </w:r>
+    </w:p>
+    <w:p>
+      <w:pPr>
+        <w:pStyle w:val="Normal"/>
+        <w:rPr>
+          <w:b/>
+          <w:b/>
+          <w:bCs/>
+        </w:rPr>
+      </w:pPr>
+      <w:r>
+        <w:rPr>
+          <w:b w:val="false"/>
+          <w:bCs w:val="false"/>
+        </w:rPr>
+        <w:t xml:space="preserve">#ifndef </w:t>
+      </w:r>
+      <w:r>
+        <w:rPr>
+          <w:rFonts w:eastAsia="Calibri" w:cs="" w:cstheme="minorBidi" w:eastAsiaTheme="minorHAnsi"/>
+          <w:b w:val="false"/>
+          <w:bCs w:val="false"/>
+          <w:color w:val="auto"/>
+          <w:kern w:val="0"/>
+          <w:sz w:val="22"/>
+          <w:szCs w:val="22"/>
+          <w:lang w:val="en-CA" w:eastAsia="en-US" w:bidi="ar-SA"/>
+        </w:rPr>
+        <w:t>FILE_H</w:t>
+      </w:r>
+    </w:p>
+    <w:p>
+      <w:pPr>
+        <w:pStyle w:val="Normal"/>
+        <w:rPr>
+          <w:b/>
+          <w:b/>
+          <w:bCs/>
+        </w:rPr>
+      </w:pPr>
+      <w:r>
+        <w:rPr>
+          <w:b w:val="false"/>
+          <w:bCs w:val="false"/>
+        </w:rPr>
+        <w:t xml:space="preserve">#define </w:t>
+      </w:r>
+      <w:r>
+        <w:rPr>
+          <w:rFonts w:eastAsia="Calibri" w:cs="" w:cstheme="minorBidi" w:eastAsiaTheme="minorHAnsi"/>
+          <w:b w:val="false"/>
+          <w:bCs w:val="false"/>
+          <w:color w:val="auto"/>
+          <w:kern w:val="0"/>
+          <w:sz w:val="22"/>
+          <w:szCs w:val="22"/>
+          <w:lang w:val="en-CA" w:eastAsia="en-US" w:bidi="ar-SA"/>
+        </w:rPr>
+        <w:t>FILE_H</w:t>
+      </w:r>
+    </w:p>
+    <w:p>
+      <w:pPr>
+        <w:pStyle w:val="Normal"/>
+        <w:rPr>
+          <w:b/>
+          <w:b/>
+          <w:bCs/>
+        </w:rPr>
+      </w:pPr>
+      <w:r>
+        <w:rPr>
+          <w:rFonts w:eastAsia="Calibri" w:cs="" w:cstheme="minorBidi" w:eastAsiaTheme="minorHAnsi"/>
+          <w:b w:val="false"/>
+          <w:bCs w:val="false"/>
+          <w:color w:val="auto"/>
+          <w:kern w:val="0"/>
+          <w:sz w:val="22"/>
+          <w:szCs w:val="22"/>
+          <w:lang w:val="en-CA" w:eastAsia="en-US" w:bidi="ar-SA"/>
+        </w:rPr>
+        <w:t>{ HEADER FILE CODE }</w:t>
+      </w:r>
+    </w:p>
+    <w:p>
+      <w:pPr>
+        <w:pStyle w:val="Normal"/>
+        <w:rPr>
+          <w:b/>
+          <w:b/>
+          <w:bCs/>
+        </w:rPr>
+      </w:pPr>
+      <w:r>
+        <w:rPr>
+          <w:rFonts w:eastAsia="Calibri" w:cs="" w:cstheme="minorBidi" w:eastAsiaTheme="minorHAnsi"/>
+          <w:b w:val="false"/>
+          <w:bCs w:val="false"/>
+          <w:color w:val="auto"/>
+          <w:kern w:val="0"/>
+          <w:sz w:val="22"/>
+          <w:szCs w:val="22"/>
+          <w:lang w:val="en-CA" w:eastAsia="en-US" w:bidi="ar-SA"/>
+        </w:rPr>
+        <w:t>#endif</w:t>
+      </w:r>
+    </w:p>
+    <w:p>
+      <w:pPr>
+        <w:pStyle w:val="Normal"/>
+        <w:rPr>
+          <w:b w:val="false"/>
+          <w:b w:val="false"/>
+          <w:bCs w:val="false"/>
+        </w:rPr>
+      </w:pPr>
+      <w:r>
+        <w:rPr>
+          <w:b w:val="false"/>
+          <w:bCs w:val="false"/>
+        </w:rPr>
+      </w:r>
+    </w:p>
+    <w:p>
+      <w:pPr>
+        <w:pStyle w:val="Normal"/>
+        <w:rPr>
+          <w:b/>
+          <w:b/>
+          <w:bCs/>
+        </w:rPr>
+      </w:pPr>
+      <w:r>
+        <w:rPr>
+          <w:rFonts w:eastAsia="Calibri" w:cs="" w:cstheme="minorBidi" w:eastAsiaTheme="minorHAnsi"/>
+          <w:b w:val="false"/>
+          <w:bCs w:val="false"/>
+          <w:color w:val="auto"/>
+          <w:kern w:val="0"/>
+          <w:sz w:val="22"/>
+          <w:szCs w:val="22"/>
+          <w:lang w:val="en-CA" w:eastAsia="en-US" w:bidi="ar-SA"/>
+        </w:rPr>
+        <w:t>The #ifndef directive checks if a macro called FILE_H exists or not. If not it defines FILE_H as every line of code that proceeds it until the #endif directive. In other words, FILE_H will be expanded into the entirety of the header file definitions.</w:t>
+      </w:r>
+      <w:r>
+        <w:rPr>
+          <w:b w:val="false"/>
+          <w:bCs w:val="false"/>
+        </w:rPr>
+        <w:t xml:space="preserve"> The next time that header.h tries to get included in a source file, it will skip over the guard since FILE_H will already have been defined. This can be effectively replaced by #pragma once in later iterations of C. They are the exact same thing. The only thing is that older versions of C may not understand #pragma once, so it is usually a good idea to include both one after the other. Eg.</w:t>
+      </w:r>
+    </w:p>
+    <w:p>
+      <w:pPr>
+        <w:pStyle w:val="Normal"/>
+        <w:rPr>
+          <w:b w:val="false"/>
+          <w:b w:val="false"/>
+          <w:bCs w:val="false"/>
+        </w:rPr>
+      </w:pPr>
+      <w:r>
+        <w:rPr>
+          <w:b w:val="false"/>
+          <w:bCs w:val="false"/>
+        </w:rPr>
+      </w:r>
+    </w:p>
+    <w:p>
+      <w:pPr>
+        <w:pStyle w:val="Normal"/>
+        <w:rPr>
+          <w:b/>
+          <w:b/>
+          <w:bCs/>
+        </w:rPr>
+      </w:pPr>
+      <w:r>
+        <w:rPr>
+          <w:b w:val="false"/>
+          <w:bCs w:val="false"/>
+        </w:rPr>
+        <w:t>/* Understood by modern C */</w:t>
+      </w:r>
+    </w:p>
+    <w:p>
+      <w:pPr>
+        <w:pStyle w:val="Normal"/>
+        <w:rPr>
+          <w:b/>
+          <w:b/>
+          <w:bCs/>
+        </w:rPr>
+      </w:pPr>
+      <w:r>
+        <w:rPr>
+          <w:b w:val="false"/>
+          <w:bCs w:val="false"/>
+        </w:rPr>
+        <w:t>#pragma once</w:t>
+      </w:r>
+    </w:p>
+    <w:p>
+      <w:pPr>
+        <w:pStyle w:val="Normal"/>
+        <w:rPr>
+          <w:b/>
+          <w:b/>
+          <w:bCs/>
+        </w:rPr>
+      </w:pPr>
+      <w:r>
+        <w:rPr>
+          <w:b w:val="false"/>
+          <w:bCs w:val="false"/>
+        </w:rPr>
+        <w:t>/* For older versions of C */</w:t>
+      </w:r>
+    </w:p>
+    <w:p>
+      <w:pPr>
+        <w:pStyle w:val="Normal"/>
+        <w:rPr>
+          <w:b/>
+          <w:b/>
+          <w:bCs/>
+        </w:rPr>
+      </w:pPr>
+      <w:r>
+        <w:rPr>
+          <w:b w:val="false"/>
+          <w:bCs w:val="false"/>
+        </w:rPr>
+        <w:t xml:space="preserve">#ifndef </w:t>
+      </w:r>
+      <w:r>
+        <w:rPr>
+          <w:rFonts w:eastAsia="Calibri" w:cs="" w:cstheme="minorBidi" w:eastAsiaTheme="minorHAnsi"/>
+          <w:b w:val="false"/>
+          <w:bCs w:val="false"/>
+          <w:color w:val="auto"/>
+          <w:kern w:val="0"/>
+          <w:sz w:val="22"/>
+          <w:szCs w:val="22"/>
+          <w:lang w:val="en-CA" w:eastAsia="en-US" w:bidi="ar-SA"/>
+        </w:rPr>
+        <w:t>FILE_H</w:t>
+      </w:r>
+    </w:p>
+    <w:p>
+      <w:pPr>
+        <w:pStyle w:val="Normal"/>
+        <w:rPr>
+          <w:rFonts w:ascii="Calibri" w:hAnsi="Calibri" w:cs="Calibri"/>
+        </w:rPr>
+      </w:pPr>
+      <w:r>
+        <w:rPr>
+          <w:rFonts w:cs="Calibri"/>
+        </w:rPr>
+        <w:t>#define FILE_H</w:t>
+      </w:r>
+    </w:p>
+    <w:p>
+      <w:pPr>
+        <w:pStyle w:val="Normal"/>
+        <w:rPr>
+          <w:rFonts w:ascii="Calibri" w:hAnsi="Calibri" w:cs="Calibri"/>
+        </w:rPr>
+      </w:pPr>
+      <w:r>
+        <w:rPr>
+          <w:rFonts w:cs="Calibri"/>
+        </w:rPr>
+        <w:t>{ HEADER FILE CODE }</w:t>
+      </w:r>
+    </w:p>
+    <w:p>
+      <w:pPr>
+        <w:pStyle w:val="Normal"/>
+        <w:rPr>
+          <w:rFonts w:ascii="Calibri" w:hAnsi="Calibri" w:cs="Calibri"/>
+        </w:rPr>
+      </w:pPr>
+      <w:r>
+        <w:rPr>
+          <w:rFonts w:cs="Calibri"/>
+        </w:rPr>
+        <w:t>#endif</w:t>
       </w:r>
     </w:p>
     <w:p>
@@ -15277,22 +18004,53 @@
         <w:rPr>
           <w:rFonts w:cs="Calibri"/>
         </w:rPr>
-        <w:t>//Future referrence: This section is mal-informed. Needs to be revised.</w:t>
-      </w:r>
-    </w:p>
-    <w:p>
-      <w:pPr>
-        <w:pStyle w:val="Normal"/>
-        <w:rPr>
-          <w:rFonts w:ascii="Calibri" w:hAnsi="Calibri" w:cs="Calibri"/>
-        </w:rPr>
-      </w:pPr>
-      <w:r>
-        <w:rPr>
-          <w:rFonts w:cs="Calibri"/>
-        </w:rPr>
         <w:tab/>
-        <w:t>Of course, we’ve already briefly gone over the compilation process, and I’m sure you are familiar with the GCC, GDB, and creation of basic object files. That being said, compilers are extremely complex, and have a lot more happening under the hood than you might presume. As I will have an entire guide on compilers, I simply want to explain the basic process and purpose of a compiler. The first thing that I suppose you should be aware of is that compilers typically go through a phase known as optimization. If you were to reverse engineer some code, a game let’s say, you would find that it is not 1:1 with the original code. The compiler is smart enough to spot areas that can be simplified. The compilation process as a whole consists of pre-processing, compiling, assembly, and linking. We discussed pre-processing; this is where macros and #include files are processed. The compilation phase takes the output of the preprocessor, along with the source code and generates assembler source code ie. assembly language code. Assembly is the third stage, and you should be familiar with it if you have ever assembled assembly language code. Once assembled, we now have our object file. Object files actually have various formats that can be used. Here is a list:</w:t>
+        <w:t xml:space="preserve">Of course, we’ve already briefly gone over the compilation process, and I’m sure you are familiar with the GCC, GDB, and creation of basic object files. That being said, compilers are extremely complex, and have a lot more happening under the hood than you might presume. As I will have an entire guide on compilers, I simply want to explain the basic process and purpose of a compiler. The first thing that I suppose you should be aware of is that compilers typically go through a phase known as optimization. If you were to reverse engineer some code, a game let’s say, you would find that it is not 1:1 with the original code. The compiler is smart enough to spot areas that can be simplified and will optimize the intermediary assembly code, resulting in </w:t>
+      </w:r>
+      <w:r>
+        <w:rPr>
+          <w:rFonts w:eastAsia="Calibri" w:cs="Calibri" w:eastAsiaTheme="minorHAnsi"/>
+          <w:color w:val="auto"/>
+          <w:kern w:val="0"/>
+          <w:sz w:val="22"/>
+          <w:szCs w:val="22"/>
+          <w:lang w:val="en-CA" w:eastAsia="en-US" w:bidi="ar-SA"/>
+        </w:rPr>
+        <w:t>a different binary output</w:t>
+      </w:r>
+      <w:r>
+        <w:rPr>
+          <w:rFonts w:cs="Calibri"/>
+        </w:rPr>
+        <w:t xml:space="preserve"> than if it had not been optimized. The compilation process as a whole consists of pre-processing, compiling, assembly, and linking. We discussed pre-processing; this is where macros and </w:t>
+      </w:r>
+      <w:r>
+        <w:rPr>
+          <w:rFonts w:eastAsia="Calibri" w:cs="Calibri" w:eastAsiaTheme="minorHAnsi"/>
+          <w:color w:val="auto"/>
+          <w:kern w:val="0"/>
+          <w:sz w:val="22"/>
+          <w:szCs w:val="22"/>
+          <w:lang w:val="en-CA" w:eastAsia="en-US" w:bidi="ar-SA"/>
+        </w:rPr>
+        <w:t>preprocessor directives</w:t>
+      </w:r>
+      <w:r>
+        <w:rPr>
+          <w:rFonts w:cs="Calibri"/>
+        </w:rPr>
+        <w:t xml:space="preserve"> are processed. The compilation phase takes the output of the preprocessor, along with the source code and generates some intermediary assembly language code. </w:t>
+      </w:r>
+      <w:r>
+        <w:rPr>
+          <w:rFonts w:eastAsia="Calibri" w:cs="Calibri" w:eastAsiaTheme="minorHAnsi"/>
+          <w:color w:val="auto"/>
+          <w:kern w:val="0"/>
+          <w:sz w:val="22"/>
+          <w:szCs w:val="22"/>
+          <w:lang w:val="en-CA" w:eastAsia="en-US" w:bidi="ar-SA"/>
+        </w:rPr>
+        <w:t>Note that I say intermediary assembly code... Not all compilers generate assembly code; however all C compilers do. Once the assembly code is generated, it gets assembled by an assembler into an object file which is essentially just machine code that has global symbols which can be recognized by the linker. The following are object file types:</w:t>
       </w:r>
     </w:p>
     <w:p>
@@ -15354,8 +18112,7 @@
         <w:rPr>
           <w:rFonts w:cs="Calibri"/>
         </w:rPr>
-        <w:t>The final and most notable step is the linking process. We use a program called a linker (often built into the compiler) to link libraries. If you have been practicing some C code, you may have came across a header file that you had to include which wasn’t part of glibc/libc such as math.h. Not only do you have to use the #include directive to include it the header in the preprocessor phase, the GCC also requires that you link the library with the -l option eg. gcc file.c -o file -lm so that it knows where to locate math.h. But have you ever wondered why we don’t need to link functions within glibc/libc? Well, I’m sure if you took a few seconds to think about it, you’d come to the conclusion that the compiler links them by default. And you would be correct in assuming this. Because GCC knows that essentially all computers have libc installed, and that the programmer will need access to it’s basic functions, it is linked by default. This is not the case for other libraries however, meaning we have to link them so that the compiler is able to find the actual functions. There is an option to run your program without libc too, if you are writing a program where every last byte is crucial. The option flags for this are -nostdlib -m32. Just note that linking is sometimes done differently on an OS like Windows, as Windows tends to use dynamically linked libraries (.dll files) often, which have a unique process.</w:t>
-        <w:tab/>
+        <w:t xml:space="preserve">The final and most notable step is the linking process. We use a program called a linker (often built into the compiler) to link libraries. If you have been practicing some C code, you may have included a header file such as math.h in your code and run to an issue during the linking phase of the compiler. Math.h is part of the libc library (or glibc if you’re using Linux) so it seems strange that we need to link it, but we don’t have to link stdio.h or stdlib.h. Well, this gets rather complicated, but essentially, the compiler links stdio.h and stdlib.h by default, as if there were an invisible flag each time you compile ie. -lc is always set by default. GCC is able to avoid linking these libraries using the -nostdlib and -nodefaultlibs compile flags. Now back to math.h; some of the functions within it rely on libm.a/so (.a is for static linking and .so is dynamic but this is not important for our sake. They are the same library at the end of the day) and libm is not linked by default by the compiler. Therefore, -lm will link libm which math.h depends on. Remember that libraries in C are really just a collection of header files and object files so linking a library really just tells the linker to combine all of that libraries object files/header files with the ones you’re explicitely compiling. </w:t>
       </w:r>
     </w:p>
     <w:p>
@@ -17022,7 +19779,7 @@
         <w:docPartGallery w:val="Page Numbers (Top of Page)"/>
         <w:docPartUnique w:val="true"/>
       </w:docPartObj>
-      <w:id w:val="927375760"/>
+      <w:id w:val="561370237"/>
     </w:sdtPr>
     <w:sdtContent>
       <w:p>
@@ -17045,7 +19802,7 @@
         </w:r>
         <w:r>
           <w:rPr/>
-          <w:t>57</w:t>
+          <w:t>62</w:t>
         </w:r>
         <w:r>
           <w:rPr/>
@@ -17074,7 +19831,7 @@
         <w:docPartGallery w:val="Page Numbers (Top of Page)"/>
         <w:docPartUnique w:val="true"/>
       </w:docPartObj>
-      <w:id w:val="653294258"/>
+      <w:id w:val="314396008"/>
     </w:sdtPr>
     <w:sdtContent>
       <w:p>
@@ -17097,7 +19854,7 @@
         </w:r>
         <w:r>
           <w:rPr/>
-          <w:t>57</w:t>
+          <w:t>62</w:t>
         </w:r>
         <w:r>
           <w:rPr/>
